--- a/HelpResourcesSources/TechnicalNotes/Technical Notes on FLEx Text Interlinear.docx
+++ b/HelpResourcesSources/TechnicalNotes/Technical Notes on FLEx Text Interlinear.docx
@@ -6,7 +6,7 @@
       <w:pPr>
         <w:pStyle w:val="Title"/>
       </w:pPr>
-      <w:bookmarkStart w:id="0" w:name="_Toc206426527"/>
+      <w:bookmarkStart w:id="0" w:name="_Toc207187667"/>
       <w:r>
         <w:t>Technical Notes on FLEx Text Interlinear</w:t>
       </w:r>
@@ -20,10 +20,10 @@
         <w:t xml:space="preserve">August </w:t>
       </w:r>
       <w:r>
-        <w:t>1</w:t>
-      </w:r>
-      <w:r>
-        <w:t>8</w:t>
+        <w:t>2</w:t>
+      </w:r>
+      <w:r>
+        <w:t>7</w:t>
       </w:r>
       <w:r>
         <w:t>, 2025</w:t>
@@ -67,7 +67,7 @@
           <w:lang w:eastAsia="en-US"/>
         </w:rPr>
       </w:pPr>
-      <w:hyperlink w:anchor="_Toc206426527" w:history="1">
+      <w:hyperlink w:anchor="_Toc207187667" w:history="1">
         <w:r>
           <w:rPr>
             <w:rStyle w:val="Hyperlink"/>
@@ -94,7 +94,7 @@
             <w:noProof/>
             <w:webHidden/>
           </w:rPr>
-          <w:instrText xml:space="preserve"> PAGEREF _Toc206426527 \h </w:instrText>
+          <w:instrText xml:space="preserve"> PAGEREF _Toc207187667 \h </w:instrText>
         </w:r>
         <w:r>
           <w:rPr>
@@ -140,7 +140,7 @@
           <w:lang w:eastAsia="en-US"/>
         </w:rPr>
       </w:pPr>
-      <w:hyperlink w:anchor="_Toc206426528" w:history="1">
+      <w:hyperlink w:anchor="_Toc207187668" w:history="1">
         <w:r>
           <w:rPr>
             <w:rStyle w:val="Hyperlink"/>
@@ -165,6 +165,8 @@
           </w:rPr>
           <w:t>Introduction</w:t>
         </w:r>
+        <w:bookmarkStart w:id="1" w:name="_GoBack"/>
+        <w:bookmarkEnd w:id="1"/>
         <w:r>
           <w:rPr>
             <w:noProof/>
@@ -184,7 +186,7 @@
             <w:noProof/>
             <w:webHidden/>
           </w:rPr>
-          <w:instrText xml:space="preserve"> PAGEREF _Toc206426528 \h </w:instrText>
+          <w:instrText xml:space="preserve"> PAGEREF _Toc207187668 \h </w:instrText>
         </w:r>
         <w:r>
           <w:rPr>
@@ -230,7 +232,7 @@
           <w:lang w:eastAsia="en-US"/>
         </w:rPr>
       </w:pPr>
-      <w:hyperlink w:anchor="_Toc206426529" w:history="1">
+      <w:hyperlink w:anchor="_Toc207187669" w:history="1">
         <w:r>
           <w:rPr>
             <w:rStyle w:val="Hyperlink"/>
@@ -274,7 +276,7 @@
             <w:noProof/>
             <w:webHidden/>
           </w:rPr>
-          <w:instrText xml:space="preserve"> PAGEREF _Toc206426529 \h </w:instrText>
+          <w:instrText xml:space="preserve"> PAGEREF _Toc207187669 \h </w:instrText>
         </w:r>
         <w:r>
           <w:rPr>
@@ -319,7 +321,7 @@
           <w:szCs w:val="22"/>
         </w:rPr>
       </w:pPr>
-      <w:hyperlink w:anchor="_Toc206426530" w:history="1">
+      <w:hyperlink w:anchor="_Toc207187670" w:history="1">
         <w:r>
           <w:rPr>
             <w:rStyle w:val="Hyperlink"/>
@@ -343,8 +345,6 @@
           </w:rPr>
           <w:t>Flextext file</w:t>
         </w:r>
-        <w:bookmarkStart w:id="1" w:name="_GoBack"/>
-        <w:bookmarkEnd w:id="1"/>
         <w:r>
           <w:rPr>
             <w:noProof/>
@@ -364,7 +364,7 @@
             <w:noProof/>
             <w:webHidden/>
           </w:rPr>
-          <w:instrText xml:space="preserve"> PAGEREF _Toc206426530 \h </w:instrText>
+          <w:instrText xml:space="preserve"> PAGEREF _Toc207187670 \h </w:instrText>
         </w:r>
         <w:r>
           <w:rPr>
@@ -409,7 +409,7 @@
           <w:szCs w:val="22"/>
         </w:rPr>
       </w:pPr>
-      <w:hyperlink w:anchor="_Toc206426531" w:history="1">
+      <w:hyperlink w:anchor="_Toc207187671" w:history="1">
         <w:r>
           <w:rPr>
             <w:rStyle w:val="Hyperlink"/>
@@ -452,7 +452,7 @@
             <w:noProof/>
             <w:webHidden/>
           </w:rPr>
-          <w:instrText xml:space="preserve"> PAGEREF _Toc206426531 \h </w:instrText>
+          <w:instrText xml:space="preserve"> PAGEREF _Toc207187671 \h </w:instrText>
         </w:r>
         <w:r>
           <w:rPr>
@@ -497,7 +497,7 @@
           <w:szCs w:val="22"/>
         </w:rPr>
       </w:pPr>
-      <w:hyperlink w:anchor="_Toc206426532" w:history="1">
+      <w:hyperlink w:anchor="_Toc207187672" w:history="1">
         <w:r>
           <w:rPr>
             <w:rStyle w:val="Hyperlink"/>
@@ -540,7 +540,7 @@
             <w:noProof/>
             <w:webHidden/>
           </w:rPr>
-          <w:instrText xml:space="preserve"> PAGEREF _Toc206426532 \h </w:instrText>
+          <w:instrText xml:space="preserve"> PAGEREF _Toc207187672 \h </w:instrText>
         </w:r>
         <w:r>
           <w:rPr>
@@ -585,7 +585,7 @@
           <w:szCs w:val="22"/>
         </w:rPr>
       </w:pPr>
-      <w:hyperlink w:anchor="_Toc206426533" w:history="1">
+      <w:hyperlink w:anchor="_Toc207187673" w:history="1">
         <w:r>
           <w:rPr>
             <w:rStyle w:val="Hyperlink"/>
@@ -628,7 +628,7 @@
             <w:noProof/>
             <w:webHidden/>
           </w:rPr>
-          <w:instrText xml:space="preserve"> PAGEREF _Toc206426533 \h </w:instrText>
+          <w:instrText xml:space="preserve"> PAGEREF _Toc207187673 \h </w:instrText>
         </w:r>
         <w:r>
           <w:rPr>
@@ -673,7 +673,7 @@
           <w:szCs w:val="22"/>
         </w:rPr>
       </w:pPr>
-      <w:hyperlink w:anchor="_Toc206426534" w:history="1">
+      <w:hyperlink w:anchor="_Toc207187674" w:history="1">
         <w:r>
           <w:rPr>
             <w:rStyle w:val="Hyperlink"/>
@@ -716,7 +716,7 @@
             <w:noProof/>
             <w:webHidden/>
           </w:rPr>
-          <w:instrText xml:space="preserve"> PAGEREF _Toc206426534 \h </w:instrText>
+          <w:instrText xml:space="preserve"> PAGEREF _Toc207187674 \h </w:instrText>
         </w:r>
         <w:r>
           <w:rPr>
@@ -761,7 +761,7 @@
           <w:szCs w:val="22"/>
         </w:rPr>
       </w:pPr>
-      <w:hyperlink w:anchor="_Toc206426535" w:history="1">
+      <w:hyperlink w:anchor="_Toc207187675" w:history="1">
         <w:r>
           <w:rPr>
             <w:rStyle w:val="Hyperlink"/>
@@ -804,7 +804,7 @@
             <w:noProof/>
             <w:webHidden/>
           </w:rPr>
-          <w:instrText xml:space="preserve"> PAGEREF _Toc206426535 \h </w:instrText>
+          <w:instrText xml:space="preserve"> PAGEREF _Toc207187675 \h </w:instrText>
         </w:r>
         <w:r>
           <w:rPr>
@@ -824,7 +824,7 @@
             <w:noProof/>
             <w:webHidden/>
           </w:rPr>
-          <w:t>6</w:t>
+          <w:t>7</w:t>
         </w:r>
         <w:r>
           <w:rPr>
@@ -850,7 +850,7 @@
           <w:lang w:eastAsia="en-US"/>
         </w:rPr>
       </w:pPr>
-      <w:hyperlink w:anchor="_Toc206426536" w:history="1">
+      <w:hyperlink w:anchor="_Toc207187676" w:history="1">
         <w:r>
           <w:rPr>
             <w:rStyle w:val="Hyperlink"/>
@@ -894,7 +894,7 @@
             <w:noProof/>
             <w:webHidden/>
           </w:rPr>
-          <w:instrText xml:space="preserve"> PAGEREF _Toc206426536 \h </w:instrText>
+          <w:instrText xml:space="preserve"> PAGEREF _Toc207187676 \h </w:instrText>
         </w:r>
         <w:r>
           <w:rPr>
@@ -940,7 +940,7 @@
           <w:lang w:eastAsia="en-US"/>
         </w:rPr>
       </w:pPr>
-      <w:hyperlink w:anchor="_Toc206426537" w:history="1">
+      <w:hyperlink w:anchor="_Toc207187677" w:history="1">
         <w:r>
           <w:rPr>
             <w:rStyle w:val="Hyperlink"/>
@@ -984,7 +984,7 @@
             <w:noProof/>
             <w:webHidden/>
           </w:rPr>
-          <w:instrText xml:space="preserve"> PAGEREF _Toc206426537 \h </w:instrText>
+          <w:instrText xml:space="preserve"> PAGEREF _Toc207187677 \h </w:instrText>
         </w:r>
         <w:r>
           <w:rPr>
@@ -1030,7 +1030,7 @@
           <w:lang w:eastAsia="en-US"/>
         </w:rPr>
       </w:pPr>
-      <w:hyperlink w:anchor="_Toc206426538" w:history="1">
+      <w:hyperlink w:anchor="_Toc207187678" w:history="1">
         <w:r>
           <w:rPr>
             <w:rStyle w:val="Hyperlink"/>
@@ -1074,7 +1074,7 @@
             <w:noProof/>
             <w:webHidden/>
           </w:rPr>
-          <w:instrText xml:space="preserve"> PAGEREF _Toc206426538 \h </w:instrText>
+          <w:instrText xml:space="preserve"> PAGEREF _Toc207187678 \h </w:instrText>
         </w:r>
         <w:r>
           <w:rPr>
@@ -1119,7 +1119,7 @@
           <w:szCs w:val="22"/>
         </w:rPr>
       </w:pPr>
-      <w:hyperlink w:anchor="_Toc206426539" w:history="1">
+      <w:hyperlink w:anchor="_Toc207187679" w:history="1">
         <w:r>
           <w:rPr>
             <w:rStyle w:val="Hyperlink"/>
@@ -1141,7 +1141,7 @@
             <w:rStyle w:val="Hyperlink"/>
             <w:noProof/>
           </w:rPr>
-          <w:t>Create a new text from flextext</w:t>
+          <w:t>Merge flextext into existing text</w:t>
         </w:r>
         <w:r>
           <w:rPr>
@@ -1162,7 +1162,7 @@
             <w:noProof/>
             <w:webHidden/>
           </w:rPr>
-          <w:instrText xml:space="preserve"> PAGEREF _Toc206426539 \h </w:instrText>
+          <w:instrText xml:space="preserve"> PAGEREF _Toc207187679 \h </w:instrText>
         </w:r>
         <w:r>
           <w:rPr>
@@ -1207,7 +1207,7 @@
           <w:szCs w:val="22"/>
         </w:rPr>
       </w:pPr>
-      <w:hyperlink w:anchor="_Toc206426540" w:history="1">
+      <w:hyperlink w:anchor="_Toc207187680" w:history="1">
         <w:r>
           <w:rPr>
             <w:rStyle w:val="Hyperlink"/>
@@ -1229,7 +1229,7 @@
             <w:rStyle w:val="Hyperlink"/>
             <w:noProof/>
           </w:rPr>
-          <w:t>Merge flextext into existing text</w:t>
+          <w:t>Create a new text from flextext</w:t>
         </w:r>
         <w:r>
           <w:rPr>
@@ -1250,7 +1250,7 @@
             <w:noProof/>
             <w:webHidden/>
           </w:rPr>
-          <w:instrText xml:space="preserve"> PAGEREF _Toc206426540 \h </w:instrText>
+          <w:instrText xml:space="preserve"> PAGEREF _Toc207187680 \h </w:instrText>
         </w:r>
         <w:r>
           <w:rPr>
@@ -1270,7 +1270,7 @@
             <w:noProof/>
             <w:webHidden/>
           </w:rPr>
-          <w:t>9</w:t>
+          <w:t>10</w:t>
         </w:r>
         <w:r>
           <w:rPr>
@@ -1296,7 +1296,7 @@
           <w:lang w:eastAsia="en-US"/>
         </w:rPr>
       </w:pPr>
-      <w:hyperlink w:anchor="_Toc206426541" w:history="1">
+      <w:hyperlink w:anchor="_Toc207187681" w:history="1">
         <w:r>
           <w:rPr>
             <w:rStyle w:val="Hyperlink"/>
@@ -1340,7 +1340,7 @@
             <w:noProof/>
             <w:webHidden/>
           </w:rPr>
-          <w:instrText xml:space="preserve"> PAGEREF _Toc206426541 \h </w:instrText>
+          <w:instrText xml:space="preserve"> PAGEREF _Toc207187681 \h </w:instrText>
         </w:r>
         <w:r>
           <w:rPr>
@@ -1360,7 +1360,7 @@
             <w:noProof/>
             <w:webHidden/>
           </w:rPr>
-          <w:t>10</w:t>
+          <w:t>12</w:t>
         </w:r>
         <w:r>
           <w:rPr>
@@ -1385,7 +1385,7 @@
           <w:szCs w:val="22"/>
         </w:rPr>
       </w:pPr>
-      <w:hyperlink w:anchor="_Toc206426542" w:history="1">
+      <w:hyperlink w:anchor="_Toc207187682" w:history="1">
         <w:r>
           <w:rPr>
             <w:rStyle w:val="Hyperlink"/>
@@ -1428,7 +1428,7 @@
             <w:noProof/>
             <w:webHidden/>
           </w:rPr>
-          <w:instrText xml:space="preserve"> PAGEREF _Toc206426542 \h </w:instrText>
+          <w:instrText xml:space="preserve"> PAGEREF _Toc207187682 \h </w:instrText>
         </w:r>
         <w:r>
           <w:rPr>
@@ -1448,7 +1448,7 @@
             <w:noProof/>
             <w:webHidden/>
           </w:rPr>
-          <w:t>10</w:t>
+          <w:t>12</w:t>
         </w:r>
         <w:r>
           <w:rPr>
@@ -1473,7 +1473,7 @@
           <w:szCs w:val="22"/>
         </w:rPr>
       </w:pPr>
-      <w:hyperlink w:anchor="_Toc206426543" w:history="1">
+      <w:hyperlink w:anchor="_Toc207187683" w:history="1">
         <w:r>
           <w:rPr>
             <w:rStyle w:val="Hyperlink"/>
@@ -1516,7 +1516,7 @@
             <w:noProof/>
             <w:webHidden/>
           </w:rPr>
-          <w:instrText xml:space="preserve"> PAGEREF _Toc206426543 \h </w:instrText>
+          <w:instrText xml:space="preserve"> PAGEREF _Toc207187683 \h </w:instrText>
         </w:r>
         <w:r>
           <w:rPr>
@@ -1536,7 +1536,7 @@
             <w:noProof/>
             <w:webHidden/>
           </w:rPr>
-          <w:t>12</w:t>
+          <w:t>14</w:t>
         </w:r>
         <w:r>
           <w:rPr>
@@ -1561,7 +1561,7 @@
           <w:szCs w:val="22"/>
         </w:rPr>
       </w:pPr>
-      <w:hyperlink w:anchor="_Toc206426544" w:history="1">
+      <w:hyperlink w:anchor="_Toc207187684" w:history="1">
         <w:r>
           <w:rPr>
             <w:rStyle w:val="Hyperlink"/>
@@ -1604,7 +1604,7 @@
             <w:noProof/>
             <w:webHidden/>
           </w:rPr>
-          <w:instrText xml:space="preserve"> PAGEREF _Toc206426544 \h </w:instrText>
+          <w:instrText xml:space="preserve"> PAGEREF _Toc207187684 \h </w:instrText>
         </w:r>
         <w:r>
           <w:rPr>
@@ -1624,7 +1624,7 @@
             <w:noProof/>
             <w:webHidden/>
           </w:rPr>
-          <w:t>13</w:t>
+          <w:t>15</w:t>
         </w:r>
         <w:r>
           <w:rPr>
@@ -1650,7 +1650,7 @@
           <w:lang w:eastAsia="en-US"/>
         </w:rPr>
       </w:pPr>
-      <w:hyperlink w:anchor="_Toc206426545" w:history="1">
+      <w:hyperlink w:anchor="_Toc207187685" w:history="1">
         <w:r>
           <w:rPr>
             <w:rStyle w:val="Hyperlink"/>
@@ -1694,7 +1694,7 @@
             <w:noProof/>
             <w:webHidden/>
           </w:rPr>
-          <w:instrText xml:space="preserve"> PAGEREF _Toc206426545 \h </w:instrText>
+          <w:instrText xml:space="preserve"> PAGEREF _Toc207187685 \h </w:instrText>
         </w:r>
         <w:r>
           <w:rPr>
@@ -1714,7 +1714,7 @@
             <w:noProof/>
             <w:webHidden/>
           </w:rPr>
-          <w:t>14</w:t>
+          <w:t>16</w:t>
         </w:r>
         <w:r>
           <w:rPr>
@@ -1732,7 +1732,7 @@
       <w:r>
         <w:fldChar w:fldCharType="end"/>
       </w:r>
-      <w:bookmarkStart w:id="2" w:name="_Toc206426528"/>
+      <w:bookmarkStart w:id="2" w:name="_Toc207187668"/>
       <w:r>
         <w:t>Introduction</w:t>
       </w:r>
@@ -1832,14 +1832,20 @@
         <w:t xml:space="preserve"> that is included in the flextext file. Before exporting, make sure you have your interlinear text displaying the fields and writing systems you want to include in the flextext file. When importing flextext data to FLEx, it will import the data in the flextext file, but will only display data that is currently set in Interlinear Configuration.</w:t>
       </w:r>
       <w:r>
-        <w:t xml:space="preserve"> When importing a flextext file, make sure you project has the writing systems used in the flextext file.</w:t>
+        <w:t xml:space="preserve"> When importing a flextext file, make sure you</w:t>
+      </w:r>
+      <w:r>
+        <w:t>r</w:t>
+      </w:r>
+      <w:r>
+        <w:t xml:space="preserve"> project has the writing systems used in the flextext file.</w:t>
       </w:r>
     </w:p>
     <w:p>
       <w:pPr>
         <w:pStyle w:val="Heading1"/>
       </w:pPr>
-      <w:bookmarkStart w:id="3" w:name="_Toc206426529"/>
+      <w:bookmarkStart w:id="3" w:name="_Toc207187669"/>
       <w:r>
         <w:lastRenderedPageBreak/>
         <w:t>Flextext file structure</w:t>
@@ -1900,7 +1906,7 @@
       <w:pPr>
         <w:pStyle w:val="Heading2"/>
       </w:pPr>
-      <w:bookmarkStart w:id="4" w:name="_Toc206426530"/>
+      <w:bookmarkStart w:id="4" w:name="_Toc207187670"/>
       <w:r>
         <w:t>Flextext file</w:t>
       </w:r>
@@ -1966,14 +1972,20 @@
         <w:t>+</w:t>
       </w:r>
       <w:r>
-        <w:t>FEFF BYTE ORDER MARK character at the beginning. There is one document element with an optional version attribute. A flextext file may contain multiple interlinear-text elements. Each of these elements represents one interlinear Text object in FLEx.</w:t>
+        <w:t>FEFF BYTE ORDER MARK character at the beginning. There is one document element with an optional version attribute</w:t>
+      </w:r>
+      <w:r>
+        <w:t xml:space="preserve"> which is currently 2 In FLEx 9.2.11</w:t>
+      </w:r>
+      <w:r>
+        <w:t>. A flextext file may contain multiple interlinear-text elements. Each of these elements represents one interlinear Text object in FLEx.</w:t>
       </w:r>
     </w:p>
     <w:p>
       <w:pPr>
         <w:pStyle w:val="Heading2"/>
       </w:pPr>
-      <w:bookmarkStart w:id="5" w:name="_Toc206426531"/>
+      <w:bookmarkStart w:id="5" w:name="_Toc207187671"/>
       <w:r>
         <w:t>Interlinear-text</w:t>
       </w:r>
@@ -2101,7 +2113,12 @@
       </w:r>
       <w:r>
         <w:br/>
-        <w:t xml:space="preserve">       &lt;media guid="df7d67a9-00a6-4ed8-9241-c6177850686f" location="file:///C:/Users/pa/Desktop/Collections/story.wav"/&gt;</w:t>
+      </w:r>
+      <w:r>
+        <w:t xml:space="preserve">      </w:t>
+      </w:r>
+      <w:r>
+        <w:t>&lt;media guid="df7d67a9-00a6-4ed8-9241-c6177850686f" location="file:///C:/Users/pa/Desktop/Collections/story.wav"/&gt;</w:t>
       </w:r>
       <w:r>
         <w:br/>
@@ -2127,7 +2144,19 @@
         <w:pStyle w:val="ListBullet"/>
       </w:pPr>
       <w:r>
-        <w:t xml:space="preserve">An optional guid attribute will hold the guid of the FLEx Text object </w:t>
+        <w:t xml:space="preserve">An optional guid attribute </w:t>
+      </w:r>
+      <w:r>
+        <w:t>that</w:t>
+      </w:r>
+      <w:r>
+        <w:t xml:space="preserve"> hold</w:t>
+      </w:r>
+      <w:r>
+        <w:t>s</w:t>
+      </w:r>
+      <w:r>
+        <w:t xml:space="preserve"> the guid of the FLEx Text object </w:t>
       </w:r>
       <w:r>
         <w:t>when a text is exported from FLEx to flextext.</w:t>
@@ -2186,13 +2215,16 @@
         <w:t>”</w:t>
       </w:r>
       <w:r>
-        <w:t xml:space="preserve"> attribute giving the default font for the writing system. There is also </w:t>
+        <w:t xml:space="preserve"> attribute giving the default font for the writing system</w:t>
+      </w:r>
+      <w:r>
+        <w:t>, and</w:t>
+      </w:r>
+      <w:r>
+        <w:t xml:space="preserve"> an optional </w:t>
       </w:r>
       <w:r>
         <w:lastRenderedPageBreak/>
-        <w:t xml:space="preserve">an optional </w:t>
-      </w:r>
-      <w:r>
         <w:t>“</w:t>
       </w:r>
       <w:r>
@@ -2287,7 +2319,13 @@
         <w:t xml:space="preserve">While FLEx does not </w:t>
       </w:r>
       <w:r>
-        <w:t>provide UI for media files, it does store the data in the fwdata file so that it can roundtrip the information via flextext.</w:t>
+        <w:t>provide UI for media files, it does store the data in the fwdata file so that it can roundtrip the information via flextext</w:t>
+      </w:r>
+      <w:r>
+        <w:t xml:space="preserve"> to ELAN, etc</w:t>
+      </w:r>
+      <w:r>
+        <w:t>.</w:t>
       </w:r>
       <w:r>
         <w:t xml:space="preserve"> Note that the interlinear-text guid and the media guid are maintained when importing from flextext, but the paragraph </w:t>
@@ -2568,7 +2606,7 @@
       <w:pPr>
         <w:pStyle w:val="Heading2"/>
       </w:pPr>
-      <w:bookmarkStart w:id="6" w:name="_Toc206426532"/>
+      <w:bookmarkStart w:id="6" w:name="_Toc207187672"/>
       <w:r>
         <w:t>Paragraph</w:t>
       </w:r>
@@ -2653,7 +2691,7 @@
       <w:pPr>
         <w:pStyle w:val="Heading2"/>
       </w:pPr>
-      <w:bookmarkStart w:id="7" w:name="_Toc206426533"/>
+      <w:bookmarkStart w:id="7" w:name="_Toc207187673"/>
       <w:r>
         <w:lastRenderedPageBreak/>
         <w:t>Phrase</w:t>
@@ -2831,6 +2869,9 @@
         <w:t xml:space="preserve"> with the vernacular writing system</w:t>
       </w:r>
       <w:r>
+        <w:t xml:space="preserve"> coming from the Word interlinear line</w:t>
+      </w:r>
+      <w:r>
         <w:t>, and this is optional as long as there are word elements specifying the text</w:t>
       </w:r>
       <w:r>
@@ -2856,7 +2897,13 @@
       </w:r>
       <w:proofErr w:type="spellEnd"/>
       <w:r>
-        <w:t>”. This is the segment number which in FLEx is calculated automatically based on paragraph and segment numbers.</w:t>
+        <w:t>”. This is the segment number which in FLEx is calculated automatically based on paragraph and segment numbers</w:t>
+      </w:r>
+      <w:r>
+        <w:t>, and appears at the beginning of the Paragraph in the Word interlinear line</w:t>
+      </w:r>
+      <w:r>
+        <w:t>.</w:t>
       </w:r>
     </w:p>
     <w:p>
@@ -2878,10 +2925,19 @@
         <w:t xml:space="preserve">analysis </w:t>
       </w:r>
       <w:r>
-        <w:t>writing system. This is the free translation for the text segment</w:t>
-      </w:r>
-      <w:r>
-        <w:t xml:space="preserve"> coming from the Segment </w:t>
+        <w:t xml:space="preserve">writing system. This is the free translation </w:t>
+      </w:r>
+      <w:r>
+        <w:t xml:space="preserve">from the Free </w:t>
+      </w:r>
+      <w:r>
+        <w:t xml:space="preserve">interlinear </w:t>
+      </w:r>
+      <w:r>
+        <w:t xml:space="preserve">line (FLEx </w:t>
+      </w:r>
+      <w:r>
+        <w:t xml:space="preserve">Segment </w:t>
       </w:r>
       <w:proofErr w:type="spellStart"/>
       <w:r>
@@ -2889,7 +2945,7 @@
       </w:r>
       <w:proofErr w:type="spellEnd"/>
       <w:r>
-        <w:t xml:space="preserve"> field</w:t>
+        <w:t>)</w:t>
       </w:r>
       <w:r>
         <w:t>.</w:t>
@@ -2900,7 +2956,13 @@
         <w:pStyle w:val="ListBullet"/>
       </w:pPr>
       <w:r>
-        <w:t xml:space="preserve">There can be any number of item elements with type “lit”; one for each analysis writing system. This is the literal translation for the text segment coming from the Segment </w:t>
+        <w:t xml:space="preserve">There can be any number of item elements with type “lit”; one for each analysis writing system. This is the literal translation from the </w:t>
+      </w:r>
+      <w:r>
+        <w:t xml:space="preserve">Lit. interlinear line (FLEx </w:t>
+      </w:r>
+      <w:r>
+        <w:t xml:space="preserve">Segment </w:t>
       </w:r>
       <w:proofErr w:type="spellStart"/>
       <w:r>
@@ -2908,7 +2970,7 @@
       </w:r>
       <w:proofErr w:type="spellEnd"/>
       <w:r>
-        <w:t xml:space="preserve"> field.</w:t>
+        <w:t>.</w:t>
       </w:r>
     </w:p>
     <w:p>
@@ -2919,18 +2981,25 @@
         <w:t xml:space="preserve">There can be any number of item elements with type “note”; one for each </w:t>
       </w:r>
       <w:r>
-        <w:t xml:space="preserve">Note. </w:t>
-      </w:r>
-      <w:r>
-        <w:t xml:space="preserve">analysis writing system. This is the free translation for the text segment coming from the Segment </w:t>
-      </w:r>
-      <w:proofErr w:type="spellStart"/>
-      <w:r>
-        <w:t>FreeTranslation</w:t>
-      </w:r>
-      <w:proofErr w:type="spellEnd"/>
-      <w:r>
-        <w:t xml:space="preserve"> field.</w:t>
+        <w:t xml:space="preserve">analysis writing system. This is the </w:t>
+      </w:r>
+      <w:r>
+        <w:t xml:space="preserve">Note </w:t>
+      </w:r>
+      <w:r>
+        <w:t xml:space="preserve">from the Note interlinear line (FLEx </w:t>
+      </w:r>
+      <w:r>
+        <w:t>Segment</w:t>
+      </w:r>
+      <w:r>
+        <w:t xml:space="preserve"> Notes Note Content</w:t>
+      </w:r>
+      <w:r>
+        <w:t>)</w:t>
+      </w:r>
+      <w:r>
+        <w:t>.</w:t>
       </w:r>
     </w:p>
     <w:p>
@@ -3017,10 +3086,7 @@
       </w:r>
       <w:proofErr w:type="gramStart"/>
       <w:r>
-        <w:t>se</w:t>
-      </w:r>
-      <w:r>
-        <w:t>ntence.&lt;</w:t>
+        <w:t>sentence.&lt;</w:t>
       </w:r>
       <w:proofErr w:type="gramEnd"/>
       <w:r>
@@ -3028,8 +3094,6 @@
       </w:r>
       <w:r>
         <w:br/>
-      </w:r>
-      <w:r>
         <w:t xml:space="preserve">    &lt;item type="note" </w:t>
       </w:r>
       <w:proofErr w:type="spellStart"/>
@@ -3042,8 +3106,6 @@
       </w:r>
       <w:r>
         <w:br/>
-      </w:r>
-      <w:r>
         <w:t xml:space="preserve">    &lt;item type="note" </w:t>
       </w:r>
       <w:proofErr w:type="spellStart"/>
@@ -3064,8 +3126,6 @@
       </w:r>
       <w:r>
         <w:br/>
-      </w:r>
-      <w:r>
         <w:t xml:space="preserve">    &lt;item type="note" </w:t>
       </w:r>
       <w:proofErr w:type="spellStart"/>
@@ -3082,6 +3142,7 @@
         <w:pStyle w:val="BodyText"/>
       </w:pPr>
       <w:r>
+        <w:lastRenderedPageBreak/>
         <w:t>Since flextext does not currently have a way to indicate that these are really two notes, when it gets imported in</w:t>
       </w:r>
       <w:r>
@@ -3096,7 +3157,6 @@
         <w:pStyle w:val="BodyText"/>
       </w:pPr>
       <w:r>
-        <w:lastRenderedPageBreak/>
         <w:t xml:space="preserve">In ELAN and </w:t>
       </w:r>
       <w:proofErr w:type="spellStart"/>
@@ -3125,22 +3185,42 @@
         <w:pStyle w:val="Example"/>
       </w:pPr>
       <w:r>
-        <w:t xml:space="preserve">    &lt;phrase begin-time-offset="316926"</w:t>
-      </w:r>
-      <w:r>
-        <w:br/>
+        <w:t>&lt;phrase begin-time-offset="316926"</w:t>
+      </w:r>
+      <w:r>
+        <w:br/>
+      </w:r>
+      <w:r>
+        <w:t xml:space="preserve">    </w:t>
+      </w:r>
+      <w:r>
         <w:t>end-time-offset="317266"</w:t>
       </w:r>
       <w:r>
         <w:br/>
+      </w:r>
+      <w:r>
+        <w:t xml:space="preserve">    </w:t>
+      </w:r>
+      <w:r>
         <w:t>guid="76713b5a-2ee6-4b6e-938a-e6f5af498cb3"</w:t>
       </w:r>
       <w:r>
         <w:br/>
+      </w:r>
+      <w:r>
+        <w:t xml:space="preserve">    </w:t>
+      </w:r>
+      <w:r>
         <w:t>media-file="df7d67a9-00a6-4ed8-9241-c6177850686f" speaker="John Doe"&gt;</w:t>
       </w:r>
       <w:r>
         <w:br/>
+      </w:r>
+      <w:r>
+        <w:t xml:space="preserve">    </w:t>
+      </w:r>
+      <w:r>
         <w:t xml:space="preserve">&lt;item </w:t>
       </w:r>
       <w:proofErr w:type="spellStart"/>
@@ -3169,6 +3249,11 @@
       </w:r>
       <w:r>
         <w:br/>
+      </w:r>
+      <w:r>
+        <w:t xml:space="preserve">    </w:t>
+      </w:r>
+      <w:r>
         <w:t xml:space="preserve">&lt;item </w:t>
       </w:r>
       <w:proofErr w:type="spellStart"/>
@@ -3205,7 +3290,7 @@
       </w:r>
       <w:r>
         <w:br/>
-        <w:t xml:space="preserve">    &lt;/phrase&gt;</w:t>
+        <w:t>&lt;/phrase&gt;</w:t>
       </w:r>
     </w:p>
     <w:p>
@@ -3275,61 +3360,7 @@
         <w:pStyle w:val="BodyText"/>
       </w:pPr>
       <w:r>
-        <w:t xml:space="preserve">While FLEx does not provide UI for media file information, it does store the data in the fwdata file so that it can roundtrip the information via flextext. The phrase guid is maintained in the Segment guid during import. These are the relevant fields in the Segment. The time offsets are </w:t>
-      </w:r>
-      <w:r>
-        <w:t xml:space="preserve">millisecond values </w:t>
-      </w:r>
-      <w:r>
-        <w:t xml:space="preserve">stored as Unicode strings in </w:t>
-      </w:r>
-      <w:proofErr w:type="spellStart"/>
-      <w:r>
-        <w:t>BeginTimeOffset</w:t>
-      </w:r>
-      <w:proofErr w:type="spellEnd"/>
-      <w:r>
-        <w:t xml:space="preserve"> and </w:t>
-      </w:r>
-      <w:proofErr w:type="spellStart"/>
-      <w:r>
-        <w:t>EndTimeOffset</w:t>
-      </w:r>
-      <w:proofErr w:type="spellEnd"/>
-      <w:r>
-        <w:t xml:space="preserve">. The </w:t>
-      </w:r>
-      <w:proofErr w:type="spellStart"/>
-      <w:r>
-        <w:t>MediaURI</w:t>
-      </w:r>
-      <w:proofErr w:type="spellEnd"/>
-      <w:r>
-        <w:t xml:space="preserve"> property references a single </w:t>
-      </w:r>
-      <w:proofErr w:type="spellStart"/>
-      <w:r>
-        <w:t>CmMediaURI</w:t>
-      </w:r>
-      <w:proofErr w:type="spellEnd"/>
-      <w:r>
-        <w:t xml:space="preserve"> object in the Text. The Speaker property references a single </w:t>
-      </w:r>
-      <w:proofErr w:type="spellStart"/>
-      <w:r>
-        <w:t>CmPerson</w:t>
-      </w:r>
-      <w:proofErr w:type="spellEnd"/>
-      <w:r>
-        <w:t xml:space="preserve"> object in the People list. On import, </w:t>
-      </w:r>
-      <w:proofErr w:type="spellStart"/>
-      <w:r>
-        <w:t>CmPerson</w:t>
-      </w:r>
-      <w:proofErr w:type="spellEnd"/>
-      <w:r>
-        <w:t xml:space="preserve"> objects will be added to the People list if they are not already present.</w:t>
+        <w:t>While FLEx does not provide UI for media file information, it does store the data in the fwdata file so that it can roundtrip the information via flextext. The phrase guid is maintained in the Segment guid during import. These are the relevant fields in the Segment.</w:t>
       </w:r>
     </w:p>
     <w:p>
@@ -3425,13 +3456,7 @@
       </w:r>
       <w:proofErr w:type="spellEnd"/>
       <w:r>
-        <w:t xml:space="preserve"> guid="df7d67a9-00a6-4</w:t>
-      </w:r>
-      <w:r>
-        <w:t xml:space="preserve"> </w:t>
-      </w:r>
-      <w:r>
-        <w:t>ed8-9241-c6177850686f" t="r" /&gt;</w:t>
+        <w:t xml:space="preserve"> guid="df7d67a9-00a6-4 ed8-9241-c6177850686f" t="r" /&gt;</w:t>
       </w:r>
       <w:r>
         <w:br/>
@@ -3472,9 +3497,71 @@
     </w:p>
     <w:p>
       <w:pPr>
+        <w:pStyle w:val="BodyText"/>
+      </w:pPr>
+      <w:r>
+        <w:t xml:space="preserve">The time offsets are </w:t>
+      </w:r>
+      <w:r>
+        <w:t xml:space="preserve">millisecond values </w:t>
+      </w:r>
+      <w:r>
+        <w:t xml:space="preserve">stored as Unicode strings in </w:t>
+      </w:r>
+      <w:proofErr w:type="spellStart"/>
+      <w:r>
+        <w:t>BeginTimeOffset</w:t>
+      </w:r>
+      <w:proofErr w:type="spellEnd"/>
+      <w:r>
+        <w:t xml:space="preserve"> and </w:t>
+      </w:r>
+      <w:proofErr w:type="spellStart"/>
+      <w:r>
+        <w:t>EndTimeOffset</w:t>
+      </w:r>
+      <w:proofErr w:type="spellEnd"/>
+      <w:r>
+        <w:t xml:space="preserve">. The </w:t>
+      </w:r>
+      <w:proofErr w:type="spellStart"/>
+      <w:r>
+        <w:t>MediaURI</w:t>
+      </w:r>
+      <w:proofErr w:type="spellEnd"/>
+      <w:r>
+        <w:t xml:space="preserve"> property references a single </w:t>
+      </w:r>
+      <w:proofErr w:type="spellStart"/>
+      <w:r>
+        <w:t>CmMediaURI</w:t>
+      </w:r>
+      <w:proofErr w:type="spellEnd"/>
+      <w:r>
+        <w:t xml:space="preserve"> object in the Text. The Speaker property references a single </w:t>
+      </w:r>
+      <w:proofErr w:type="spellStart"/>
+      <w:r>
+        <w:t>CmPerson</w:t>
+      </w:r>
+      <w:proofErr w:type="spellEnd"/>
+      <w:r>
+        <w:t xml:space="preserve"> object in the People list. On import, </w:t>
+      </w:r>
+      <w:proofErr w:type="spellStart"/>
+      <w:r>
+        <w:t>CmPerson</w:t>
+      </w:r>
+      <w:proofErr w:type="spellEnd"/>
+      <w:r>
+        <w:t xml:space="preserve"> objects will be added to the People list if they are not already present.</w:t>
+      </w:r>
+    </w:p>
+    <w:p>
+      <w:pPr>
         <w:pStyle w:val="Heading2"/>
       </w:pPr>
-      <w:bookmarkStart w:id="8" w:name="_Toc206426534"/>
+      <w:bookmarkStart w:id="8" w:name="_Toc207187674"/>
       <w:r>
         <w:t>Word</w:t>
       </w:r>
@@ -3538,7 +3625,11 @@
         <w:t xml:space="preserve">. This will be exported correctly as long as there are word elements </w:t>
       </w:r>
       <w:r>
-        <w:t>with the multiple words. However, if you are importing a baseline without word elements, each word will be a separate wordform.</w:t>
+        <w:t xml:space="preserve">with the </w:t>
+      </w:r>
+      <w:r>
+        <w:lastRenderedPageBreak/>
+        <w:t>multiple words. However, if you are importing a baseline without word elements, each word will be a separate wordform.</w:t>
       </w:r>
     </w:p>
     <w:p>
@@ -3557,7 +3648,6 @@
         <w:pStyle w:val="Example"/>
       </w:pPr>
       <w:r>
-        <w:lastRenderedPageBreak/>
         <w:t xml:space="preserve">    </w:t>
       </w:r>
       <w:r>
@@ -3664,7 +3754,13 @@
         <w:t xml:space="preserve">. The body of the item is </w:t>
       </w:r>
       <w:r>
-        <w:t>the Word interlinear field (</w:t>
+        <w:t xml:space="preserve">the Word interlinear </w:t>
+      </w:r>
+      <w:r>
+        <w:t>line</w:t>
+      </w:r>
+      <w:r>
+        <w:t xml:space="preserve"> (</w:t>
       </w:r>
       <w:r>
         <w:t xml:space="preserve">FLEx </w:t>
@@ -3760,10 +3856,7 @@
         <w:br/>
       </w:r>
       <w:r>
-        <w:t xml:space="preserve">        </w:t>
-      </w:r>
-      <w:r>
-        <w:t xml:space="preserve">    </w:t>
+        <w:t xml:space="preserve">            </w:t>
       </w:r>
       <w:r>
         <w:t>&lt;morph type="stem" guid="d7f713e8-e8cf-11d3-9764-00c04f186933"&gt;</w:t>
@@ -4042,6 +4135,9 @@
       <w:r>
         <w:t>nterlinear line (</w:t>
       </w:r>
+      <w:r>
+        <w:t xml:space="preserve">FLEx </w:t>
+      </w:r>
       <w:proofErr w:type="spellStart"/>
       <w:r>
         <w:t>PartOfSpeech</w:t>
@@ -4238,13 +4334,23 @@
         <w:t>”</w:t>
       </w:r>
       <w:r>
-        <w:t xml:space="preserve"> giving the writing system code. The content of the item is the punctuation or text that is in a writing system other than the top vernacular</w:t>
+        <w:t xml:space="preserve"> giving the writing system code. The </w:t>
+      </w:r>
+      <w:r>
+        <w:lastRenderedPageBreak/>
+        <w:t>content of the item is the punctuation or text that is in a writing system other than the top vernacular</w:t>
       </w:r>
       <w:r>
         <w:t xml:space="preserve"> writing system</w:t>
       </w:r>
       <w:r>
-        <w:t xml:space="preserve"> (FLEx </w:t>
+        <w:t xml:space="preserve"> (</w:t>
+      </w:r>
+      <w:r>
+        <w:t>FLEx</w:t>
+      </w:r>
+      <w:r>
+        <w:t xml:space="preserve"> </w:t>
       </w:r>
       <w:proofErr w:type="spellStart"/>
       <w:r>
@@ -4262,7 +4368,7 @@
       <w:pPr>
         <w:pStyle w:val="Heading2"/>
       </w:pPr>
-      <w:bookmarkStart w:id="9" w:name="_Toc206426535"/>
+      <w:bookmarkStart w:id="9" w:name="_Toc207187675"/>
       <w:r>
         <w:t>Morph</w:t>
       </w:r>
@@ -4287,7 +4393,6 @@
         <w:pStyle w:val="Example"/>
       </w:pPr>
       <w:r>
-        <w:lastRenderedPageBreak/>
         <w:t xml:space="preserve">  &lt;morph type="stem" guid="d7f713e8-e8cf-11d3-9764-00c04f186933"&gt;</w:t>
       </w:r>
       <w:r>
@@ -4778,7 +4883,7 @@
       <w:pPr>
         <w:pStyle w:val="Heading1"/>
       </w:pPr>
-      <w:bookmarkStart w:id="10" w:name="_Toc206426536"/>
+      <w:bookmarkStart w:id="10" w:name="_Toc207187676"/>
       <w:r>
         <w:t xml:space="preserve">Mapping </w:t>
       </w:r>
@@ -5348,6 +5453,7 @@
               <w:pStyle w:val="Tabledata"/>
             </w:pPr>
             <w:r>
+              <w:lastRenderedPageBreak/>
               <w:t>Note</w:t>
             </w:r>
           </w:p>
@@ -5504,7 +5610,6 @@
               <w:pStyle w:val="Tabledata"/>
             </w:pPr>
             <w:r>
-              <w:lastRenderedPageBreak/>
               <w:t>paragraph</w:t>
             </w:r>
           </w:p>
@@ -5691,6 +5796,31 @@
       <w:r>
         <w:t>.</w:t>
       </w:r>
+      <w:r>
+        <w:t xml:space="preserve"> Punctuation (or text in a writing system other than the writing system for the text)</w:t>
+      </w:r>
+      <w:r>
+        <w:t xml:space="preserve"> will be a</w:t>
+      </w:r>
+      <w:r>
+        <w:t xml:space="preserve"> “</w:t>
+      </w:r>
+      <w:proofErr w:type="spellStart"/>
+      <w:r>
+        <w:t>punct</w:t>
+      </w:r>
+      <w:proofErr w:type="spellEnd"/>
+      <w:r>
+        <w:t xml:space="preserve">” word element without a guid even though the underlying </w:t>
+      </w:r>
+      <w:proofErr w:type="spellStart"/>
+      <w:r>
+        <w:t>PunctuationForm</w:t>
+      </w:r>
+      <w:proofErr w:type="spellEnd"/>
+      <w:r>
+        <w:t xml:space="preserve"> object does have a guid.</w:t>
+      </w:r>
     </w:p>
     <w:p>
       <w:pPr>
@@ -5713,7 +5843,13 @@
       </w:r>
       <w:proofErr w:type="spellEnd"/>
       <w:r>
-        <w:t xml:space="preserve"> are ignored and new objects with </w:t>
+        <w:t xml:space="preserve"> are ignored and new </w:t>
+      </w:r>
+      <w:r>
+        <w:t xml:space="preserve">owning </w:t>
+      </w:r>
+      <w:r>
+        <w:t xml:space="preserve">objects with </w:t>
       </w:r>
       <w:proofErr w:type="spellStart"/>
       <w:r>
@@ -5728,7 +5864,7 @@
       <w:pPr>
         <w:pStyle w:val="Heading1"/>
       </w:pPr>
-      <w:bookmarkStart w:id="11" w:name="_Toc206426537"/>
+      <w:bookmarkStart w:id="11" w:name="_Toc207187677"/>
       <w:r>
         <w:t>FLEx Text export</w:t>
       </w:r>
@@ -5821,18 +5957,10 @@
         <w:t xml:space="preserve"> 22247</w:t>
       </w:r>
       <w:r>
-        <w:t>.)</w:t>
-      </w:r>
-      <w:r>
-        <w:t xml:space="preserve"> </w:t>
-      </w:r>
-      <w:proofErr w:type="gramStart"/>
-      <w:r>
-        <w:t>The</w:t>
-      </w:r>
-      <w:proofErr w:type="gramEnd"/>
-      <w:r>
-        <w:t xml:space="preserve"> current text is preselected. Click OK to start the export.</w:t>
+        <w:t xml:space="preserve">.) </w:t>
+      </w:r>
+      <w:r>
+        <w:t>The current text is preselected. Click OK to start the export.</w:t>
       </w:r>
     </w:p>
     <w:p>
@@ -5918,7 +6046,7 @@
       <w:pPr>
         <w:pStyle w:val="Heading1"/>
       </w:pPr>
-      <w:bookmarkStart w:id="12" w:name="_Toc206426538"/>
+      <w:bookmarkStart w:id="12" w:name="_Toc207187678"/>
       <w:r>
         <w:t>FLEx Text import</w:t>
       </w:r>
@@ -5929,7 +6057,11 @@
         <w:pStyle w:val="BodyText"/>
       </w:pPr>
       <w:r>
-        <w:t>Before importing a flextext file, you should verify that FLEx has the correct vernacular and analysis writing systems used in the file. A flextext import will not create missing writing systems, and will only display the imported data if the desired writing systems are enabled in configuration.</w:t>
+        <w:t xml:space="preserve">Before importing a flextext file, you should verify that FLEx has the correct vernacular and analysis writing systems used in the file. A flextext import will not create missing </w:t>
+      </w:r>
+      <w:r>
+        <w:lastRenderedPageBreak/>
+        <w:t>writing systems, and will only display the imported data if the desired writing systems are enabled in configuration.</w:t>
       </w:r>
     </w:p>
     <w:p>
@@ -5975,7 +6107,6 @@
         <w:pStyle w:val="ListNumber"/>
       </w:pPr>
       <w:r>
-        <w:lastRenderedPageBreak/>
         <w:t xml:space="preserve">If the flextext came from a previous </w:t>
       </w:r>
       <w:r>
@@ -6032,16 +6163,93 @@
         <w:pStyle w:val="BodyText"/>
       </w:pPr>
       <w:r>
-        <w:t>Note: FW9.2.10 and some earlier versions had a serious bug that damaged existing data during either choice (LT-22249). This has been corrected in FW9.2.11.</w:t>
+        <w:t xml:space="preserve">Note: </w:t>
+      </w:r>
+      <w:r>
+        <w:t>FW9.2.2</w:t>
+      </w:r>
+      <w:r>
+        <w:t xml:space="preserve"> through </w:t>
+      </w:r>
+      <w:r>
+        <w:t>FW9.2.10 had a serious bug that damaged existing data during either choice (LT-22249). This has been corrected in FW9.2.11</w:t>
+      </w:r>
+      <w:r>
+        <w:t xml:space="preserve"> as described below.</w:t>
       </w:r>
     </w:p>
     <w:p>
       <w:pPr>
+        <w:pStyle w:val="BodyText"/>
+      </w:pPr>
+      <w:r>
+        <w:t xml:space="preserve">When importing wordforms, if the flextext file has multiple writing systems for words, it will use the primary writing system to find an existing wordform. If the existing wordform does not have writing systems included in the flextext file, the import will add the additional writing systems to the existing wordform. </w:t>
+      </w:r>
+      <w:r>
+        <w:t>However, i</w:t>
+      </w:r>
+      <w:r>
+        <w:t>f any of the additional writing systems are already in the existing wordform, the writing system from flextext will be ignored</w:t>
+      </w:r>
+      <w:r>
+        <w:t xml:space="preserve"> rather than overwriting the FLEx </w:t>
+      </w:r>
+      <w:proofErr w:type="spellStart"/>
+      <w:r>
+        <w:t>WfiWordform</w:t>
+      </w:r>
+      <w:proofErr w:type="spellEnd"/>
+      <w:r>
+        <w:t xml:space="preserve"> writing system</w:t>
+      </w:r>
+      <w:r>
+        <w:t>.</w:t>
+      </w:r>
+    </w:p>
+    <w:p>
+      <w:pPr>
+        <w:pStyle w:val="BodyText"/>
+      </w:pPr>
+      <w:r>
+        <w:t xml:space="preserve">When importing morphs, </w:t>
+      </w:r>
+      <w:r>
+        <w:t>if the fields in the flextext morph</w:t>
+      </w:r>
+      <w:r>
+        <w:t xml:space="preserve"> </w:t>
+      </w:r>
+      <w:r>
+        <w:t>match corresponding fields in a FLEx analysis</w:t>
+      </w:r>
+      <w:r>
+        <w:t xml:space="preserve"> (</w:t>
+      </w:r>
+      <w:proofErr w:type="spellStart"/>
+      <w:r>
+        <w:t>WfiMorphBundle</w:t>
+      </w:r>
+      <w:proofErr w:type="spellEnd"/>
+      <w:r>
+        <w:t>)</w:t>
+      </w:r>
+      <w:r>
+        <w:t xml:space="preserve">, it will use that analysis in </w:t>
+      </w:r>
+      <w:r>
+        <w:t>FLEx</w:t>
+      </w:r>
+      <w:r>
+        <w:t>. If the flextext morph has additional fields that are not in the analysis in FLEx, then a new analysis will be created in FLEx rather than adding to an existing analysis.</w:t>
+      </w:r>
+    </w:p>
+    <w:p>
+      <w:pPr>
         <w:pStyle w:val="Heading2"/>
       </w:pPr>
-      <w:bookmarkStart w:id="13" w:name="_Toc206426539"/>
-      <w:r>
-        <w:t>Create a new text from flextext</w:t>
+      <w:bookmarkStart w:id="13" w:name="_Toc207187679"/>
+      <w:r>
+        <w:t>Merge flextext into existing text</w:t>
       </w:r>
       <w:bookmarkEnd w:id="13"/>
     </w:p>
@@ -6050,13 +6258,25 @@
         <w:pStyle w:val="BodyText"/>
       </w:pPr>
       <w:r>
-        <w:t>When you choose No</w:t>
-      </w:r>
-      <w:r>
-        <w:t xml:space="preserve"> to the “Duplicate Text Found” dialog, t</w:t>
-      </w:r>
-      <w:r>
-        <w:t xml:space="preserve">he </w:t>
+        <w:t xml:space="preserve">When you choose </w:t>
+      </w:r>
+      <w:r>
+        <w:t>“</w:t>
+      </w:r>
+      <w:r>
+        <w:t>Yes</w:t>
+      </w:r>
+      <w:r>
+        <w:t>”</w:t>
+      </w:r>
+      <w:r>
+        <w:t xml:space="preserve"> to the “Duplicate Text Found” dialog</w:t>
+      </w:r>
+      <w:r>
+        <w:t xml:space="preserve">, </w:t>
+      </w:r>
+      <w:r>
+        <w:t xml:space="preserve">FLEx will use the </w:t>
       </w:r>
       <w:proofErr w:type="spellStart"/>
       <w:r>
@@ -6064,112 +6284,34 @@
       </w:r>
       <w:proofErr w:type="spellEnd"/>
       <w:r>
-        <w:t xml:space="preserve"> in the flextext file will be ignored and new objects will be created in FLEx for </w:t>
-      </w:r>
-      <w:r>
-        <w:t>all objects owned by the new text</w:t>
-      </w:r>
-      <w:r>
-        <w:t>.</w:t>
-      </w:r>
-      <w:r>
-        <w:t xml:space="preserve"> </w:t>
-      </w:r>
-      <w:r>
-        <w:t>If existing analyses are found that match the flextext morph, the import will link to those analyses during the import. Otherwise, as of FW9.2.11, the wordform will remain unanalyzed. In some later version of FLEx, we hope to create entries and analyses that are new to this text, as long as morph properties are included.</w:t>
-      </w:r>
-      <w:r>
-        <w:t xml:space="preserve"> Nothing in existing texts should change when creating a new text.</w:t>
+        <w:t xml:space="preserve"> in the flextext file to attempt to modify any text elements based on the flextext file.</w:t>
+      </w:r>
+      <w:r>
+        <w:t xml:space="preserve"> This process should not change any existing analyses that could be used by other texts, but it will attempt to make the existing text a copy of the flextext data. Existing analyses should not be changed in this operation. If there are new morphs, it works similar to making a copy of the text. If existing analyses are found that match the flextext morph, the import will link to those analyses during the import. Otherwise, as of FW9.2.11, the wordform will remain unanalyzed. In some later version of FLEx, we hope to create entries and analyses that are new to this text, as long as morph properties are included.</w:t>
       </w:r>
     </w:p>
     <w:p>
       <w:pPr>
-        <w:pStyle w:val="Heading2"/>
-      </w:pPr>
-      <w:bookmarkStart w:id="14" w:name="_Toc206426540"/>
-      <w:r>
-        <w:t>Merge flextext into existing text</w:t>
-      </w:r>
-      <w:bookmarkEnd w:id="14"/>
+        <w:pStyle w:val="BodyText"/>
+      </w:pPr>
+      <w:r>
+        <w:t>Here is an example of changes in flextext being merged into the existing text.</w:t>
+      </w:r>
+      <w:r>
+        <w:t xml:space="preserve"> This is the original text.</w:t>
+      </w:r>
     </w:p>
     <w:p>
       <w:pPr>
-        <w:pStyle w:val="BodyText"/>
-      </w:pPr>
-      <w:r>
-        <w:t>When you choose Yes to the “Duplicate Text Found” dialog</w:t>
-      </w:r>
-      <w:r>
-        <w:t xml:space="preserve">, </w:t>
-      </w:r>
-      <w:r>
-        <w:t xml:space="preserve">FLEx will use the </w:t>
-      </w:r>
-      <w:proofErr w:type="spellStart"/>
-      <w:r>
-        <w:t>guids</w:t>
-      </w:r>
-      <w:proofErr w:type="spellEnd"/>
-      <w:r>
-        <w:t xml:space="preserve"> in the flextext file to attempt to modify any text elements based on the flextext file.</w:t>
-      </w:r>
-      <w:r>
-        <w:t xml:space="preserve"> This process should not change any existing analyses that could be used by other texts, but it will attempt to make the existing text a copy of the flextext data. Existing analyses should not be changed in this operation. If there are new morphs, it works similar to making a copy of the text. If existing analyses are found that match the flextext morph, the import will link to those analyses during the import. Otherwise, as of FW9.2.11, the wordform will remain unanalyzed. In some later version of FLEx, we hope to create entries and analyses that are new to this text, as long as morph properties are included.</w:t>
-      </w:r>
-    </w:p>
-    <w:p>
-      <w:pPr>
-        <w:pStyle w:val="BodyText"/>
-      </w:pPr>
-      <w:r>
-        <w:br w:type="page"/>
-      </w:r>
-    </w:p>
-    <w:p>
-      <w:pPr>
-        <w:pStyle w:val="Heading1"/>
-      </w:pPr>
-      <w:bookmarkStart w:id="15" w:name="_Toc206426541"/>
+        <w:pStyle w:val="Example"/>
+      </w:pPr>
       <w:r>
         <w:lastRenderedPageBreak/>
-        <w:t>Sample data</w:t>
-      </w:r>
-      <w:bookmarkEnd w:id="15"/>
-    </w:p>
-    <w:p>
-      <w:pPr>
-        <w:pStyle w:val="Heading2"/>
-      </w:pPr>
-      <w:bookmarkStart w:id="16" w:name="_Toc206426542"/>
-      <w:r>
-        <w:t>File from FLEx:</w:t>
-      </w:r>
-      <w:bookmarkEnd w:id="16"/>
-    </w:p>
-    <w:p>
-      <w:pPr>
-        <w:pStyle w:val="BodyText"/>
-      </w:pPr>
-      <w:r>
-        <w:t xml:space="preserve">This is </w:t>
-      </w:r>
-      <w:r>
-        <w:t>a simple</w:t>
-      </w:r>
-      <w:r>
-        <w:t xml:space="preserve"> text in FLEx.</w:t>
-      </w:r>
-    </w:p>
-    <w:p>
-      <w:r>
-        <w:rPr>
-          <w:noProof/>
-        </w:rPr>
         <w:drawing>
-          <wp:inline distT="0" distB="0" distL="0" distR="0" wp14:anchorId="2E6BF012" wp14:editId="7DE5B3D5">
-            <wp:extent cx="2400635" cy="2353003"/>
-            <wp:effectExtent l="0" t="0" r="0" b="9525"/>
-            <wp:docPr id="1" name="Picture 1"/>
+          <wp:inline distT="0" distB="0" distL="0" distR="0" wp14:anchorId="748194E4" wp14:editId="5C735C9B">
+            <wp:extent cx="3034763" cy="1463040"/>
+            <wp:effectExtent l="0" t="0" r="0" b="3810"/>
+            <wp:docPr id="3" name="Picture 3"/>
             <wp:cNvGraphicFramePr>
               <a:graphicFrameLocks xmlns:a="http://schemas.openxmlformats.org/drawingml/2006/main" noChangeAspect="1"/>
             </wp:cNvGraphicFramePr>
@@ -6189,6 +6331,375 @@
                   <pic:spPr>
                     <a:xfrm>
                       <a:off x="0" y="0"/>
+                      <a:ext cx="3062182" cy="1476258"/>
+                    </a:xfrm>
+                    <a:prstGeom prst="rect">
+                      <a:avLst/>
+                    </a:prstGeom>
+                  </pic:spPr>
+                </pic:pic>
+              </a:graphicData>
+            </a:graphic>
+          </wp:inline>
+        </w:drawing>
+      </w:r>
+    </w:p>
+    <w:p>
+      <w:pPr>
+        <w:pStyle w:val="BodyText"/>
+      </w:pPr>
+      <w:r>
+        <w:t>I exported the above text to flextext, then in flextext:</w:t>
+      </w:r>
+    </w:p>
+    <w:p>
+      <w:pPr>
+        <w:pStyle w:val="ListBullet"/>
+      </w:pPr>
+      <w:r>
+        <w:t>Changed the baseline to “</w:t>
+      </w:r>
+      <w:r>
+        <w:t xml:space="preserve">Le </w:t>
+      </w:r>
+      <w:proofErr w:type="spellStart"/>
+      <w:r>
+        <w:t>jeune</w:t>
+      </w:r>
+      <w:proofErr w:type="spellEnd"/>
+      <w:r>
+        <w:t xml:space="preserve"> </w:t>
+      </w:r>
+      <w:r>
+        <w:t>garçon</w:t>
+      </w:r>
+      <w:r>
+        <w:t>.</w:t>
+      </w:r>
+      <w:r>
+        <w:t>”</w:t>
+      </w:r>
+    </w:p>
+    <w:p>
+      <w:pPr>
+        <w:pStyle w:val="ListBullet"/>
+      </w:pPr>
+      <w:r>
+        <w:t>Changed the free translation to “</w:t>
+      </w:r>
+      <w:r>
+        <w:rPr>
+          <w:cs/>
+        </w:rPr>
+        <w:t>‎</w:t>
+      </w:r>
+      <w:r>
+        <w:t>The young boy.</w:t>
+      </w:r>
+      <w:r>
+        <w:t>”</w:t>
+      </w:r>
+    </w:p>
+    <w:p>
+      <w:pPr>
+        <w:pStyle w:val="ListBullet"/>
+      </w:pPr>
+      <w:r>
+        <w:t>Added a second paragraph with this baseline “</w:t>
+      </w:r>
+      <w:r>
+        <w:t xml:space="preserve">Le garçon le plus </w:t>
+      </w:r>
+      <w:proofErr w:type="spellStart"/>
+      <w:r>
+        <w:t>âgé</w:t>
+      </w:r>
+      <w:proofErr w:type="spellEnd"/>
+      <w:r>
+        <w:t>.</w:t>
+      </w:r>
+      <w:r>
+        <w:t>”</w:t>
+      </w:r>
+      <w:r>
+        <w:t xml:space="preserve"> with no word elements.</w:t>
+      </w:r>
+    </w:p>
+    <w:p>
+      <w:pPr>
+        <w:pStyle w:val="ListBullet"/>
+      </w:pPr>
+      <w:r>
+        <w:t>And this free translation “</w:t>
+      </w:r>
+      <w:r>
+        <w:t>The older boy</w:t>
+      </w:r>
+      <w:r>
+        <w:t>”</w:t>
+      </w:r>
+    </w:p>
+    <w:p>
+      <w:pPr>
+        <w:pStyle w:val="BodyText"/>
+      </w:pPr>
+      <w:r>
+        <w:t xml:space="preserve">I then imported the </w:t>
+      </w:r>
+      <w:r>
+        <w:t xml:space="preserve">modified </w:t>
+      </w:r>
+      <w:r>
+        <w:t xml:space="preserve">flextext file, merging into the existing text </w:t>
+      </w:r>
+      <w:r>
+        <w:t>giving</w:t>
+      </w:r>
+      <w:r>
+        <w:t xml:space="preserve"> this result</w:t>
+      </w:r>
+      <w:r>
+        <w:t>.</w:t>
+      </w:r>
+    </w:p>
+    <w:p>
+      <w:pPr>
+        <w:pStyle w:val="Example"/>
+      </w:pPr>
+      <w:r>
+        <w:drawing>
+          <wp:inline distT="0" distB="0" distL="0" distR="0" wp14:anchorId="6E1BADB0" wp14:editId="6F65D1B9">
+            <wp:extent cx="3211373" cy="2743048"/>
+            <wp:effectExtent l="0" t="0" r="8255" b="635"/>
+            <wp:docPr id="2" name="Picture 2"/>
+            <wp:cNvGraphicFramePr>
+              <a:graphicFrameLocks xmlns:a="http://schemas.openxmlformats.org/drawingml/2006/main" noChangeAspect="1"/>
+            </wp:cNvGraphicFramePr>
+            <a:graphic xmlns:a="http://schemas.openxmlformats.org/drawingml/2006/main">
+              <a:graphicData uri="http://schemas.openxmlformats.org/drawingml/2006/picture">
+                <pic:pic xmlns:pic="http://schemas.openxmlformats.org/drawingml/2006/picture">
+                  <pic:nvPicPr>
+                    <pic:cNvPr id="1" name=""/>
+                    <pic:cNvPicPr/>
+                  </pic:nvPicPr>
+                  <pic:blipFill>
+                    <a:blip r:embed="rId13"/>
+                    <a:stretch>
+                      <a:fillRect/>
+                    </a:stretch>
+                  </pic:blipFill>
+                  <pic:spPr>
+                    <a:xfrm>
+                      <a:off x="0" y="0"/>
+                      <a:ext cx="3240490" cy="2767918"/>
+                    </a:xfrm>
+                    <a:prstGeom prst="rect">
+                      <a:avLst/>
+                    </a:prstGeom>
+                  </pic:spPr>
+                </pic:pic>
+              </a:graphicData>
+            </a:graphic>
+          </wp:inline>
+        </w:drawing>
+      </w:r>
+    </w:p>
+    <w:p>
+      <w:pPr>
+        <w:pStyle w:val="BodyText"/>
+      </w:pPr>
+      <w:r>
+        <w:t>The second paragraph did not display the interlinear bundles until I went to another text and then back again, so there is a refresh issue, but otherwise it worked as expected.</w:t>
+      </w:r>
+    </w:p>
+    <w:p>
+      <w:pPr>
+        <w:pStyle w:val="ListBullet"/>
+      </w:pPr>
+      <w:r>
+        <w:t>The original “</w:t>
+      </w:r>
+      <w:r>
+        <w:t>garçon</w:t>
+      </w:r>
+      <w:r>
+        <w:t>” wordform remained approved, and an unanalyzed “</w:t>
+      </w:r>
+      <w:proofErr w:type="spellStart"/>
+      <w:r>
+        <w:t>jeune</w:t>
+      </w:r>
+      <w:proofErr w:type="spellEnd"/>
+      <w:r>
+        <w:t>” was inserted. The original translation was changed to what was in the flextext file.</w:t>
+      </w:r>
+    </w:p>
+    <w:p>
+      <w:pPr>
+        <w:pStyle w:val="ListBullet"/>
+      </w:pPr>
+      <w:r>
+        <w:t>The second paragraph was added with the translation. The analysis for “</w:t>
+      </w:r>
+      <w:r>
+        <w:t>garçon</w:t>
+      </w:r>
+      <w:r>
+        <w:t>” was not approved, but the guesser had the correct analysis ready to approve.</w:t>
+      </w:r>
+    </w:p>
+    <w:p>
+      <w:pPr>
+        <w:pStyle w:val="Heading2"/>
+      </w:pPr>
+      <w:bookmarkStart w:id="14" w:name="_Toc207187680"/>
+      <w:r>
+        <w:t>Create a new text from flextext</w:t>
+      </w:r>
+      <w:bookmarkEnd w:id="14"/>
+    </w:p>
+    <w:p>
+      <w:pPr>
+        <w:pStyle w:val="BodyText"/>
+      </w:pPr>
+      <w:r>
+        <w:t xml:space="preserve">When you choose “No” to the “Duplicate Text Found” dialog, the </w:t>
+      </w:r>
+      <w:proofErr w:type="spellStart"/>
+      <w:r>
+        <w:t>guids</w:t>
+      </w:r>
+      <w:proofErr w:type="spellEnd"/>
+      <w:r>
+        <w:t xml:space="preserve"> in the flextext file will be ignored and new objects will be created in FLEx for all objects owned by the new text. If existing analyses are found that match the flextext morph, the import will link to those analyses during the import. Otherwise, new analyses will be added to the </w:t>
+      </w:r>
+      <w:r>
+        <w:lastRenderedPageBreak/>
+        <w:t>wordform. In some later version of FLEx, we hope to create entries and analyses that are new to this text, as long as morph elements are included. Nothing in existing texts with approved analyses should change when creating a new text. For user unapproved analyses, an analysis guesser tries to find an appropriate analysis and display it with a blue background. When importing a new text, even though the actual data for the existing text is not changed, it’s possible that the guesser may come up with a different guess. In this case, the original analysis is still intact, and can be selected and approved via the normal manual interlinearization options.</w:t>
+      </w:r>
+    </w:p>
+    <w:p>
+      <w:pPr>
+        <w:pStyle w:val="BodyText"/>
+      </w:pPr>
+      <w:r>
+        <w:t>In the above example, when choosing not to merge, the original text was unchanged, and this was the new text.</w:t>
+      </w:r>
+    </w:p>
+    <w:p>
+      <w:pPr>
+        <w:pStyle w:val="Example"/>
+      </w:pPr>
+      <w:r>
+        <w:drawing>
+          <wp:inline distT="0" distB="0" distL="0" distR="0" wp14:anchorId="44F0569B" wp14:editId="2CAEB7F6">
+            <wp:extent cx="3211577" cy="2684678"/>
+            <wp:effectExtent l="0" t="0" r="8255" b="1905"/>
+            <wp:docPr id="4" name="Picture 4"/>
+            <wp:cNvGraphicFramePr>
+              <a:graphicFrameLocks xmlns:a="http://schemas.openxmlformats.org/drawingml/2006/main" noChangeAspect="1"/>
+            </wp:cNvGraphicFramePr>
+            <a:graphic xmlns:a="http://schemas.openxmlformats.org/drawingml/2006/main">
+              <a:graphicData uri="http://schemas.openxmlformats.org/drawingml/2006/picture">
+                <pic:pic xmlns:pic="http://schemas.openxmlformats.org/drawingml/2006/picture">
+                  <pic:nvPicPr>
+                    <pic:cNvPr id="1" name=""/>
+                    <pic:cNvPicPr/>
+                  </pic:nvPicPr>
+                  <pic:blipFill>
+                    <a:blip r:embed="rId14"/>
+                    <a:stretch>
+                      <a:fillRect/>
+                    </a:stretch>
+                  </pic:blipFill>
+                  <pic:spPr>
+                    <a:xfrm>
+                      <a:off x="0" y="0"/>
+                      <a:ext cx="3241631" cy="2709801"/>
+                    </a:xfrm>
+                    <a:prstGeom prst="rect">
+                      <a:avLst/>
+                    </a:prstGeom>
+                  </pic:spPr>
+                </pic:pic>
+              </a:graphicData>
+            </a:graphic>
+          </wp:inline>
+        </w:drawing>
+      </w:r>
+    </w:p>
+    <w:p>
+      <w:pPr>
+        <w:pStyle w:val="BodyText"/>
+      </w:pPr>
+      <w:r>
+        <w:br w:type="page"/>
+      </w:r>
+    </w:p>
+    <w:p>
+      <w:pPr>
+        <w:pStyle w:val="Heading1"/>
+      </w:pPr>
+      <w:bookmarkStart w:id="15" w:name="_Toc207187681"/>
+      <w:r>
+        <w:lastRenderedPageBreak/>
+        <w:t>Sample data</w:t>
+      </w:r>
+      <w:bookmarkEnd w:id="15"/>
+    </w:p>
+    <w:p>
+      <w:pPr>
+        <w:pStyle w:val="Heading2"/>
+      </w:pPr>
+      <w:bookmarkStart w:id="16" w:name="_Toc207187682"/>
+      <w:r>
+        <w:t>File from FLEx:</w:t>
+      </w:r>
+      <w:bookmarkEnd w:id="16"/>
+    </w:p>
+    <w:p>
+      <w:pPr>
+        <w:pStyle w:val="BodyText"/>
+      </w:pPr>
+      <w:r>
+        <w:t xml:space="preserve">This is </w:t>
+      </w:r>
+      <w:r>
+        <w:t>a simple</w:t>
+      </w:r>
+      <w:r>
+        <w:t xml:space="preserve"> text in FLEx.</w:t>
+      </w:r>
+    </w:p>
+    <w:p>
+      <w:r>
+        <w:rPr>
+          <w:noProof/>
+        </w:rPr>
+        <w:drawing>
+          <wp:inline distT="0" distB="0" distL="0" distR="0" wp14:anchorId="2E6BF012" wp14:editId="7DE5B3D5">
+            <wp:extent cx="2400635" cy="2353003"/>
+            <wp:effectExtent l="0" t="0" r="0" b="9525"/>
+            <wp:docPr id="1" name="Picture 1"/>
+            <wp:cNvGraphicFramePr>
+              <a:graphicFrameLocks xmlns:a="http://schemas.openxmlformats.org/drawingml/2006/main" noChangeAspect="1"/>
+            </wp:cNvGraphicFramePr>
+            <a:graphic xmlns:a="http://schemas.openxmlformats.org/drawingml/2006/main">
+              <a:graphicData uri="http://schemas.openxmlformats.org/drawingml/2006/picture">
+                <pic:pic xmlns:pic="http://schemas.openxmlformats.org/drawingml/2006/picture">
+                  <pic:nvPicPr>
+                    <pic:cNvPr id="1" name=""/>
+                    <pic:cNvPicPr/>
+                  </pic:nvPicPr>
+                  <pic:blipFill>
+                    <a:blip r:embed="rId15"/>
+                    <a:stretch>
+                      <a:fillRect/>
+                    </a:stretch>
+                  </pic:blipFill>
+                  <pic:spPr>
+                    <a:xfrm>
+                      <a:off x="0" y="0"/>
                       <a:ext cx="2400635" cy="2353003"/>
                     </a:xfrm>
                     <a:prstGeom prst="rect">
@@ -6968,7 +7479,7 @@
       <w:pPr>
         <w:pStyle w:val="Heading2"/>
       </w:pPr>
-      <w:bookmarkStart w:id="17" w:name="_Toc206426543"/>
+      <w:bookmarkStart w:id="17" w:name="_Toc207187683"/>
       <w:r>
         <w:lastRenderedPageBreak/>
         <w:t>File from ELAN</w:t>
@@ -7194,7 +7705,7 @@
       <w:pPr>
         <w:pStyle w:val="Heading2"/>
       </w:pPr>
-      <w:bookmarkStart w:id="18" w:name="_Toc206426544"/>
+      <w:bookmarkStart w:id="18" w:name="_Toc207187684"/>
       <w:r>
         <w:lastRenderedPageBreak/>
         <w:t xml:space="preserve">File from </w:t>
@@ -7518,7 +8029,7 @@
         <w:pStyle w:val="Heading1"/>
       </w:pPr>
       <w:bookmarkStart w:id="20" w:name="_Ref204163169"/>
-      <w:bookmarkStart w:id="21" w:name="_Toc206426545"/>
+      <w:bookmarkStart w:id="21" w:name="_Toc207187685"/>
       <w:r>
         <w:lastRenderedPageBreak/>
         <w:t>FLEx Text XML Schema</w:t>
@@ -7591,7 +8102,7 @@
       <w:r>
         <w:t xml:space="preserve"> One online option is </w:t>
       </w:r>
-      <w:hyperlink r:id="rId13" w:history="1">
+      <w:hyperlink r:id="rId16" w:history="1">
         <w:r>
           <w:rPr>
             <w:rStyle w:val="Hyperlink"/>
@@ -7611,7 +8122,38 @@
         <w:t>from flex-errors@sil.org</w:t>
       </w:r>
       <w:r>
-        <w:t xml:space="preserve"> to import the data in a debugger to determine where it is failing.</w:t>
+        <w:t xml:space="preserve"> to import the data in a debugger to determine where it is failing</w:t>
+      </w:r>
+      <w:r>
+        <w:t xml:space="preserve">, or you could attempt to use the </w:t>
+      </w:r>
+      <w:proofErr w:type="spellStart"/>
+      <w:r>
+        <w:t>dn</w:t>
+      </w:r>
+      <w:r>
+        <w:t>S</w:t>
+      </w:r>
+      <w:r>
+        <w:t>py</w:t>
+      </w:r>
+      <w:proofErr w:type="spellEnd"/>
+      <w:r>
+        <w:t xml:space="preserve"> debugger</w:t>
+      </w:r>
+      <w:r>
+        <w:t xml:space="preserve"> without having a FLEx development system. See section 3.5 of </w:t>
+      </w:r>
+      <w:hyperlink r:id="rId17" w:history="1">
+        <w:r>
+          <w:rPr>
+            <w:rStyle w:val="Hyperlink"/>
+          </w:rPr>
+          <w:t>https://downloads.languagetechnology.org/fieldworks/Documentation/FLEx%209.1%20Conceptual%20Model.pdf</w:t>
+        </w:r>
+      </w:hyperlink>
+      <w:r>
+        <w:t xml:space="preserve"> for more information on this.</w:t>
       </w:r>
     </w:p>
     <w:p>
@@ -8876,2288 +9418,6 @@
         <w:rPr>
           <w:rStyle w:val="Emphasis1"/>
         </w:rPr>
-        <w:t xml:space="preserve">    </w:t>
-      </w:r>
-      <w:r>
-        <w:rPr>
-          <w:rStyle w:val="Emphasis1"/>
-        </w:rPr>
-        <w:t xml:space="preserve">  &lt;</w:t>
-      </w:r>
-      <w:proofErr w:type="spellStart"/>
-      <w:r>
-        <w:rPr>
-          <w:rStyle w:val="Emphasis1"/>
-        </w:rPr>
-        <w:t>xs:element</w:t>
-      </w:r>
-      <w:proofErr w:type="spellEnd"/>
-      <w:r>
-        <w:rPr>
-          <w:rStyle w:val="Emphasis1"/>
-        </w:rPr>
-        <w:t xml:space="preserve"> ref="item" minOccurs="0" </w:t>
-      </w:r>
-      <w:proofErr w:type="spellStart"/>
-      <w:r>
-        <w:rPr>
-          <w:rStyle w:val="Emphasis1"/>
-        </w:rPr>
-        <w:t>maxOccurs</w:t>
-      </w:r>
-      <w:proofErr w:type="spellEnd"/>
-      <w:r>
-        <w:rPr>
-          <w:rStyle w:val="Emphasis1"/>
-        </w:rPr>
-        <w:t>="unbounded"/&gt;</w:t>
-      </w:r>
-      <w:r>
-        <w:rPr>
-          <w:rStyle w:val="Emphasis1"/>
-        </w:rPr>
-        <w:br/>
-      </w:r>
-      <w:r>
-        <w:rPr>
-          <w:rStyle w:val="Emphasis1"/>
-        </w:rPr>
-        <w:t xml:space="preserve">    </w:t>
-      </w:r>
-      <w:r>
-        <w:rPr>
-          <w:rStyle w:val="Emphasis1"/>
-        </w:rPr>
-        <w:t xml:space="preserve">  &lt;</w:t>
-      </w:r>
-      <w:proofErr w:type="spellStart"/>
-      <w:r>
-        <w:rPr>
-          <w:rStyle w:val="Emphasis1"/>
-        </w:rPr>
-        <w:t>xs:element</w:t>
-      </w:r>
-      <w:proofErr w:type="spellEnd"/>
-      <w:r>
-        <w:rPr>
-          <w:rStyle w:val="Emphasis1"/>
-        </w:rPr>
-        <w:t xml:space="preserve"> name="morphemes" minOccurs="0" </w:t>
-      </w:r>
-      <w:proofErr w:type="spellStart"/>
-      <w:r>
-        <w:rPr>
-          <w:rStyle w:val="Emphasis1"/>
-        </w:rPr>
-        <w:t>maxOccurs</w:t>
-      </w:r>
-      <w:proofErr w:type="spellEnd"/>
-      <w:r>
-        <w:rPr>
-          <w:rStyle w:val="Emphasis1"/>
-        </w:rPr>
-        <w:t>="1"&gt;</w:t>
-      </w:r>
-      <w:r>
-        <w:rPr>
-          <w:rStyle w:val="Emphasis1"/>
-        </w:rPr>
-        <w:br/>
-      </w:r>
-      <w:r>
-        <w:rPr>
-          <w:rStyle w:val="Emphasis1"/>
-        </w:rPr>
-        <w:t xml:space="preserve">     </w:t>
-      </w:r>
-      <w:r>
-        <w:rPr>
-          <w:rStyle w:val="Emphasis1"/>
-        </w:rPr>
-        <w:t>&lt;</w:t>
-      </w:r>
-      <w:proofErr w:type="spellStart"/>
-      <w:r>
-        <w:rPr>
-          <w:rStyle w:val="Emphasis1"/>
-        </w:rPr>
-        <w:t>xs:complexType</w:t>
-      </w:r>
-      <w:proofErr w:type="spellEnd"/>
-      <w:r>
-        <w:rPr>
-          <w:rStyle w:val="Emphasis1"/>
-        </w:rPr>
-        <w:t>&gt;</w:t>
-      </w:r>
-      <w:r>
-        <w:rPr>
-          <w:rStyle w:val="Emphasis1"/>
-        </w:rPr>
-        <w:br/>
-      </w:r>
-      <w:r>
-        <w:rPr>
-          <w:rStyle w:val="Emphasis1"/>
-        </w:rPr>
-        <w:t xml:space="preserve">     </w:t>
-      </w:r>
-      <w:r>
-        <w:rPr>
-          <w:rStyle w:val="Emphasis1"/>
-        </w:rPr>
-        <w:t xml:space="preserve">  &lt;</w:t>
-      </w:r>
-      <w:proofErr w:type="spellStart"/>
-      <w:r>
-        <w:rPr>
-          <w:rStyle w:val="Emphasis1"/>
-        </w:rPr>
-        <w:t>xs:sequence</w:t>
-      </w:r>
-      <w:proofErr w:type="spellEnd"/>
-      <w:r>
-        <w:rPr>
-          <w:rStyle w:val="Emphasis1"/>
-        </w:rPr>
-        <w:t>&gt;</w:t>
-      </w:r>
-      <w:r>
-        <w:rPr>
-          <w:rStyle w:val="Emphasis1"/>
-        </w:rPr>
-        <w:br/>
-      </w:r>
-      <w:r>
-        <w:rPr>
-          <w:rStyle w:val="Emphasis1"/>
-        </w:rPr>
-        <w:t xml:space="preserve">      </w:t>
-      </w:r>
-      <w:r>
-        <w:rPr>
-          <w:rStyle w:val="Emphasis1"/>
-        </w:rPr>
-        <w:t>&lt;</w:t>
-      </w:r>
-      <w:proofErr w:type="spellStart"/>
-      <w:r>
-        <w:rPr>
-          <w:rStyle w:val="Emphasis1"/>
-        </w:rPr>
-        <w:t>xs:element</w:t>
-      </w:r>
-      <w:proofErr w:type="spellEnd"/>
-      <w:r>
-        <w:rPr>
-          <w:rStyle w:val="Emphasis1"/>
-        </w:rPr>
-        <w:t xml:space="preserve"> name="morph" minOccurs="0" </w:t>
-      </w:r>
-      <w:proofErr w:type="spellStart"/>
-      <w:r>
-        <w:rPr>
-          <w:rStyle w:val="Emphasis1"/>
-        </w:rPr>
-        <w:t>maxOccurs</w:t>
-      </w:r>
-      <w:proofErr w:type="spellEnd"/>
-      <w:r>
-        <w:rPr>
-          <w:rStyle w:val="Emphasis1"/>
-        </w:rPr>
-        <w:t>="unbounded"&gt;</w:t>
-      </w:r>
-      <w:r>
-        <w:rPr>
-          <w:rStyle w:val="Emphasis1"/>
-        </w:rPr>
-        <w:br/>
-      </w:r>
-      <w:r>
-        <w:rPr>
-          <w:rStyle w:val="Emphasis1"/>
-        </w:rPr>
-        <w:lastRenderedPageBreak/>
-        <w:t>&lt;</w:t>
-      </w:r>
-      <w:proofErr w:type="spellStart"/>
-      <w:r>
-        <w:rPr>
-          <w:rStyle w:val="Emphasis1"/>
-        </w:rPr>
-        <w:t>xs:complexType</w:t>
-      </w:r>
-      <w:proofErr w:type="spellEnd"/>
-      <w:r>
-        <w:rPr>
-          <w:rStyle w:val="Emphasis1"/>
-        </w:rPr>
-        <w:t>&gt;</w:t>
-      </w:r>
-      <w:r>
-        <w:rPr>
-          <w:rStyle w:val="Emphasis1"/>
-        </w:rPr>
-        <w:br/>
-      </w:r>
-      <w:r>
-        <w:rPr>
-          <w:rStyle w:val="Emphasis1"/>
-        </w:rPr>
-        <w:t xml:space="preserve">       </w:t>
-      </w:r>
-      <w:r>
-        <w:rPr>
-          <w:rStyle w:val="Emphasis1"/>
-        </w:rPr>
-        <w:t>&lt;</w:t>
-      </w:r>
-      <w:proofErr w:type="spellStart"/>
-      <w:r>
-        <w:rPr>
-          <w:rStyle w:val="Emphasis1"/>
-        </w:rPr>
-        <w:t>xs:sequence</w:t>
-      </w:r>
-      <w:proofErr w:type="spellEnd"/>
-      <w:r>
-        <w:rPr>
-          <w:rStyle w:val="Emphasis1"/>
-        </w:rPr>
-        <w:t>&gt;</w:t>
-      </w:r>
-      <w:r>
-        <w:rPr>
-          <w:rStyle w:val="Emphasis1"/>
-        </w:rPr>
-        <w:br/>
-      </w:r>
-      <w:r>
-        <w:rPr>
-          <w:rStyle w:val="Emphasis1"/>
-        </w:rPr>
-        <w:t xml:space="preserve">       </w:t>
-      </w:r>
-      <w:r>
-        <w:rPr>
-          <w:rStyle w:val="Emphasis1"/>
-        </w:rPr>
-        <w:t>&lt;</w:t>
-      </w:r>
-      <w:proofErr w:type="spellStart"/>
-      <w:r>
-        <w:rPr>
-          <w:rStyle w:val="Emphasis1"/>
-        </w:rPr>
-        <w:t>xs:element</w:t>
-      </w:r>
-      <w:proofErr w:type="spellEnd"/>
-      <w:r>
-        <w:rPr>
-          <w:rStyle w:val="Emphasis1"/>
-        </w:rPr>
-        <w:t xml:space="preserve"> ref="item" minOccurs="0" </w:t>
-      </w:r>
-      <w:proofErr w:type="spellStart"/>
-      <w:r>
-        <w:rPr>
-          <w:rStyle w:val="Emphasis1"/>
-        </w:rPr>
-        <w:t>maxOccurs</w:t>
-      </w:r>
-      <w:proofErr w:type="spellEnd"/>
-      <w:r>
-        <w:rPr>
-          <w:rStyle w:val="Emphasis1"/>
-        </w:rPr>
-        <w:t>="unbounded"/&gt;</w:t>
-      </w:r>
-      <w:r>
-        <w:rPr>
-          <w:rStyle w:val="Emphasis1"/>
-        </w:rPr>
-        <w:br/>
-      </w:r>
-      <w:r>
-        <w:rPr>
-          <w:rStyle w:val="Emphasis1"/>
-        </w:rPr>
-        <w:t xml:space="preserve">       </w:t>
-      </w:r>
-      <w:r>
-        <w:rPr>
-          <w:rStyle w:val="Emphasis1"/>
-        </w:rPr>
-        <w:t>&lt;/</w:t>
-      </w:r>
-      <w:proofErr w:type="spellStart"/>
-      <w:r>
-        <w:rPr>
-          <w:rStyle w:val="Emphasis1"/>
-        </w:rPr>
-        <w:t>xs:sequence</w:t>
-      </w:r>
-      <w:proofErr w:type="spellEnd"/>
-      <w:r>
-        <w:rPr>
-          <w:rStyle w:val="Emphasis1"/>
-        </w:rPr>
-        <w:t>&gt;</w:t>
-      </w:r>
-      <w:r>
-        <w:rPr>
-          <w:rStyle w:val="Emphasis1"/>
-        </w:rPr>
-        <w:br/>
-      </w:r>
-      <w:r>
-        <w:rPr>
-          <w:rStyle w:val="Emphasis1"/>
-        </w:rPr>
-        <w:t xml:space="preserve">       </w:t>
-      </w:r>
-      <w:r>
-        <w:rPr>
-          <w:rStyle w:val="Emphasis1"/>
-        </w:rPr>
-        <w:t>&lt;</w:t>
-      </w:r>
-      <w:proofErr w:type="spellStart"/>
-      <w:r>
-        <w:rPr>
-          <w:rStyle w:val="Emphasis1"/>
-        </w:rPr>
-        <w:t>xs:attribute</w:t>
-      </w:r>
-      <w:proofErr w:type="spellEnd"/>
-      <w:r>
-        <w:rPr>
-          <w:rStyle w:val="Emphasis1"/>
-        </w:rPr>
-        <w:t xml:space="preserve"> name="type" type="</w:t>
-      </w:r>
-      <w:proofErr w:type="spellStart"/>
-      <w:r>
-        <w:rPr>
-          <w:rStyle w:val="Emphasis1"/>
-        </w:rPr>
-        <w:t>morphTypes</w:t>
-      </w:r>
-      <w:proofErr w:type="spellEnd"/>
-      <w:r>
-        <w:rPr>
-          <w:rStyle w:val="Emphasis1"/>
-        </w:rPr>
-        <w:t>"/&gt;</w:t>
-      </w:r>
-      <w:r>
-        <w:rPr>
-          <w:rStyle w:val="Emphasis1"/>
-        </w:rPr>
-        <w:br/>
-      </w:r>
-      <w:r>
-        <w:rPr>
-          <w:rStyle w:val="Emphasis1"/>
-        </w:rPr>
-        <w:t xml:space="preserve">       </w:t>
-      </w:r>
-      <w:r>
-        <w:rPr>
-          <w:rStyle w:val="Emphasis1"/>
-        </w:rPr>
-        <w:t>&lt;</w:t>
-      </w:r>
-      <w:proofErr w:type="spellStart"/>
-      <w:r>
-        <w:rPr>
-          <w:rStyle w:val="Emphasis1"/>
-        </w:rPr>
-        <w:t>xs:attribute</w:t>
-      </w:r>
-      <w:proofErr w:type="spellEnd"/>
-      <w:r>
-        <w:rPr>
-          <w:rStyle w:val="Emphasis1"/>
-        </w:rPr>
-        <w:t xml:space="preserve"> name="guid" type="</w:t>
-      </w:r>
-      <w:proofErr w:type="spellStart"/>
-      <w:r>
-        <w:rPr>
-          <w:rStyle w:val="Emphasis1"/>
-        </w:rPr>
-        <w:t>xs:string</w:t>
-      </w:r>
-      <w:proofErr w:type="spellEnd"/>
-      <w:r>
-        <w:rPr>
-          <w:rStyle w:val="Emphasis1"/>
-        </w:rPr>
-        <w:t>"/&gt;</w:t>
-      </w:r>
-      <w:r>
-        <w:rPr>
-          <w:rStyle w:val="Emphasis1"/>
-        </w:rPr>
-        <w:br/>
-        <w:t>&lt;/</w:t>
-      </w:r>
-      <w:proofErr w:type="spellStart"/>
-      <w:r>
-        <w:rPr>
-          <w:rStyle w:val="Emphasis1"/>
-        </w:rPr>
-        <w:t>xs:complexType</w:t>
-      </w:r>
-      <w:proofErr w:type="spellEnd"/>
-      <w:r>
-        <w:rPr>
-          <w:rStyle w:val="Emphasis1"/>
-        </w:rPr>
-        <w:t>&gt;</w:t>
-      </w:r>
-      <w:r>
-        <w:rPr>
-          <w:rStyle w:val="Emphasis1"/>
-        </w:rPr>
-        <w:br/>
-      </w:r>
-      <w:r>
-        <w:rPr>
-          <w:rStyle w:val="Emphasis1"/>
-        </w:rPr>
-        <w:t xml:space="preserve">      </w:t>
-      </w:r>
-      <w:r>
-        <w:rPr>
-          <w:rStyle w:val="Emphasis1"/>
-        </w:rPr>
-        <w:t>&lt;/</w:t>
-      </w:r>
-      <w:proofErr w:type="spellStart"/>
-      <w:r>
-        <w:rPr>
-          <w:rStyle w:val="Emphasis1"/>
-        </w:rPr>
-        <w:t>xs:element</w:t>
-      </w:r>
-      <w:proofErr w:type="spellEnd"/>
-      <w:r>
-        <w:rPr>
-          <w:rStyle w:val="Emphasis1"/>
-        </w:rPr>
-        <w:t>&gt;</w:t>
-      </w:r>
-      <w:r>
-        <w:rPr>
-          <w:rStyle w:val="Emphasis1"/>
-        </w:rPr>
-        <w:br/>
-      </w:r>
-      <w:r>
-        <w:rPr>
-          <w:rStyle w:val="Emphasis1"/>
-        </w:rPr>
-        <w:t xml:space="preserve">     </w:t>
-      </w:r>
-      <w:r>
-        <w:rPr>
-          <w:rStyle w:val="Emphasis1"/>
-        </w:rPr>
-        <w:t xml:space="preserve">  &lt;/</w:t>
-      </w:r>
-      <w:proofErr w:type="spellStart"/>
-      <w:r>
-        <w:rPr>
-          <w:rStyle w:val="Emphasis1"/>
-        </w:rPr>
-        <w:t>xs:sequence</w:t>
-      </w:r>
-      <w:proofErr w:type="spellEnd"/>
-      <w:r>
-        <w:rPr>
-          <w:rStyle w:val="Emphasis1"/>
-        </w:rPr>
-        <w:t>&gt;</w:t>
-      </w:r>
-      <w:r>
-        <w:rPr>
-          <w:rStyle w:val="Emphasis1"/>
-        </w:rPr>
-        <w:br/>
-      </w:r>
-      <w:r>
-        <w:rPr>
-          <w:rStyle w:val="Emphasis1"/>
-        </w:rPr>
-        <w:t xml:space="preserve">     </w:t>
-      </w:r>
-      <w:r>
-        <w:rPr>
-          <w:rStyle w:val="Emphasis1"/>
-        </w:rPr>
-        <w:t xml:space="preserve">  &lt;</w:t>
-      </w:r>
-      <w:proofErr w:type="spellStart"/>
-      <w:r>
-        <w:rPr>
-          <w:rStyle w:val="Emphasis1"/>
-        </w:rPr>
-        <w:t>xs:attribute</w:t>
-      </w:r>
-      <w:proofErr w:type="spellEnd"/>
-      <w:r>
-        <w:rPr>
-          <w:rStyle w:val="Emphasis1"/>
-        </w:rPr>
-        <w:t xml:space="preserve"> name="</w:t>
-      </w:r>
-      <w:proofErr w:type="spellStart"/>
-      <w:r>
-        <w:rPr>
-          <w:rStyle w:val="Emphasis1"/>
-        </w:rPr>
-        <w:t>analysisStatus</w:t>
-      </w:r>
-      <w:proofErr w:type="spellEnd"/>
-      <w:r>
-        <w:rPr>
-          <w:rStyle w:val="Emphasis1"/>
-        </w:rPr>
-        <w:t>" type="</w:t>
-      </w:r>
-      <w:proofErr w:type="spellStart"/>
-      <w:r>
-        <w:rPr>
-          <w:rStyle w:val="Emphasis1"/>
-        </w:rPr>
-        <w:t>analysisStatusTypes</w:t>
-      </w:r>
-      <w:proofErr w:type="spellEnd"/>
-      <w:r>
-        <w:rPr>
-          <w:rStyle w:val="Emphasis1"/>
-        </w:rPr>
-        <w:t>" use="optional"/&gt;</w:t>
-      </w:r>
-      <w:r>
-        <w:rPr>
-          <w:rStyle w:val="Emphasis1"/>
-        </w:rPr>
-        <w:br/>
-      </w:r>
-      <w:r>
-        <w:rPr>
-          <w:rStyle w:val="Emphasis1"/>
-        </w:rPr>
-        <w:t xml:space="preserve">     </w:t>
-      </w:r>
-      <w:r>
-        <w:rPr>
-          <w:rStyle w:val="Emphasis1"/>
-        </w:rPr>
-        <w:t>&lt;/</w:t>
-      </w:r>
-      <w:proofErr w:type="spellStart"/>
-      <w:r>
-        <w:rPr>
-          <w:rStyle w:val="Emphasis1"/>
-        </w:rPr>
-        <w:t>xs:complexType</w:t>
-      </w:r>
-      <w:proofErr w:type="spellEnd"/>
-      <w:r>
-        <w:rPr>
-          <w:rStyle w:val="Emphasis1"/>
-        </w:rPr>
-        <w:t>&gt;</w:t>
-      </w:r>
-      <w:r>
-        <w:rPr>
-          <w:rStyle w:val="Emphasis1"/>
-        </w:rPr>
-        <w:br/>
-      </w:r>
-      <w:r>
-        <w:rPr>
-          <w:rStyle w:val="Emphasis1"/>
-        </w:rPr>
-        <w:t xml:space="preserve">    </w:t>
-      </w:r>
-      <w:r>
-        <w:rPr>
-          <w:rStyle w:val="Emphasis1"/>
-        </w:rPr>
-        <w:t xml:space="preserve">  &lt;/</w:t>
-      </w:r>
-      <w:proofErr w:type="spellStart"/>
-      <w:r>
-        <w:rPr>
-          <w:rStyle w:val="Emphasis1"/>
-        </w:rPr>
-        <w:t>xs:element</w:t>
-      </w:r>
-      <w:proofErr w:type="spellEnd"/>
-      <w:r>
-        <w:rPr>
-          <w:rStyle w:val="Emphasis1"/>
-        </w:rPr>
-        <w:t>&gt;</w:t>
-      </w:r>
-      <w:r>
-        <w:rPr>
-          <w:rStyle w:val="Emphasis1"/>
-        </w:rPr>
-        <w:br/>
-      </w:r>
-      <w:r>
-        <w:rPr>
-          <w:rStyle w:val="Emphasis1"/>
-        </w:rPr>
-        <w:t xml:space="preserve">    </w:t>
-      </w:r>
-      <w:r>
-        <w:rPr>
-          <w:rStyle w:val="Emphasis1"/>
-        </w:rPr>
-        <w:t>&lt;/</w:t>
-      </w:r>
-      <w:proofErr w:type="spellStart"/>
-      <w:r>
-        <w:rPr>
-          <w:rStyle w:val="Emphasis1"/>
-        </w:rPr>
-        <w:t>xs:choice</w:t>
-      </w:r>
-      <w:proofErr w:type="spellEnd"/>
-      <w:r>
-        <w:rPr>
-          <w:rStyle w:val="Emphasis1"/>
-        </w:rPr>
-        <w:t>&gt;</w:t>
-      </w:r>
-      <w:r>
-        <w:rPr>
-          <w:rStyle w:val="Emphasis1"/>
-        </w:rPr>
-        <w:br/>
-      </w:r>
-      <w:r>
-        <w:rPr>
-          <w:rStyle w:val="Emphasis1"/>
-        </w:rPr>
-        <w:t xml:space="preserve">    </w:t>
-      </w:r>
-      <w:r>
-        <w:rPr>
-          <w:rStyle w:val="Emphasis1"/>
-        </w:rPr>
-        <w:t>&lt;</w:t>
-      </w:r>
-      <w:proofErr w:type="spellStart"/>
-      <w:r>
-        <w:rPr>
-          <w:rStyle w:val="Emphasis1"/>
-        </w:rPr>
-        <w:t>xs:attribute</w:t>
-      </w:r>
-      <w:proofErr w:type="spellEnd"/>
-      <w:r>
-        <w:rPr>
-          <w:rStyle w:val="Emphasis1"/>
-        </w:rPr>
-        <w:t xml:space="preserve"> name="guid" type="</w:t>
-      </w:r>
-      <w:proofErr w:type="spellStart"/>
-      <w:r>
-        <w:rPr>
-          <w:rStyle w:val="Emphasis1"/>
-        </w:rPr>
-        <w:t>xs:string</w:t>
-      </w:r>
-      <w:proofErr w:type="spellEnd"/>
-      <w:r>
-        <w:rPr>
-          <w:rStyle w:val="Emphasis1"/>
-        </w:rPr>
-        <w:t>"/&gt;</w:t>
-      </w:r>
-      <w:r>
-        <w:rPr>
-          <w:rStyle w:val="Emphasis1"/>
-        </w:rPr>
-        <w:br/>
-      </w:r>
-      <w:r>
-        <w:rPr>
-          <w:rStyle w:val="Emphasis1"/>
-        </w:rPr>
-        <w:t xml:space="preserve">    </w:t>
-      </w:r>
-      <w:r>
-        <w:rPr>
-          <w:rStyle w:val="Emphasis1"/>
-        </w:rPr>
-        <w:t>&lt;</w:t>
-      </w:r>
-      <w:proofErr w:type="spellStart"/>
-      <w:r>
-        <w:rPr>
-          <w:rStyle w:val="Emphasis1"/>
-        </w:rPr>
-        <w:t>xs:attribute</w:t>
-      </w:r>
-      <w:proofErr w:type="spellEnd"/>
-      <w:r>
-        <w:rPr>
-          <w:rStyle w:val="Emphasis1"/>
-        </w:rPr>
-        <w:t xml:space="preserve"> name="type" type="</w:t>
-      </w:r>
-      <w:proofErr w:type="spellStart"/>
-      <w:r>
-        <w:rPr>
-          <w:rStyle w:val="Emphasis1"/>
-        </w:rPr>
-        <w:t>xs:string</w:t>
-      </w:r>
-      <w:proofErr w:type="spellEnd"/>
-      <w:r>
-        <w:rPr>
-          <w:rStyle w:val="Emphasis1"/>
-        </w:rPr>
-        <w:t>" fixed="phrase" use="optional" /&gt;</w:t>
-      </w:r>
-      <w:r>
-        <w:rPr>
-          <w:rStyle w:val="Emphasis1"/>
-        </w:rPr>
-        <w:br/>
-      </w:r>
-      <w:r>
-        <w:rPr>
-          <w:rStyle w:val="Emphasis1"/>
-        </w:rPr>
-        <w:t xml:space="preserve">   </w:t>
-      </w:r>
-      <w:r>
-        <w:rPr>
-          <w:rStyle w:val="Emphasis1"/>
-        </w:rPr>
-        <w:t xml:space="preserve">  &lt;/</w:t>
-      </w:r>
-      <w:proofErr w:type="spellStart"/>
-      <w:r>
-        <w:rPr>
-          <w:rStyle w:val="Emphasis1"/>
-        </w:rPr>
-        <w:t>xs:complexType</w:t>
-      </w:r>
-      <w:proofErr w:type="spellEnd"/>
-      <w:r>
-        <w:rPr>
-          <w:rStyle w:val="Emphasis1"/>
-        </w:rPr>
-        <w:t>&gt;</w:t>
-      </w:r>
-      <w:r>
-        <w:rPr>
-          <w:rStyle w:val="Emphasis1"/>
-        </w:rPr>
-        <w:br/>
-      </w:r>
-      <w:r>
-        <w:rPr>
-          <w:rStyle w:val="Emphasis1"/>
-        </w:rPr>
-        <w:t xml:space="preserve">   </w:t>
-      </w:r>
-      <w:r>
-        <w:rPr>
-          <w:rStyle w:val="Emphasis1"/>
-        </w:rPr>
-        <w:t>&lt;/</w:t>
-      </w:r>
-      <w:proofErr w:type="spellStart"/>
-      <w:r>
-        <w:rPr>
-          <w:rStyle w:val="Emphasis1"/>
-        </w:rPr>
-        <w:t>xs:element</w:t>
-      </w:r>
-      <w:proofErr w:type="spellEnd"/>
-      <w:r>
-        <w:rPr>
-          <w:rStyle w:val="Emphasis1"/>
-        </w:rPr>
-        <w:t>&gt; &lt;!-- word --&gt;</w:t>
-      </w:r>
-      <w:r>
-        <w:rPr>
-          <w:rStyle w:val="Emphasis1"/>
-        </w:rPr>
-        <w:br/>
-      </w:r>
-      <w:r>
-        <w:rPr>
-          <w:rStyle w:val="Emphasis1"/>
-        </w:rPr>
-        <w:t xml:space="preserve">  </w:t>
-      </w:r>
-      <w:r>
-        <w:rPr>
-          <w:rStyle w:val="Emphasis1"/>
-        </w:rPr>
-        <w:t xml:space="preserve">  &lt;/</w:t>
-      </w:r>
-      <w:proofErr w:type="spellStart"/>
-      <w:r>
-        <w:rPr>
-          <w:rStyle w:val="Emphasis1"/>
-        </w:rPr>
-        <w:t>xs:sequence</w:t>
-      </w:r>
-      <w:proofErr w:type="spellEnd"/>
-      <w:r>
-        <w:rPr>
-          <w:rStyle w:val="Emphasis1"/>
-        </w:rPr>
-        <w:t>&gt;</w:t>
-      </w:r>
-      <w:r>
-        <w:rPr>
-          <w:rStyle w:val="Emphasis1"/>
-        </w:rPr>
-        <w:br/>
-      </w:r>
-      <w:r>
-        <w:rPr>
-          <w:rStyle w:val="Emphasis1"/>
-        </w:rPr>
-        <w:t xml:space="preserve">  </w:t>
-      </w:r>
-      <w:r>
-        <w:rPr>
-          <w:rStyle w:val="Emphasis1"/>
-        </w:rPr>
-        <w:t>&lt;/</w:t>
-      </w:r>
-      <w:proofErr w:type="spellStart"/>
-      <w:r>
-        <w:rPr>
-          <w:rStyle w:val="Emphasis1"/>
-        </w:rPr>
-        <w:t>xs:complexType</w:t>
-      </w:r>
-      <w:proofErr w:type="spellEnd"/>
-      <w:r>
-        <w:rPr>
-          <w:rStyle w:val="Emphasis1"/>
-        </w:rPr>
-        <w:t>&gt;</w:t>
-      </w:r>
-      <w:r>
-        <w:rPr>
-          <w:rStyle w:val="Emphasis1"/>
-        </w:rPr>
-        <w:br/>
-      </w:r>
-      <w:r>
-        <w:rPr>
-          <w:rStyle w:val="Emphasis1"/>
-        </w:rPr>
-        <w:t xml:space="preserve"> </w:t>
-      </w:r>
-      <w:r>
-        <w:rPr>
-          <w:rStyle w:val="Emphasis1"/>
-        </w:rPr>
-        <w:t xml:space="preserve">  &lt;/</w:t>
-      </w:r>
-      <w:proofErr w:type="spellStart"/>
-      <w:r>
-        <w:rPr>
-          <w:rStyle w:val="Emphasis1"/>
-        </w:rPr>
-        <w:t>xs:element</w:t>
-      </w:r>
-      <w:proofErr w:type="spellEnd"/>
-      <w:r>
-        <w:rPr>
-          <w:rStyle w:val="Emphasis1"/>
-        </w:rPr>
-        <w:t>&gt; &lt;!-- words --&gt;</w:t>
-      </w:r>
-      <w:r>
-        <w:rPr>
-          <w:rStyle w:val="Emphasis1"/>
-        </w:rPr>
-        <w:br/>
-      </w:r>
-      <w:r>
-        <w:rPr>
-          <w:rStyle w:val="Emphasis1"/>
-        </w:rPr>
-        <w:t xml:space="preserve"> </w:t>
-      </w:r>
-      <w:r>
-        <w:rPr>
-          <w:rStyle w:val="Emphasis1"/>
-        </w:rPr>
-        <w:t xml:space="preserve">  &lt;</w:t>
-      </w:r>
-      <w:proofErr w:type="spellStart"/>
-      <w:r>
-        <w:rPr>
-          <w:rStyle w:val="Emphasis1"/>
-        </w:rPr>
-        <w:t>xs:element</w:t>
-      </w:r>
-      <w:proofErr w:type="spellEnd"/>
-      <w:r>
-        <w:rPr>
-          <w:rStyle w:val="Emphasis1"/>
-        </w:rPr>
-        <w:t xml:space="preserve"> ref="item" minOccurs="0" </w:t>
-      </w:r>
-      <w:proofErr w:type="spellStart"/>
-      <w:r>
-        <w:rPr>
-          <w:rStyle w:val="Emphasis1"/>
-        </w:rPr>
-        <w:t>maxOccurs</w:t>
-      </w:r>
-      <w:proofErr w:type="spellEnd"/>
-      <w:r>
-        <w:rPr>
-          <w:rStyle w:val="Emphasis1"/>
-        </w:rPr>
-        <w:t>="unbounded"/&gt;</w:t>
-      </w:r>
-      <w:r>
-        <w:rPr>
-          <w:rStyle w:val="Emphasis1"/>
-        </w:rPr>
-        <w:br/>
-      </w:r>
-      <w:r>
-        <w:rPr>
-          <w:rStyle w:val="Emphasis1"/>
-        </w:rPr>
-        <w:t xml:space="preserve"> </w:t>
-      </w:r>
-      <w:r>
-        <w:rPr>
-          <w:rStyle w:val="Emphasis1"/>
-        </w:rPr>
-        <w:t>&lt;/</w:t>
-      </w:r>
-      <w:proofErr w:type="spellStart"/>
-      <w:r>
-        <w:rPr>
-          <w:rStyle w:val="Emphasis1"/>
-        </w:rPr>
-        <w:t>xs:sequence</w:t>
-      </w:r>
-      <w:proofErr w:type="spellEnd"/>
-      <w:r>
-        <w:rPr>
-          <w:rStyle w:val="Emphasis1"/>
-        </w:rPr>
-        <w:t>&gt;</w:t>
-      </w:r>
-      <w:r>
-        <w:rPr>
-          <w:rStyle w:val="Emphasis1"/>
-        </w:rPr>
-        <w:br/>
-      </w:r>
-      <w:r>
-        <w:rPr>
-          <w:rStyle w:val="Emphasis1"/>
-        </w:rPr>
-        <w:t xml:space="preserve"> </w:t>
-      </w:r>
-      <w:r>
-        <w:rPr>
-          <w:rStyle w:val="Emphasis1"/>
-        </w:rPr>
-        <w:t>&lt;!-- media-file should match a guid of one of the media elements for the enc</w:t>
-      </w:r>
-      <w:r>
-        <w:rPr>
-          <w:rStyle w:val="Emphasis1"/>
-        </w:rPr>
-        <w:t>l.</w:t>
-      </w:r>
-      <w:r>
-        <w:rPr>
-          <w:rStyle w:val="Emphasis1"/>
-        </w:rPr>
-        <w:t xml:space="preserve"> text --&gt;</w:t>
-      </w:r>
-      <w:r>
-        <w:rPr>
-          <w:rStyle w:val="Emphasis1"/>
-        </w:rPr>
-        <w:br/>
-      </w:r>
-      <w:r>
-        <w:rPr>
-          <w:rStyle w:val="Emphasis1"/>
-        </w:rPr>
-        <w:t xml:space="preserve"> </w:t>
-      </w:r>
-      <w:r>
-        <w:rPr>
-          <w:rStyle w:val="Emphasis1"/>
-        </w:rPr>
-        <w:t>&lt;</w:t>
-      </w:r>
-      <w:proofErr w:type="spellStart"/>
-      <w:r>
-        <w:rPr>
-          <w:rStyle w:val="Emphasis1"/>
-        </w:rPr>
-        <w:t>xs:attribute</w:t>
-      </w:r>
-      <w:proofErr w:type="spellEnd"/>
-      <w:r>
-        <w:rPr>
-          <w:rStyle w:val="Emphasis1"/>
-        </w:rPr>
-        <w:t xml:space="preserve"> name="media-file" type="</w:t>
-      </w:r>
-      <w:proofErr w:type="spellStart"/>
-      <w:r>
-        <w:rPr>
-          <w:rStyle w:val="Emphasis1"/>
-        </w:rPr>
-        <w:t>xs:string</w:t>
-      </w:r>
-      <w:proofErr w:type="spellEnd"/>
-      <w:r>
-        <w:rPr>
-          <w:rStyle w:val="Emphasis1"/>
-        </w:rPr>
-        <w:t>" use="optional"/&gt;</w:t>
-      </w:r>
-      <w:r>
-        <w:rPr>
-          <w:rStyle w:val="Emphasis1"/>
-        </w:rPr>
-        <w:br/>
-      </w:r>
-      <w:r>
-        <w:rPr>
-          <w:rStyle w:val="Emphasis1"/>
-        </w:rPr>
-        <w:t xml:space="preserve"> </w:t>
-      </w:r>
-      <w:r>
-        <w:rPr>
-          <w:rStyle w:val="Emphasis1"/>
-        </w:rPr>
-        <w:t>&lt;</w:t>
-      </w:r>
-      <w:proofErr w:type="spellStart"/>
-      <w:r>
-        <w:rPr>
-          <w:rStyle w:val="Emphasis1"/>
-        </w:rPr>
-        <w:t>xs:attribute</w:t>
-      </w:r>
-      <w:proofErr w:type="spellEnd"/>
-      <w:r>
-        <w:rPr>
-          <w:rStyle w:val="Emphasis1"/>
-        </w:rPr>
-        <w:t xml:space="preserve"> name="begin-time-offset" type="</w:t>
-      </w:r>
-      <w:proofErr w:type="spellStart"/>
-      <w:r>
-        <w:rPr>
-          <w:rStyle w:val="Emphasis1"/>
-        </w:rPr>
-        <w:t>xs:string</w:t>
-      </w:r>
-      <w:proofErr w:type="spellEnd"/>
-      <w:r>
-        <w:rPr>
-          <w:rStyle w:val="Emphasis1"/>
-        </w:rPr>
-        <w:t>" use="optional"/&gt;</w:t>
-      </w:r>
-      <w:r>
-        <w:rPr>
-          <w:rStyle w:val="Emphasis1"/>
-        </w:rPr>
-        <w:br/>
-      </w:r>
-      <w:r>
-        <w:rPr>
-          <w:rStyle w:val="Emphasis1"/>
-        </w:rPr>
-        <w:t xml:space="preserve"> </w:t>
-      </w:r>
-      <w:r>
-        <w:rPr>
-          <w:rStyle w:val="Emphasis1"/>
-        </w:rPr>
-        <w:t>&lt;</w:t>
-      </w:r>
-      <w:proofErr w:type="spellStart"/>
-      <w:r>
-        <w:rPr>
-          <w:rStyle w:val="Emphasis1"/>
-        </w:rPr>
-        <w:t>xs:attribute</w:t>
-      </w:r>
-      <w:proofErr w:type="spellEnd"/>
-      <w:r>
-        <w:rPr>
-          <w:rStyle w:val="Emphasis1"/>
-        </w:rPr>
-        <w:t xml:space="preserve"> name="end-time-offset" type="</w:t>
-      </w:r>
-      <w:proofErr w:type="spellStart"/>
-      <w:r>
-        <w:rPr>
-          <w:rStyle w:val="Emphasis1"/>
-        </w:rPr>
-        <w:t>xs:string</w:t>
-      </w:r>
-      <w:proofErr w:type="spellEnd"/>
-      <w:r>
-        <w:rPr>
-          <w:rStyle w:val="Emphasis1"/>
-        </w:rPr>
-        <w:t>" use="optional"/&gt;</w:t>
-      </w:r>
-      <w:r>
-        <w:rPr>
-          <w:rStyle w:val="Emphasis1"/>
-        </w:rPr>
-        <w:br/>
-      </w:r>
-      <w:r>
-        <w:rPr>
-          <w:rStyle w:val="Emphasis1"/>
-        </w:rPr>
-        <w:t xml:space="preserve"> </w:t>
-      </w:r>
-      <w:r>
-        <w:rPr>
-          <w:rStyle w:val="Emphasis1"/>
-        </w:rPr>
-        <w:t>&lt;</w:t>
-      </w:r>
-      <w:proofErr w:type="spellStart"/>
-      <w:r>
-        <w:rPr>
-          <w:rStyle w:val="Emphasis1"/>
-        </w:rPr>
-        <w:t>xs:attribute</w:t>
-      </w:r>
-      <w:proofErr w:type="spellEnd"/>
-      <w:r>
-        <w:rPr>
-          <w:rStyle w:val="Emphasis1"/>
-        </w:rPr>
-        <w:t xml:space="preserve"> name="guid" type="</w:t>
-      </w:r>
-      <w:proofErr w:type="spellStart"/>
-      <w:r>
-        <w:rPr>
-          <w:rStyle w:val="Emphasis1"/>
-        </w:rPr>
-        <w:t>xs:string</w:t>
-      </w:r>
-      <w:proofErr w:type="spellEnd"/>
-      <w:r>
-        <w:rPr>
-          <w:rStyle w:val="Emphasis1"/>
-        </w:rPr>
-        <w:t>"/&gt;</w:t>
-      </w:r>
-      <w:r>
-        <w:rPr>
-          <w:rStyle w:val="Emphasis1"/>
-        </w:rPr>
-        <w:br/>
-      </w:r>
-      <w:r>
-        <w:rPr>
-          <w:rStyle w:val="Emphasis1"/>
-        </w:rPr>
-        <w:t xml:space="preserve"> </w:t>
-      </w:r>
-      <w:r>
-        <w:rPr>
-          <w:rStyle w:val="Emphasis1"/>
-        </w:rPr>
-        <w:t>&lt;</w:t>
-      </w:r>
-      <w:proofErr w:type="spellStart"/>
-      <w:r>
-        <w:rPr>
-          <w:rStyle w:val="Emphasis1"/>
-        </w:rPr>
-        <w:t>xs:attribute</w:t>
-      </w:r>
-      <w:proofErr w:type="spellEnd"/>
-      <w:r>
-        <w:rPr>
-          <w:rStyle w:val="Emphasis1"/>
-        </w:rPr>
-        <w:t xml:space="preserve"> name="speaker" type="</w:t>
-      </w:r>
-      <w:proofErr w:type="spellStart"/>
-      <w:r>
-        <w:rPr>
-          <w:rStyle w:val="Emphasis1"/>
-        </w:rPr>
-        <w:t>xs:string</w:t>
-      </w:r>
-      <w:proofErr w:type="spellEnd"/>
-      <w:r>
-        <w:rPr>
-          <w:rStyle w:val="Emphasis1"/>
-        </w:rPr>
-        <w:t>" use="optional"/&gt;</w:t>
-      </w:r>
-      <w:r>
-        <w:rPr>
-          <w:rStyle w:val="Emphasis1"/>
-        </w:rPr>
-        <w:br/>
-        <w:t xml:space="preserve">  &lt;/</w:t>
-      </w:r>
-      <w:proofErr w:type="spellStart"/>
-      <w:r>
-        <w:rPr>
-          <w:rStyle w:val="Emphasis1"/>
-        </w:rPr>
-        <w:t>xs:complexType</w:t>
-      </w:r>
-      <w:proofErr w:type="spellEnd"/>
-      <w:r>
-        <w:rPr>
-          <w:rStyle w:val="Emphasis1"/>
-        </w:rPr>
-        <w:t>&gt;</w:t>
-      </w:r>
-      <w:r>
-        <w:rPr>
-          <w:rStyle w:val="Emphasis1"/>
-        </w:rPr>
-        <w:br/>
-        <w:t>&lt;/</w:t>
-      </w:r>
-      <w:proofErr w:type="spellStart"/>
-      <w:r>
-        <w:rPr>
-          <w:rStyle w:val="Emphasis1"/>
-        </w:rPr>
-        <w:t>xs:element</w:t>
-      </w:r>
-      <w:proofErr w:type="spellEnd"/>
-      <w:r>
-        <w:rPr>
-          <w:rStyle w:val="Emphasis1"/>
-        </w:rPr>
-        <w:t>&gt; &lt;!-- phrase --&gt;</w:t>
-      </w:r>
-      <w:r>
-        <w:rPr>
-          <w:rStyle w:val="Emphasis1"/>
-        </w:rPr>
-        <w:br/>
-        <w:t xml:space="preserve"> &lt;/</w:t>
-      </w:r>
-      <w:proofErr w:type="spellStart"/>
-      <w:r>
-        <w:rPr>
-          <w:rStyle w:val="Emphasis1"/>
-        </w:rPr>
-        <w:t>xs:sequence</w:t>
-      </w:r>
-      <w:proofErr w:type="spellEnd"/>
-      <w:r>
-        <w:rPr>
-          <w:rStyle w:val="Emphasis1"/>
-        </w:rPr>
-        <w:t>&gt;</w:t>
-      </w:r>
-      <w:r>
-        <w:rPr>
-          <w:rStyle w:val="Emphasis1"/>
-        </w:rPr>
-        <w:br/>
-      </w:r>
-      <w:r>
-        <w:rPr>
-          <w:rStyle w:val="Emphasis1"/>
-        </w:rPr>
-        <w:t xml:space="preserve">       </w:t>
-      </w:r>
-      <w:r>
-        <w:rPr>
-          <w:rStyle w:val="Emphasis1"/>
-        </w:rPr>
-        <w:t>&lt;/</w:t>
-      </w:r>
-      <w:proofErr w:type="spellStart"/>
-      <w:r>
-        <w:rPr>
-          <w:rStyle w:val="Emphasis1"/>
-        </w:rPr>
-        <w:t>xs:complexType</w:t>
-      </w:r>
-      <w:proofErr w:type="spellEnd"/>
-      <w:r>
-        <w:rPr>
-          <w:rStyle w:val="Emphasis1"/>
-        </w:rPr>
-        <w:t>&gt;</w:t>
-      </w:r>
-      <w:r>
-        <w:rPr>
-          <w:rStyle w:val="Emphasis1"/>
-        </w:rPr>
-        <w:br/>
-        <w:t>&lt;/</w:t>
-      </w:r>
-      <w:proofErr w:type="spellStart"/>
-      <w:r>
-        <w:rPr>
-          <w:rStyle w:val="Emphasis1"/>
-        </w:rPr>
-        <w:t>xs:element</w:t>
-      </w:r>
-      <w:proofErr w:type="spellEnd"/>
-      <w:r>
-        <w:rPr>
-          <w:rStyle w:val="Emphasis1"/>
-        </w:rPr>
-        <w:t>&gt; &lt;!-- phrases --&gt;</w:t>
-      </w:r>
-      <w:r>
-        <w:rPr>
-          <w:rStyle w:val="Emphasis1"/>
-        </w:rPr>
-        <w:br/>
-      </w:r>
-      <w:r>
-        <w:rPr>
-          <w:rStyle w:val="Emphasis1"/>
-        </w:rPr>
-        <w:t xml:space="preserve">      </w:t>
-      </w:r>
-      <w:r>
-        <w:rPr>
-          <w:rStyle w:val="Emphasis1"/>
-        </w:rPr>
-        <w:t>&lt;/</w:t>
-      </w:r>
-      <w:proofErr w:type="spellStart"/>
-      <w:r>
-        <w:rPr>
-          <w:rStyle w:val="Emphasis1"/>
-        </w:rPr>
-        <w:t>xs:all</w:t>
-      </w:r>
-      <w:proofErr w:type="spellEnd"/>
-      <w:r>
-        <w:rPr>
-          <w:rStyle w:val="Emphasis1"/>
-        </w:rPr>
-        <w:t>&gt;</w:t>
-      </w:r>
-      <w:r>
-        <w:rPr>
-          <w:rStyle w:val="Emphasis1"/>
-        </w:rPr>
-        <w:br/>
-      </w:r>
-      <w:r>
-        <w:rPr>
-          <w:rStyle w:val="Emphasis1"/>
-        </w:rPr>
-        <w:t xml:space="preserve">      </w:t>
-      </w:r>
-      <w:r>
-        <w:rPr>
-          <w:rStyle w:val="Emphasis1"/>
-        </w:rPr>
-        <w:t>&lt;</w:t>
-      </w:r>
-      <w:proofErr w:type="spellStart"/>
-      <w:r>
-        <w:rPr>
-          <w:rStyle w:val="Emphasis1"/>
-        </w:rPr>
-        <w:t>xs:attribute</w:t>
-      </w:r>
-      <w:proofErr w:type="spellEnd"/>
-      <w:r>
-        <w:rPr>
-          <w:rStyle w:val="Emphasis1"/>
-        </w:rPr>
-        <w:t xml:space="preserve"> name="guid" type="</w:t>
-      </w:r>
-      <w:proofErr w:type="spellStart"/>
-      <w:r>
-        <w:rPr>
-          <w:rStyle w:val="Emphasis1"/>
-        </w:rPr>
-        <w:t>xs:string</w:t>
-      </w:r>
-      <w:proofErr w:type="spellEnd"/>
-      <w:r>
-        <w:rPr>
-          <w:rStyle w:val="Emphasis1"/>
-        </w:rPr>
-        <w:t>"/&gt;</w:t>
-      </w:r>
-      <w:r>
-        <w:rPr>
-          <w:rStyle w:val="Emphasis1"/>
-        </w:rPr>
-        <w:br/>
-      </w:r>
-      <w:r>
-        <w:rPr>
-          <w:rStyle w:val="Emphasis1"/>
-        </w:rPr>
-        <w:t xml:space="preserve">     </w:t>
-      </w:r>
-      <w:r>
-        <w:rPr>
-          <w:rStyle w:val="Emphasis1"/>
-        </w:rPr>
-        <w:t xml:space="preserve">  &lt;/</w:t>
-      </w:r>
-      <w:proofErr w:type="spellStart"/>
-      <w:r>
-        <w:rPr>
-          <w:rStyle w:val="Emphasis1"/>
-        </w:rPr>
-        <w:t>xs:complexType</w:t>
-      </w:r>
-      <w:proofErr w:type="spellEnd"/>
-      <w:r>
-        <w:rPr>
-          <w:rStyle w:val="Emphasis1"/>
-        </w:rPr>
-        <w:t>&gt;</w:t>
-      </w:r>
-      <w:r>
-        <w:rPr>
-          <w:rStyle w:val="Emphasis1"/>
-        </w:rPr>
-        <w:br/>
-      </w:r>
-      <w:r>
-        <w:rPr>
-          <w:rStyle w:val="Emphasis1"/>
-        </w:rPr>
-        <w:t xml:space="preserve">     </w:t>
-      </w:r>
-      <w:r>
-        <w:rPr>
-          <w:rStyle w:val="Emphasis1"/>
-        </w:rPr>
-        <w:t>&lt;/</w:t>
-      </w:r>
-      <w:proofErr w:type="spellStart"/>
-      <w:r>
-        <w:rPr>
-          <w:rStyle w:val="Emphasis1"/>
-        </w:rPr>
-        <w:t>xs:element</w:t>
-      </w:r>
-      <w:proofErr w:type="spellEnd"/>
-      <w:r>
-        <w:rPr>
-          <w:rStyle w:val="Emphasis1"/>
-        </w:rPr>
-        <w:t>&gt; &lt;!-- paragraph --&gt;</w:t>
-      </w:r>
-      <w:r>
-        <w:rPr>
-          <w:rStyle w:val="Emphasis1"/>
-        </w:rPr>
-        <w:br/>
-      </w:r>
-      <w:r>
-        <w:rPr>
-          <w:rStyle w:val="Emphasis1"/>
-        </w:rPr>
-        <w:t xml:space="preserve">    </w:t>
-      </w:r>
-      <w:r>
-        <w:rPr>
-          <w:rStyle w:val="Emphasis1"/>
-        </w:rPr>
-        <w:t xml:space="preserve">  &lt;/</w:t>
-      </w:r>
-      <w:proofErr w:type="spellStart"/>
-      <w:r>
-        <w:rPr>
-          <w:rStyle w:val="Emphasis1"/>
-        </w:rPr>
-        <w:t>xs:sequence</w:t>
-      </w:r>
-      <w:proofErr w:type="spellEnd"/>
-      <w:r>
-        <w:rPr>
-          <w:rStyle w:val="Emphasis1"/>
-        </w:rPr>
-        <w:t>&gt;</w:t>
-      </w:r>
-      <w:r>
-        <w:rPr>
-          <w:rStyle w:val="Emphasis1"/>
-        </w:rPr>
-        <w:br/>
-      </w:r>
-      <w:r>
-        <w:rPr>
-          <w:rStyle w:val="Emphasis1"/>
-        </w:rPr>
-        <w:t xml:space="preserve">    </w:t>
-      </w:r>
-      <w:r>
-        <w:rPr>
-          <w:rStyle w:val="Emphasis1"/>
-        </w:rPr>
-        <w:t>&lt;/</w:t>
-      </w:r>
-      <w:proofErr w:type="spellStart"/>
-      <w:r>
-        <w:rPr>
-          <w:rStyle w:val="Emphasis1"/>
-        </w:rPr>
-        <w:t>xs:complexType</w:t>
-      </w:r>
-      <w:proofErr w:type="spellEnd"/>
-      <w:r>
-        <w:rPr>
-          <w:rStyle w:val="Emphasis1"/>
-        </w:rPr>
-        <w:t>&gt;</w:t>
-      </w:r>
-      <w:r>
-        <w:rPr>
-          <w:rStyle w:val="Emphasis1"/>
-        </w:rPr>
-        <w:br/>
-      </w:r>
-      <w:r>
-        <w:rPr>
-          <w:rStyle w:val="Emphasis1"/>
-        </w:rPr>
-        <w:t xml:space="preserve">   </w:t>
-      </w:r>
-      <w:r>
-        <w:rPr>
-          <w:rStyle w:val="Emphasis1"/>
-        </w:rPr>
-        <w:t xml:space="preserve">  &lt;/</w:t>
-      </w:r>
-      <w:proofErr w:type="spellStart"/>
-      <w:r>
-        <w:rPr>
-          <w:rStyle w:val="Emphasis1"/>
-        </w:rPr>
-        <w:t>xs:element</w:t>
-      </w:r>
-      <w:proofErr w:type="spellEnd"/>
-      <w:r>
-        <w:rPr>
-          <w:rStyle w:val="Emphasis1"/>
-        </w:rPr>
-        <w:t>&gt; &lt;!-- paragraphs --&gt;</w:t>
-      </w:r>
-      <w:r>
-        <w:rPr>
-          <w:rStyle w:val="Emphasis1"/>
-        </w:rPr>
-        <w:br/>
-      </w:r>
-      <w:r>
-        <w:rPr>
-          <w:rStyle w:val="Emphasis1"/>
-        </w:rPr>
-        <w:t xml:space="preserve">   </w:t>
-      </w:r>
-      <w:r>
-        <w:rPr>
-          <w:rStyle w:val="Emphasis1"/>
-        </w:rPr>
-        <w:t xml:space="preserve">  &lt;</w:t>
-      </w:r>
-      <w:proofErr w:type="spellStart"/>
-      <w:r>
-        <w:rPr>
-          <w:rStyle w:val="Emphasis1"/>
-        </w:rPr>
-        <w:t>xs:element</w:t>
-      </w:r>
-      <w:proofErr w:type="spellEnd"/>
-      <w:r>
-        <w:rPr>
-          <w:rStyle w:val="Emphasis1"/>
-        </w:rPr>
-        <w:t xml:space="preserve"> name="languages" minOccurs="0" </w:t>
-      </w:r>
-      <w:proofErr w:type="spellStart"/>
-      <w:r>
-        <w:rPr>
-          <w:rStyle w:val="Emphasis1"/>
-        </w:rPr>
-        <w:t>maxOccurs</w:t>
-      </w:r>
-      <w:proofErr w:type="spellEnd"/>
-      <w:r>
-        <w:rPr>
-          <w:rStyle w:val="Emphasis1"/>
-        </w:rPr>
-        <w:t>="1"&gt;</w:t>
-      </w:r>
-      <w:r>
-        <w:rPr>
-          <w:rStyle w:val="Emphasis1"/>
-        </w:rPr>
-        <w:br/>
-      </w:r>
-      <w:r>
-        <w:rPr>
-          <w:rStyle w:val="Emphasis1"/>
-        </w:rPr>
-        <w:t xml:space="preserve">    </w:t>
-      </w:r>
-      <w:r>
-        <w:rPr>
-          <w:rStyle w:val="Emphasis1"/>
-        </w:rPr>
-        <w:t>&lt;</w:t>
-      </w:r>
-      <w:proofErr w:type="spellStart"/>
-      <w:r>
-        <w:rPr>
-          <w:rStyle w:val="Emphasis1"/>
-        </w:rPr>
-        <w:t>xs:complexType</w:t>
-      </w:r>
-      <w:proofErr w:type="spellEnd"/>
-      <w:r>
-        <w:rPr>
-          <w:rStyle w:val="Emphasis1"/>
-        </w:rPr>
-        <w:t>&gt;</w:t>
-      </w:r>
-      <w:r>
-        <w:rPr>
-          <w:rStyle w:val="Emphasis1"/>
-        </w:rPr>
-        <w:br/>
-      </w:r>
-      <w:r>
-        <w:rPr>
-          <w:rStyle w:val="Emphasis1"/>
-        </w:rPr>
-        <w:t xml:space="preserve">    </w:t>
-      </w:r>
-      <w:r>
-        <w:rPr>
-          <w:rStyle w:val="Emphasis1"/>
-        </w:rPr>
-        <w:t xml:space="preserve">  &lt;</w:t>
-      </w:r>
-      <w:proofErr w:type="spellStart"/>
-      <w:r>
-        <w:rPr>
-          <w:rStyle w:val="Emphasis1"/>
-        </w:rPr>
-        <w:t>xs:sequence</w:t>
-      </w:r>
-      <w:proofErr w:type="spellEnd"/>
-      <w:r>
-        <w:rPr>
-          <w:rStyle w:val="Emphasis1"/>
-        </w:rPr>
-        <w:t>&gt;</w:t>
-      </w:r>
-      <w:r>
-        <w:rPr>
-          <w:rStyle w:val="Emphasis1"/>
-        </w:rPr>
-        <w:br/>
-      </w:r>
-      <w:r>
-        <w:rPr>
-          <w:rStyle w:val="Emphasis1"/>
-        </w:rPr>
-        <w:t xml:space="preserve">     </w:t>
-      </w:r>
-      <w:r>
-        <w:rPr>
-          <w:rStyle w:val="Emphasis1"/>
-        </w:rPr>
-        <w:t>&lt;</w:t>
-      </w:r>
-      <w:proofErr w:type="spellStart"/>
-      <w:r>
-        <w:rPr>
-          <w:rStyle w:val="Emphasis1"/>
-        </w:rPr>
-        <w:t>xs:element</w:t>
-      </w:r>
-      <w:proofErr w:type="spellEnd"/>
-      <w:r>
-        <w:rPr>
-          <w:rStyle w:val="Emphasis1"/>
-        </w:rPr>
-        <w:t xml:space="preserve"> name="language" minOccurs="0" </w:t>
-      </w:r>
-      <w:proofErr w:type="spellStart"/>
-      <w:r>
-        <w:rPr>
-          <w:rStyle w:val="Emphasis1"/>
-        </w:rPr>
-        <w:t>maxOccurs</w:t>
-      </w:r>
-      <w:proofErr w:type="spellEnd"/>
-      <w:r>
-        <w:rPr>
-          <w:rStyle w:val="Emphasis1"/>
-        </w:rPr>
-        <w:t>="unbounded"&gt;</w:t>
-      </w:r>
-      <w:r>
-        <w:rPr>
-          <w:rStyle w:val="Emphasis1"/>
-        </w:rPr>
-        <w:br/>
-      </w:r>
-      <w:r>
-        <w:rPr>
-          <w:rStyle w:val="Emphasis1"/>
-        </w:rPr>
-        <w:t xml:space="preserve">     </w:t>
-      </w:r>
-      <w:r>
-        <w:rPr>
-          <w:rStyle w:val="Emphasis1"/>
-        </w:rPr>
-        <w:t xml:space="preserve">  &lt;</w:t>
-      </w:r>
-      <w:proofErr w:type="spellStart"/>
-      <w:r>
-        <w:rPr>
-          <w:rStyle w:val="Emphasis1"/>
-        </w:rPr>
-        <w:t>xs:complexType</w:t>
-      </w:r>
-      <w:proofErr w:type="spellEnd"/>
-      <w:r>
-        <w:rPr>
-          <w:rStyle w:val="Emphasis1"/>
-        </w:rPr>
-        <w:t>&gt;</w:t>
-      </w:r>
-      <w:r>
-        <w:rPr>
-          <w:rStyle w:val="Emphasis1"/>
-        </w:rPr>
-        <w:br/>
-      </w:r>
-      <w:r>
-        <w:rPr>
-          <w:rStyle w:val="Emphasis1"/>
-        </w:rPr>
-        <w:t xml:space="preserve">      </w:t>
-      </w:r>
-      <w:r>
-        <w:rPr>
-          <w:rStyle w:val="Emphasis1"/>
-        </w:rPr>
-        <w:t>&lt;</w:t>
-      </w:r>
-      <w:proofErr w:type="spellStart"/>
-      <w:r>
-        <w:rPr>
-          <w:rStyle w:val="Emphasis1"/>
-        </w:rPr>
-        <w:t>xs:attribute</w:t>
-      </w:r>
-      <w:proofErr w:type="spellEnd"/>
-      <w:r>
-        <w:rPr>
-          <w:rStyle w:val="Emphasis1"/>
-        </w:rPr>
-        <w:t xml:space="preserve"> name="</w:t>
-      </w:r>
-      <w:proofErr w:type="spellStart"/>
-      <w:r>
-        <w:rPr>
-          <w:rStyle w:val="Emphasis1"/>
-        </w:rPr>
-        <w:t>lang</w:t>
-      </w:r>
-      <w:proofErr w:type="spellEnd"/>
-      <w:r>
-        <w:rPr>
-          <w:rStyle w:val="Emphasis1"/>
-        </w:rPr>
-        <w:t>" type="</w:t>
-      </w:r>
-      <w:proofErr w:type="spellStart"/>
-      <w:r>
-        <w:rPr>
-          <w:rStyle w:val="Emphasis1"/>
-        </w:rPr>
-        <w:t>xs:string</w:t>
-      </w:r>
-      <w:proofErr w:type="spellEnd"/>
-      <w:r>
-        <w:rPr>
-          <w:rStyle w:val="Emphasis1"/>
-        </w:rPr>
-        <w:t>" use="required"/&gt;</w:t>
-      </w:r>
-      <w:r>
-        <w:rPr>
-          <w:rStyle w:val="Emphasis1"/>
-        </w:rPr>
-        <w:br/>
-      </w:r>
-      <w:r>
-        <w:rPr>
-          <w:rStyle w:val="Emphasis1"/>
-        </w:rPr>
-        <w:t xml:space="preserve">      </w:t>
-      </w:r>
-      <w:r>
-        <w:rPr>
-          <w:rStyle w:val="Emphasis1"/>
-        </w:rPr>
-        <w:t>&lt;</w:t>
-      </w:r>
-      <w:proofErr w:type="spellStart"/>
-      <w:r>
-        <w:rPr>
-          <w:rStyle w:val="Emphasis1"/>
-        </w:rPr>
-        <w:t>xs:attribute</w:t>
-      </w:r>
-      <w:proofErr w:type="spellEnd"/>
-      <w:r>
-        <w:rPr>
-          <w:rStyle w:val="Emphasis1"/>
-        </w:rPr>
-        <w:t xml:space="preserve"> name="encoding" type="</w:t>
-      </w:r>
-      <w:proofErr w:type="spellStart"/>
-      <w:r>
-        <w:rPr>
-          <w:rStyle w:val="Emphasis1"/>
-        </w:rPr>
-        <w:t>xs:string</w:t>
-      </w:r>
-      <w:proofErr w:type="spellEnd"/>
-      <w:r>
-        <w:rPr>
-          <w:rStyle w:val="Emphasis1"/>
-        </w:rPr>
-        <w:t>" use="optional"/&gt;</w:t>
-      </w:r>
-      <w:r>
-        <w:rPr>
-          <w:rStyle w:val="Emphasis1"/>
-        </w:rPr>
-        <w:br/>
-      </w:r>
-      <w:r>
-        <w:rPr>
-          <w:rStyle w:val="Emphasis1"/>
-        </w:rPr>
-        <w:t xml:space="preserve">      </w:t>
-      </w:r>
-      <w:r>
-        <w:rPr>
-          <w:rStyle w:val="Emphasis1"/>
-        </w:rPr>
-        <w:t>&lt;</w:t>
-      </w:r>
-      <w:proofErr w:type="spellStart"/>
-      <w:r>
-        <w:rPr>
-          <w:rStyle w:val="Emphasis1"/>
-        </w:rPr>
-        <w:t>xs:attribute</w:t>
-      </w:r>
-      <w:proofErr w:type="spellEnd"/>
-      <w:r>
-        <w:rPr>
-          <w:rStyle w:val="Emphasis1"/>
-        </w:rPr>
-        <w:t xml:space="preserve"> name="font" type="</w:t>
-      </w:r>
-      <w:proofErr w:type="spellStart"/>
-      <w:r>
-        <w:rPr>
-          <w:rStyle w:val="Emphasis1"/>
-        </w:rPr>
-        <w:t>xs:string</w:t>
-      </w:r>
-      <w:proofErr w:type="spellEnd"/>
-      <w:r>
-        <w:rPr>
-          <w:rStyle w:val="Emphasis1"/>
-        </w:rPr>
-        <w:t>"/&gt;</w:t>
-      </w:r>
-      <w:r>
-        <w:rPr>
-          <w:rStyle w:val="Emphasis1"/>
-        </w:rPr>
-        <w:br/>
-      </w:r>
-      <w:r>
-        <w:rPr>
-          <w:rStyle w:val="Emphasis1"/>
-        </w:rPr>
-        <w:t xml:space="preserve">      </w:t>
-      </w:r>
-      <w:r>
-        <w:rPr>
-          <w:rStyle w:val="Emphasis1"/>
-        </w:rPr>
-        <w:t>&lt;</w:t>
-      </w:r>
-      <w:proofErr w:type="spellStart"/>
-      <w:r>
-        <w:rPr>
-          <w:rStyle w:val="Emphasis1"/>
-        </w:rPr>
-        <w:t>xs:attribute</w:t>
-      </w:r>
-      <w:proofErr w:type="spellEnd"/>
-      <w:r>
-        <w:rPr>
-          <w:rStyle w:val="Emphasis1"/>
-        </w:rPr>
-        <w:t xml:space="preserve"> name="vernacular" type="</w:t>
-      </w:r>
-      <w:proofErr w:type="spellStart"/>
-      <w:r>
-        <w:rPr>
-          <w:rStyle w:val="Emphasis1"/>
-        </w:rPr>
-        <w:t>xs:boolean</w:t>
-      </w:r>
-      <w:proofErr w:type="spellEnd"/>
-      <w:r>
-        <w:rPr>
-          <w:rStyle w:val="Emphasis1"/>
-        </w:rPr>
-        <w:t>"/&gt;</w:t>
-      </w:r>
-      <w:r>
-        <w:rPr>
-          <w:rStyle w:val="Emphasis1"/>
-        </w:rPr>
-        <w:br/>
-      </w:r>
-      <w:r>
-        <w:rPr>
-          <w:rStyle w:val="Emphasis1"/>
-        </w:rPr>
-        <w:t xml:space="preserve">     </w:t>
-      </w:r>
-      <w:r>
-        <w:rPr>
-          <w:rStyle w:val="Emphasis1"/>
-        </w:rPr>
-        <w:t xml:space="preserve">  &lt;/</w:t>
-      </w:r>
-      <w:proofErr w:type="spellStart"/>
-      <w:r>
-        <w:rPr>
-          <w:rStyle w:val="Emphasis1"/>
-        </w:rPr>
-        <w:t>xs:complexType</w:t>
-      </w:r>
-      <w:proofErr w:type="spellEnd"/>
-      <w:r>
-        <w:rPr>
-          <w:rStyle w:val="Emphasis1"/>
-        </w:rPr>
-        <w:t>&gt;</w:t>
-      </w:r>
-      <w:r>
-        <w:rPr>
-          <w:rStyle w:val="Emphasis1"/>
-        </w:rPr>
-        <w:br/>
-      </w:r>
-      <w:r>
-        <w:rPr>
-          <w:rStyle w:val="Emphasis1"/>
-        </w:rPr>
-        <w:t xml:space="preserve">     </w:t>
-      </w:r>
-      <w:r>
-        <w:rPr>
-          <w:rStyle w:val="Emphasis1"/>
-        </w:rPr>
-        <w:t>&lt;/</w:t>
-      </w:r>
-      <w:proofErr w:type="spellStart"/>
-      <w:r>
-        <w:rPr>
-          <w:rStyle w:val="Emphasis1"/>
-        </w:rPr>
-        <w:t>xs:element</w:t>
-      </w:r>
-      <w:proofErr w:type="spellEnd"/>
-      <w:r>
-        <w:rPr>
-          <w:rStyle w:val="Emphasis1"/>
-        </w:rPr>
-        <w:t>&gt;</w:t>
-      </w:r>
-      <w:r>
-        <w:rPr>
-          <w:rStyle w:val="Emphasis1"/>
-        </w:rPr>
-        <w:br/>
-      </w:r>
-      <w:r>
-        <w:rPr>
-          <w:rStyle w:val="Emphasis1"/>
-        </w:rPr>
-        <w:t xml:space="preserve">    </w:t>
-      </w:r>
-      <w:r>
-        <w:rPr>
-          <w:rStyle w:val="Emphasis1"/>
-        </w:rPr>
-        <w:t xml:space="preserve">  &lt;/</w:t>
-      </w:r>
-      <w:proofErr w:type="spellStart"/>
-      <w:r>
-        <w:rPr>
-          <w:rStyle w:val="Emphasis1"/>
-        </w:rPr>
-        <w:t>xs:sequence</w:t>
-      </w:r>
-      <w:proofErr w:type="spellEnd"/>
-      <w:r>
-        <w:rPr>
-          <w:rStyle w:val="Emphasis1"/>
-        </w:rPr>
-        <w:t>&gt;</w:t>
-      </w:r>
-      <w:r>
-        <w:rPr>
-          <w:rStyle w:val="Emphasis1"/>
-        </w:rPr>
-        <w:br/>
-      </w:r>
-      <w:r>
-        <w:rPr>
-          <w:rStyle w:val="Emphasis1"/>
-        </w:rPr>
-        <w:t xml:space="preserve">    </w:t>
-      </w:r>
-      <w:r>
-        <w:rPr>
-          <w:rStyle w:val="Emphasis1"/>
-        </w:rPr>
-        <w:t>&lt;/</w:t>
-      </w:r>
-      <w:proofErr w:type="spellStart"/>
-      <w:r>
-        <w:rPr>
-          <w:rStyle w:val="Emphasis1"/>
-        </w:rPr>
-        <w:t>xs:complexType</w:t>
-      </w:r>
-      <w:proofErr w:type="spellEnd"/>
-      <w:r>
-        <w:rPr>
-          <w:rStyle w:val="Emphasis1"/>
-        </w:rPr>
-        <w:t>&gt;</w:t>
-      </w:r>
-      <w:r>
-        <w:rPr>
-          <w:rStyle w:val="Emphasis1"/>
-        </w:rPr>
-        <w:br/>
-      </w:r>
-      <w:r>
-        <w:rPr>
-          <w:rStyle w:val="Emphasis1"/>
-        </w:rPr>
-        <w:t xml:space="preserve">    </w:t>
-      </w:r>
-      <w:r>
-        <w:rPr>
-          <w:rStyle w:val="Emphasis1"/>
-        </w:rPr>
-        <w:t>&lt;</w:t>
-      </w:r>
-      <w:proofErr w:type="spellStart"/>
-      <w:r>
-        <w:rPr>
-          <w:rStyle w:val="Emphasis1"/>
-        </w:rPr>
-        <w:t>xs:key</w:t>
-      </w:r>
-      <w:proofErr w:type="spellEnd"/>
-      <w:r>
-        <w:rPr>
-          <w:rStyle w:val="Emphasis1"/>
-        </w:rPr>
-        <w:t xml:space="preserve"> name="</w:t>
-      </w:r>
-      <w:proofErr w:type="spellStart"/>
-      <w:r>
-        <w:rPr>
-          <w:rStyle w:val="Emphasis1"/>
-        </w:rPr>
-        <w:t>langId</w:t>
-      </w:r>
-      <w:proofErr w:type="spellEnd"/>
-      <w:r>
-        <w:rPr>
-          <w:rStyle w:val="Emphasis1"/>
-        </w:rPr>
-        <w:t>"&gt;</w:t>
-      </w:r>
-      <w:r>
-        <w:rPr>
-          <w:rStyle w:val="Emphasis1"/>
-        </w:rPr>
-        <w:br/>
-      </w:r>
-      <w:r>
-        <w:rPr>
-          <w:rStyle w:val="Emphasis1"/>
-        </w:rPr>
-        <w:t xml:space="preserve">    </w:t>
-      </w:r>
-      <w:r>
-        <w:rPr>
-          <w:rStyle w:val="Emphasis1"/>
-        </w:rPr>
-        <w:t xml:space="preserve">  &lt;</w:t>
-      </w:r>
-      <w:proofErr w:type="spellStart"/>
-      <w:r>
-        <w:rPr>
-          <w:rStyle w:val="Emphasis1"/>
-        </w:rPr>
-        <w:t>xs:selector</w:t>
-      </w:r>
-      <w:proofErr w:type="spellEnd"/>
-      <w:r>
-        <w:rPr>
-          <w:rStyle w:val="Emphasis1"/>
-        </w:rPr>
-        <w:t xml:space="preserve"> </w:t>
-      </w:r>
-      <w:proofErr w:type="spellStart"/>
-      <w:r>
-        <w:rPr>
-          <w:rStyle w:val="Emphasis1"/>
-        </w:rPr>
-        <w:t>xpath</w:t>
-      </w:r>
-      <w:proofErr w:type="spellEnd"/>
-      <w:r>
-        <w:rPr>
-          <w:rStyle w:val="Emphasis1"/>
-        </w:rPr>
-        <w:t>="language"/&gt;</w:t>
-      </w:r>
-      <w:r>
-        <w:rPr>
-          <w:rStyle w:val="Emphasis1"/>
-        </w:rPr>
-        <w:br/>
-      </w:r>
-      <w:r>
-        <w:rPr>
-          <w:rStyle w:val="Emphasis1"/>
-        </w:rPr>
-        <w:t xml:space="preserve">    </w:t>
-      </w:r>
-      <w:r>
-        <w:rPr>
-          <w:rStyle w:val="Emphasis1"/>
-        </w:rPr>
-        <w:t xml:space="preserve">  &lt;</w:t>
-      </w:r>
-      <w:proofErr w:type="spellStart"/>
-      <w:r>
-        <w:rPr>
-          <w:rStyle w:val="Emphasis1"/>
-        </w:rPr>
-        <w:t>xs:field</w:t>
-      </w:r>
-      <w:proofErr w:type="spellEnd"/>
-      <w:r>
-        <w:rPr>
-          <w:rStyle w:val="Emphasis1"/>
-        </w:rPr>
-        <w:t xml:space="preserve"> </w:t>
-      </w:r>
-      <w:proofErr w:type="spellStart"/>
-      <w:r>
-        <w:rPr>
-          <w:rStyle w:val="Emphasis1"/>
-        </w:rPr>
-        <w:t>xpath</w:t>
-      </w:r>
-      <w:proofErr w:type="spellEnd"/>
-      <w:r>
-        <w:rPr>
-          <w:rStyle w:val="Emphasis1"/>
-        </w:rPr>
-        <w:t>="@</w:t>
-      </w:r>
-      <w:proofErr w:type="spellStart"/>
-      <w:r>
-        <w:rPr>
-          <w:rStyle w:val="Emphasis1"/>
-        </w:rPr>
-        <w:t>lang</w:t>
-      </w:r>
-      <w:proofErr w:type="spellEnd"/>
-      <w:r>
-        <w:rPr>
-          <w:rStyle w:val="Emphasis1"/>
-        </w:rPr>
-        <w:t>"/&gt;</w:t>
-      </w:r>
-      <w:r>
-        <w:rPr>
-          <w:rStyle w:val="Emphasis1"/>
-        </w:rPr>
-        <w:br/>
-      </w:r>
-      <w:r>
-        <w:rPr>
-          <w:rStyle w:val="Emphasis1"/>
-        </w:rPr>
         <w:lastRenderedPageBreak/>
         <w:t xml:space="preserve">    </w:t>
       </w:r>
@@ -11165,6 +9425,307 @@
         <w:rPr>
           <w:rStyle w:val="Emphasis1"/>
         </w:rPr>
+        <w:t xml:space="preserve">  &lt;</w:t>
+      </w:r>
+      <w:proofErr w:type="spellStart"/>
+      <w:r>
+        <w:rPr>
+          <w:rStyle w:val="Emphasis1"/>
+        </w:rPr>
+        <w:t>xs:element</w:t>
+      </w:r>
+      <w:proofErr w:type="spellEnd"/>
+      <w:r>
+        <w:rPr>
+          <w:rStyle w:val="Emphasis1"/>
+        </w:rPr>
+        <w:t xml:space="preserve"> ref="item" minOccurs="0" </w:t>
+      </w:r>
+      <w:proofErr w:type="spellStart"/>
+      <w:r>
+        <w:rPr>
+          <w:rStyle w:val="Emphasis1"/>
+        </w:rPr>
+        <w:t>maxOccurs</w:t>
+      </w:r>
+      <w:proofErr w:type="spellEnd"/>
+      <w:r>
+        <w:rPr>
+          <w:rStyle w:val="Emphasis1"/>
+        </w:rPr>
+        <w:t>="unbounded"/&gt;</w:t>
+      </w:r>
+      <w:r>
+        <w:rPr>
+          <w:rStyle w:val="Emphasis1"/>
+        </w:rPr>
+        <w:br/>
+      </w:r>
+      <w:r>
+        <w:rPr>
+          <w:rStyle w:val="Emphasis1"/>
+        </w:rPr>
+        <w:t xml:space="preserve">    </w:t>
+      </w:r>
+      <w:r>
+        <w:rPr>
+          <w:rStyle w:val="Emphasis1"/>
+        </w:rPr>
+        <w:t xml:space="preserve">  &lt;</w:t>
+      </w:r>
+      <w:proofErr w:type="spellStart"/>
+      <w:r>
+        <w:rPr>
+          <w:rStyle w:val="Emphasis1"/>
+        </w:rPr>
+        <w:t>xs:element</w:t>
+      </w:r>
+      <w:proofErr w:type="spellEnd"/>
+      <w:r>
+        <w:rPr>
+          <w:rStyle w:val="Emphasis1"/>
+        </w:rPr>
+        <w:t xml:space="preserve"> name="morphemes" minOccurs="0" </w:t>
+      </w:r>
+      <w:proofErr w:type="spellStart"/>
+      <w:r>
+        <w:rPr>
+          <w:rStyle w:val="Emphasis1"/>
+        </w:rPr>
+        <w:t>maxOccurs</w:t>
+      </w:r>
+      <w:proofErr w:type="spellEnd"/>
+      <w:r>
+        <w:rPr>
+          <w:rStyle w:val="Emphasis1"/>
+        </w:rPr>
+        <w:t>="1"&gt;</w:t>
+      </w:r>
+      <w:r>
+        <w:rPr>
+          <w:rStyle w:val="Emphasis1"/>
+        </w:rPr>
+        <w:br/>
+      </w:r>
+      <w:r>
+        <w:rPr>
+          <w:rStyle w:val="Emphasis1"/>
+        </w:rPr>
+        <w:t xml:space="preserve">     </w:t>
+      </w:r>
+      <w:r>
+        <w:rPr>
+          <w:rStyle w:val="Emphasis1"/>
+        </w:rPr>
+        <w:t>&lt;</w:t>
+      </w:r>
+      <w:proofErr w:type="spellStart"/>
+      <w:r>
+        <w:rPr>
+          <w:rStyle w:val="Emphasis1"/>
+        </w:rPr>
+        <w:t>xs:complexType</w:t>
+      </w:r>
+      <w:proofErr w:type="spellEnd"/>
+      <w:r>
+        <w:rPr>
+          <w:rStyle w:val="Emphasis1"/>
+        </w:rPr>
+        <w:t>&gt;</w:t>
+      </w:r>
+      <w:r>
+        <w:rPr>
+          <w:rStyle w:val="Emphasis1"/>
+        </w:rPr>
+        <w:br/>
+      </w:r>
+      <w:r>
+        <w:rPr>
+          <w:rStyle w:val="Emphasis1"/>
+        </w:rPr>
+        <w:t xml:space="preserve">     </w:t>
+      </w:r>
+      <w:r>
+        <w:rPr>
+          <w:rStyle w:val="Emphasis1"/>
+        </w:rPr>
+        <w:t xml:space="preserve">  &lt;</w:t>
+      </w:r>
+      <w:proofErr w:type="spellStart"/>
+      <w:r>
+        <w:rPr>
+          <w:rStyle w:val="Emphasis1"/>
+        </w:rPr>
+        <w:t>xs:sequence</w:t>
+      </w:r>
+      <w:proofErr w:type="spellEnd"/>
+      <w:r>
+        <w:rPr>
+          <w:rStyle w:val="Emphasis1"/>
+        </w:rPr>
+        <w:t>&gt;</w:t>
+      </w:r>
+      <w:r>
+        <w:rPr>
+          <w:rStyle w:val="Emphasis1"/>
+        </w:rPr>
+        <w:br/>
+      </w:r>
+      <w:r>
+        <w:rPr>
+          <w:rStyle w:val="Emphasis1"/>
+        </w:rPr>
+        <w:t xml:space="preserve">      </w:t>
+      </w:r>
+      <w:r>
+        <w:rPr>
+          <w:rStyle w:val="Emphasis1"/>
+        </w:rPr>
+        <w:t>&lt;</w:t>
+      </w:r>
+      <w:proofErr w:type="spellStart"/>
+      <w:r>
+        <w:rPr>
+          <w:rStyle w:val="Emphasis1"/>
+        </w:rPr>
+        <w:t>xs:element</w:t>
+      </w:r>
+      <w:proofErr w:type="spellEnd"/>
+      <w:r>
+        <w:rPr>
+          <w:rStyle w:val="Emphasis1"/>
+        </w:rPr>
+        <w:t xml:space="preserve"> name="morph" minOccurs="0" </w:t>
+      </w:r>
+      <w:proofErr w:type="spellStart"/>
+      <w:r>
+        <w:rPr>
+          <w:rStyle w:val="Emphasis1"/>
+        </w:rPr>
+        <w:t>maxOccurs</w:t>
+      </w:r>
+      <w:proofErr w:type="spellEnd"/>
+      <w:r>
+        <w:rPr>
+          <w:rStyle w:val="Emphasis1"/>
+        </w:rPr>
+        <w:t>="unbounded"&gt;</w:t>
+      </w:r>
+      <w:r>
+        <w:rPr>
+          <w:rStyle w:val="Emphasis1"/>
+        </w:rPr>
+        <w:br/>
+        <w:t>&lt;</w:t>
+      </w:r>
+      <w:proofErr w:type="spellStart"/>
+      <w:r>
+        <w:rPr>
+          <w:rStyle w:val="Emphasis1"/>
+        </w:rPr>
+        <w:t>xs:complexType</w:t>
+      </w:r>
+      <w:proofErr w:type="spellEnd"/>
+      <w:r>
+        <w:rPr>
+          <w:rStyle w:val="Emphasis1"/>
+        </w:rPr>
+        <w:t>&gt;</w:t>
+      </w:r>
+      <w:r>
+        <w:rPr>
+          <w:rStyle w:val="Emphasis1"/>
+        </w:rPr>
+        <w:br/>
+      </w:r>
+      <w:r>
+        <w:rPr>
+          <w:rStyle w:val="Emphasis1"/>
+        </w:rPr>
+        <w:t xml:space="preserve">       </w:t>
+      </w:r>
+      <w:r>
+        <w:rPr>
+          <w:rStyle w:val="Emphasis1"/>
+        </w:rPr>
+        <w:t>&lt;</w:t>
+      </w:r>
+      <w:proofErr w:type="spellStart"/>
+      <w:r>
+        <w:rPr>
+          <w:rStyle w:val="Emphasis1"/>
+        </w:rPr>
+        <w:t>xs:sequence</w:t>
+      </w:r>
+      <w:proofErr w:type="spellEnd"/>
+      <w:r>
+        <w:rPr>
+          <w:rStyle w:val="Emphasis1"/>
+        </w:rPr>
+        <w:t>&gt;</w:t>
+      </w:r>
+      <w:r>
+        <w:rPr>
+          <w:rStyle w:val="Emphasis1"/>
+        </w:rPr>
+        <w:br/>
+      </w:r>
+      <w:r>
+        <w:rPr>
+          <w:rStyle w:val="Emphasis1"/>
+        </w:rPr>
+        <w:t xml:space="preserve">       </w:t>
+      </w:r>
+      <w:r>
+        <w:rPr>
+          <w:rStyle w:val="Emphasis1"/>
+        </w:rPr>
+        <w:t>&lt;</w:t>
+      </w:r>
+      <w:proofErr w:type="spellStart"/>
+      <w:r>
+        <w:rPr>
+          <w:rStyle w:val="Emphasis1"/>
+        </w:rPr>
+        <w:t>xs:element</w:t>
+      </w:r>
+      <w:proofErr w:type="spellEnd"/>
+      <w:r>
+        <w:rPr>
+          <w:rStyle w:val="Emphasis1"/>
+        </w:rPr>
+        <w:t xml:space="preserve"> ref="item" minOccurs="0" </w:t>
+      </w:r>
+      <w:proofErr w:type="spellStart"/>
+      <w:r>
+        <w:rPr>
+          <w:rStyle w:val="Emphasis1"/>
+        </w:rPr>
+        <w:t>maxOccurs</w:t>
+      </w:r>
+      <w:proofErr w:type="spellEnd"/>
+      <w:r>
+        <w:rPr>
+          <w:rStyle w:val="Emphasis1"/>
+        </w:rPr>
+        <w:t>="unbounded"/&gt;</w:t>
+      </w:r>
+      <w:r>
+        <w:rPr>
+          <w:rStyle w:val="Emphasis1"/>
+        </w:rPr>
+        <w:br/>
+      </w:r>
+      <w:r>
+        <w:rPr>
+          <w:rStyle w:val="Emphasis1"/>
+        </w:rPr>
+        <w:t xml:space="preserve">       </w:t>
+      </w:r>
+      <w:r>
+        <w:rPr>
+          <w:rStyle w:val="Emphasis1"/>
+        </w:rPr>
         <w:t>&lt;/</w:t>
       </w:r>
       <w:proofErr w:type="spellStart"/>
@@ -11172,6 +9733,1830 @@
         <w:rPr>
           <w:rStyle w:val="Emphasis1"/>
         </w:rPr>
+        <w:t>xs:sequence</w:t>
+      </w:r>
+      <w:proofErr w:type="spellEnd"/>
+      <w:r>
+        <w:rPr>
+          <w:rStyle w:val="Emphasis1"/>
+        </w:rPr>
+        <w:t>&gt;</w:t>
+      </w:r>
+      <w:r>
+        <w:rPr>
+          <w:rStyle w:val="Emphasis1"/>
+        </w:rPr>
+        <w:br/>
+      </w:r>
+      <w:r>
+        <w:rPr>
+          <w:rStyle w:val="Emphasis1"/>
+        </w:rPr>
+        <w:t xml:space="preserve">       </w:t>
+      </w:r>
+      <w:r>
+        <w:rPr>
+          <w:rStyle w:val="Emphasis1"/>
+        </w:rPr>
+        <w:t>&lt;</w:t>
+      </w:r>
+      <w:proofErr w:type="spellStart"/>
+      <w:r>
+        <w:rPr>
+          <w:rStyle w:val="Emphasis1"/>
+        </w:rPr>
+        <w:t>xs:attribute</w:t>
+      </w:r>
+      <w:proofErr w:type="spellEnd"/>
+      <w:r>
+        <w:rPr>
+          <w:rStyle w:val="Emphasis1"/>
+        </w:rPr>
+        <w:t xml:space="preserve"> name="type" type="</w:t>
+      </w:r>
+      <w:proofErr w:type="spellStart"/>
+      <w:r>
+        <w:rPr>
+          <w:rStyle w:val="Emphasis1"/>
+        </w:rPr>
+        <w:t>morphTypes</w:t>
+      </w:r>
+      <w:proofErr w:type="spellEnd"/>
+      <w:r>
+        <w:rPr>
+          <w:rStyle w:val="Emphasis1"/>
+        </w:rPr>
+        <w:t>"/&gt;</w:t>
+      </w:r>
+      <w:r>
+        <w:rPr>
+          <w:rStyle w:val="Emphasis1"/>
+        </w:rPr>
+        <w:br/>
+      </w:r>
+      <w:r>
+        <w:rPr>
+          <w:rStyle w:val="Emphasis1"/>
+        </w:rPr>
+        <w:t xml:space="preserve">       </w:t>
+      </w:r>
+      <w:r>
+        <w:rPr>
+          <w:rStyle w:val="Emphasis1"/>
+        </w:rPr>
+        <w:t>&lt;</w:t>
+      </w:r>
+      <w:proofErr w:type="spellStart"/>
+      <w:r>
+        <w:rPr>
+          <w:rStyle w:val="Emphasis1"/>
+        </w:rPr>
+        <w:t>xs:attribute</w:t>
+      </w:r>
+      <w:proofErr w:type="spellEnd"/>
+      <w:r>
+        <w:rPr>
+          <w:rStyle w:val="Emphasis1"/>
+        </w:rPr>
+        <w:t xml:space="preserve"> name="guid" type="</w:t>
+      </w:r>
+      <w:proofErr w:type="spellStart"/>
+      <w:r>
+        <w:rPr>
+          <w:rStyle w:val="Emphasis1"/>
+        </w:rPr>
+        <w:t>xs:string</w:t>
+      </w:r>
+      <w:proofErr w:type="spellEnd"/>
+      <w:r>
+        <w:rPr>
+          <w:rStyle w:val="Emphasis1"/>
+        </w:rPr>
+        <w:t>"/&gt;</w:t>
+      </w:r>
+      <w:r>
+        <w:rPr>
+          <w:rStyle w:val="Emphasis1"/>
+        </w:rPr>
+        <w:br/>
+        <w:t>&lt;/</w:t>
+      </w:r>
+      <w:proofErr w:type="spellStart"/>
+      <w:r>
+        <w:rPr>
+          <w:rStyle w:val="Emphasis1"/>
+        </w:rPr>
+        <w:t>xs:complexType</w:t>
+      </w:r>
+      <w:proofErr w:type="spellEnd"/>
+      <w:r>
+        <w:rPr>
+          <w:rStyle w:val="Emphasis1"/>
+        </w:rPr>
+        <w:t>&gt;</w:t>
+      </w:r>
+      <w:r>
+        <w:rPr>
+          <w:rStyle w:val="Emphasis1"/>
+        </w:rPr>
+        <w:br/>
+      </w:r>
+      <w:r>
+        <w:rPr>
+          <w:rStyle w:val="Emphasis1"/>
+        </w:rPr>
+        <w:t xml:space="preserve">      </w:t>
+      </w:r>
+      <w:r>
+        <w:rPr>
+          <w:rStyle w:val="Emphasis1"/>
+        </w:rPr>
+        <w:t>&lt;/</w:t>
+      </w:r>
+      <w:proofErr w:type="spellStart"/>
+      <w:r>
+        <w:rPr>
+          <w:rStyle w:val="Emphasis1"/>
+        </w:rPr>
+        <w:t>xs:element</w:t>
+      </w:r>
+      <w:proofErr w:type="spellEnd"/>
+      <w:r>
+        <w:rPr>
+          <w:rStyle w:val="Emphasis1"/>
+        </w:rPr>
+        <w:t>&gt;</w:t>
+      </w:r>
+      <w:r>
+        <w:rPr>
+          <w:rStyle w:val="Emphasis1"/>
+        </w:rPr>
+        <w:br/>
+      </w:r>
+      <w:r>
+        <w:rPr>
+          <w:rStyle w:val="Emphasis1"/>
+        </w:rPr>
+        <w:t xml:space="preserve">     </w:t>
+      </w:r>
+      <w:r>
+        <w:rPr>
+          <w:rStyle w:val="Emphasis1"/>
+        </w:rPr>
+        <w:t xml:space="preserve">  &lt;/</w:t>
+      </w:r>
+      <w:proofErr w:type="spellStart"/>
+      <w:r>
+        <w:rPr>
+          <w:rStyle w:val="Emphasis1"/>
+        </w:rPr>
+        <w:t>xs:sequence</w:t>
+      </w:r>
+      <w:proofErr w:type="spellEnd"/>
+      <w:r>
+        <w:rPr>
+          <w:rStyle w:val="Emphasis1"/>
+        </w:rPr>
+        <w:t>&gt;</w:t>
+      </w:r>
+      <w:r>
+        <w:rPr>
+          <w:rStyle w:val="Emphasis1"/>
+        </w:rPr>
+        <w:br/>
+      </w:r>
+      <w:r>
+        <w:rPr>
+          <w:rStyle w:val="Emphasis1"/>
+        </w:rPr>
+        <w:t xml:space="preserve">     </w:t>
+      </w:r>
+      <w:r>
+        <w:rPr>
+          <w:rStyle w:val="Emphasis1"/>
+        </w:rPr>
+        <w:t xml:space="preserve">  &lt;</w:t>
+      </w:r>
+      <w:proofErr w:type="spellStart"/>
+      <w:r>
+        <w:rPr>
+          <w:rStyle w:val="Emphasis1"/>
+        </w:rPr>
+        <w:t>xs:attribute</w:t>
+      </w:r>
+      <w:proofErr w:type="spellEnd"/>
+      <w:r>
+        <w:rPr>
+          <w:rStyle w:val="Emphasis1"/>
+        </w:rPr>
+        <w:t xml:space="preserve"> name="</w:t>
+      </w:r>
+      <w:proofErr w:type="spellStart"/>
+      <w:r>
+        <w:rPr>
+          <w:rStyle w:val="Emphasis1"/>
+        </w:rPr>
+        <w:t>analysisStatus</w:t>
+      </w:r>
+      <w:proofErr w:type="spellEnd"/>
+      <w:r>
+        <w:rPr>
+          <w:rStyle w:val="Emphasis1"/>
+        </w:rPr>
+        <w:t>" type="</w:t>
+      </w:r>
+      <w:proofErr w:type="spellStart"/>
+      <w:r>
+        <w:rPr>
+          <w:rStyle w:val="Emphasis1"/>
+        </w:rPr>
+        <w:t>analysisStatusTypes</w:t>
+      </w:r>
+      <w:proofErr w:type="spellEnd"/>
+      <w:r>
+        <w:rPr>
+          <w:rStyle w:val="Emphasis1"/>
+        </w:rPr>
+        <w:t>" use="optional"/&gt;</w:t>
+      </w:r>
+      <w:r>
+        <w:rPr>
+          <w:rStyle w:val="Emphasis1"/>
+        </w:rPr>
+        <w:br/>
+      </w:r>
+      <w:r>
+        <w:rPr>
+          <w:rStyle w:val="Emphasis1"/>
+        </w:rPr>
+        <w:t xml:space="preserve">     </w:t>
+      </w:r>
+      <w:r>
+        <w:rPr>
+          <w:rStyle w:val="Emphasis1"/>
+        </w:rPr>
+        <w:t>&lt;/</w:t>
+      </w:r>
+      <w:proofErr w:type="spellStart"/>
+      <w:r>
+        <w:rPr>
+          <w:rStyle w:val="Emphasis1"/>
+        </w:rPr>
+        <w:t>xs:complexType</w:t>
+      </w:r>
+      <w:proofErr w:type="spellEnd"/>
+      <w:r>
+        <w:rPr>
+          <w:rStyle w:val="Emphasis1"/>
+        </w:rPr>
+        <w:t>&gt;</w:t>
+      </w:r>
+      <w:r>
+        <w:rPr>
+          <w:rStyle w:val="Emphasis1"/>
+        </w:rPr>
+        <w:br/>
+      </w:r>
+      <w:r>
+        <w:rPr>
+          <w:rStyle w:val="Emphasis1"/>
+        </w:rPr>
+        <w:t xml:space="preserve">    </w:t>
+      </w:r>
+      <w:r>
+        <w:rPr>
+          <w:rStyle w:val="Emphasis1"/>
+        </w:rPr>
+        <w:t xml:space="preserve">  &lt;/</w:t>
+      </w:r>
+      <w:proofErr w:type="spellStart"/>
+      <w:r>
+        <w:rPr>
+          <w:rStyle w:val="Emphasis1"/>
+        </w:rPr>
+        <w:t>xs:element</w:t>
+      </w:r>
+      <w:proofErr w:type="spellEnd"/>
+      <w:r>
+        <w:rPr>
+          <w:rStyle w:val="Emphasis1"/>
+        </w:rPr>
+        <w:t>&gt;</w:t>
+      </w:r>
+      <w:r>
+        <w:rPr>
+          <w:rStyle w:val="Emphasis1"/>
+        </w:rPr>
+        <w:br/>
+      </w:r>
+      <w:r>
+        <w:rPr>
+          <w:rStyle w:val="Emphasis1"/>
+        </w:rPr>
+        <w:t xml:space="preserve">    </w:t>
+      </w:r>
+      <w:r>
+        <w:rPr>
+          <w:rStyle w:val="Emphasis1"/>
+        </w:rPr>
+        <w:t>&lt;/</w:t>
+      </w:r>
+      <w:proofErr w:type="spellStart"/>
+      <w:r>
+        <w:rPr>
+          <w:rStyle w:val="Emphasis1"/>
+        </w:rPr>
+        <w:t>xs:choice</w:t>
+      </w:r>
+      <w:proofErr w:type="spellEnd"/>
+      <w:r>
+        <w:rPr>
+          <w:rStyle w:val="Emphasis1"/>
+        </w:rPr>
+        <w:t>&gt;</w:t>
+      </w:r>
+      <w:r>
+        <w:rPr>
+          <w:rStyle w:val="Emphasis1"/>
+        </w:rPr>
+        <w:br/>
+      </w:r>
+      <w:r>
+        <w:rPr>
+          <w:rStyle w:val="Emphasis1"/>
+        </w:rPr>
+        <w:t xml:space="preserve">    </w:t>
+      </w:r>
+      <w:r>
+        <w:rPr>
+          <w:rStyle w:val="Emphasis1"/>
+        </w:rPr>
+        <w:t>&lt;</w:t>
+      </w:r>
+      <w:proofErr w:type="spellStart"/>
+      <w:r>
+        <w:rPr>
+          <w:rStyle w:val="Emphasis1"/>
+        </w:rPr>
+        <w:t>xs:attribute</w:t>
+      </w:r>
+      <w:proofErr w:type="spellEnd"/>
+      <w:r>
+        <w:rPr>
+          <w:rStyle w:val="Emphasis1"/>
+        </w:rPr>
+        <w:t xml:space="preserve"> name="guid" type="</w:t>
+      </w:r>
+      <w:proofErr w:type="spellStart"/>
+      <w:r>
+        <w:rPr>
+          <w:rStyle w:val="Emphasis1"/>
+        </w:rPr>
+        <w:t>xs:string</w:t>
+      </w:r>
+      <w:proofErr w:type="spellEnd"/>
+      <w:r>
+        <w:rPr>
+          <w:rStyle w:val="Emphasis1"/>
+        </w:rPr>
+        <w:t>"/&gt;</w:t>
+      </w:r>
+      <w:r>
+        <w:rPr>
+          <w:rStyle w:val="Emphasis1"/>
+        </w:rPr>
+        <w:br/>
+      </w:r>
+      <w:r>
+        <w:rPr>
+          <w:rStyle w:val="Emphasis1"/>
+        </w:rPr>
+        <w:t xml:space="preserve">    </w:t>
+      </w:r>
+      <w:r>
+        <w:rPr>
+          <w:rStyle w:val="Emphasis1"/>
+        </w:rPr>
+        <w:t>&lt;</w:t>
+      </w:r>
+      <w:proofErr w:type="spellStart"/>
+      <w:r>
+        <w:rPr>
+          <w:rStyle w:val="Emphasis1"/>
+        </w:rPr>
+        <w:t>xs:attribute</w:t>
+      </w:r>
+      <w:proofErr w:type="spellEnd"/>
+      <w:r>
+        <w:rPr>
+          <w:rStyle w:val="Emphasis1"/>
+        </w:rPr>
+        <w:t xml:space="preserve"> name="type" type="</w:t>
+      </w:r>
+      <w:proofErr w:type="spellStart"/>
+      <w:r>
+        <w:rPr>
+          <w:rStyle w:val="Emphasis1"/>
+        </w:rPr>
+        <w:t>xs:string</w:t>
+      </w:r>
+      <w:proofErr w:type="spellEnd"/>
+      <w:r>
+        <w:rPr>
+          <w:rStyle w:val="Emphasis1"/>
+        </w:rPr>
+        <w:t>" fixed="phrase" use="optional" /&gt;</w:t>
+      </w:r>
+      <w:r>
+        <w:rPr>
+          <w:rStyle w:val="Emphasis1"/>
+        </w:rPr>
+        <w:br/>
+      </w:r>
+      <w:r>
+        <w:rPr>
+          <w:rStyle w:val="Emphasis1"/>
+        </w:rPr>
+        <w:t xml:space="preserve">   </w:t>
+      </w:r>
+      <w:r>
+        <w:rPr>
+          <w:rStyle w:val="Emphasis1"/>
+        </w:rPr>
+        <w:t xml:space="preserve">  &lt;/</w:t>
+      </w:r>
+      <w:proofErr w:type="spellStart"/>
+      <w:r>
+        <w:rPr>
+          <w:rStyle w:val="Emphasis1"/>
+        </w:rPr>
+        <w:t>xs:complexType</w:t>
+      </w:r>
+      <w:proofErr w:type="spellEnd"/>
+      <w:r>
+        <w:rPr>
+          <w:rStyle w:val="Emphasis1"/>
+        </w:rPr>
+        <w:t>&gt;</w:t>
+      </w:r>
+      <w:r>
+        <w:rPr>
+          <w:rStyle w:val="Emphasis1"/>
+        </w:rPr>
+        <w:br/>
+      </w:r>
+      <w:r>
+        <w:rPr>
+          <w:rStyle w:val="Emphasis1"/>
+        </w:rPr>
+        <w:t xml:space="preserve">   </w:t>
+      </w:r>
+      <w:r>
+        <w:rPr>
+          <w:rStyle w:val="Emphasis1"/>
+        </w:rPr>
+        <w:t>&lt;/</w:t>
+      </w:r>
+      <w:proofErr w:type="spellStart"/>
+      <w:r>
+        <w:rPr>
+          <w:rStyle w:val="Emphasis1"/>
+        </w:rPr>
+        <w:t>xs:element</w:t>
+      </w:r>
+      <w:proofErr w:type="spellEnd"/>
+      <w:r>
+        <w:rPr>
+          <w:rStyle w:val="Emphasis1"/>
+        </w:rPr>
+        <w:t>&gt; &lt;!-- word --&gt;</w:t>
+      </w:r>
+      <w:r>
+        <w:rPr>
+          <w:rStyle w:val="Emphasis1"/>
+        </w:rPr>
+        <w:br/>
+      </w:r>
+      <w:r>
+        <w:rPr>
+          <w:rStyle w:val="Emphasis1"/>
+        </w:rPr>
+        <w:t xml:space="preserve">  </w:t>
+      </w:r>
+      <w:r>
+        <w:rPr>
+          <w:rStyle w:val="Emphasis1"/>
+        </w:rPr>
+        <w:t xml:space="preserve">  &lt;/</w:t>
+      </w:r>
+      <w:proofErr w:type="spellStart"/>
+      <w:r>
+        <w:rPr>
+          <w:rStyle w:val="Emphasis1"/>
+        </w:rPr>
+        <w:t>xs:sequence</w:t>
+      </w:r>
+      <w:proofErr w:type="spellEnd"/>
+      <w:r>
+        <w:rPr>
+          <w:rStyle w:val="Emphasis1"/>
+        </w:rPr>
+        <w:t>&gt;</w:t>
+      </w:r>
+      <w:r>
+        <w:rPr>
+          <w:rStyle w:val="Emphasis1"/>
+        </w:rPr>
+        <w:br/>
+      </w:r>
+      <w:r>
+        <w:rPr>
+          <w:rStyle w:val="Emphasis1"/>
+        </w:rPr>
+        <w:t xml:space="preserve">  </w:t>
+      </w:r>
+      <w:r>
+        <w:rPr>
+          <w:rStyle w:val="Emphasis1"/>
+        </w:rPr>
+        <w:t>&lt;/</w:t>
+      </w:r>
+      <w:proofErr w:type="spellStart"/>
+      <w:r>
+        <w:rPr>
+          <w:rStyle w:val="Emphasis1"/>
+        </w:rPr>
+        <w:t>xs:complexType</w:t>
+      </w:r>
+      <w:proofErr w:type="spellEnd"/>
+      <w:r>
+        <w:rPr>
+          <w:rStyle w:val="Emphasis1"/>
+        </w:rPr>
+        <w:t>&gt;</w:t>
+      </w:r>
+      <w:r>
+        <w:rPr>
+          <w:rStyle w:val="Emphasis1"/>
+        </w:rPr>
+        <w:br/>
+      </w:r>
+      <w:r>
+        <w:rPr>
+          <w:rStyle w:val="Emphasis1"/>
+        </w:rPr>
+        <w:t xml:space="preserve"> </w:t>
+      </w:r>
+      <w:r>
+        <w:rPr>
+          <w:rStyle w:val="Emphasis1"/>
+        </w:rPr>
+        <w:t xml:space="preserve">  &lt;/</w:t>
+      </w:r>
+      <w:proofErr w:type="spellStart"/>
+      <w:r>
+        <w:rPr>
+          <w:rStyle w:val="Emphasis1"/>
+        </w:rPr>
+        <w:t>xs:element</w:t>
+      </w:r>
+      <w:proofErr w:type="spellEnd"/>
+      <w:r>
+        <w:rPr>
+          <w:rStyle w:val="Emphasis1"/>
+        </w:rPr>
+        <w:t>&gt; &lt;!-- words --&gt;</w:t>
+      </w:r>
+      <w:r>
+        <w:rPr>
+          <w:rStyle w:val="Emphasis1"/>
+        </w:rPr>
+        <w:br/>
+      </w:r>
+      <w:r>
+        <w:rPr>
+          <w:rStyle w:val="Emphasis1"/>
+        </w:rPr>
+        <w:t xml:space="preserve"> </w:t>
+      </w:r>
+      <w:r>
+        <w:rPr>
+          <w:rStyle w:val="Emphasis1"/>
+        </w:rPr>
+        <w:t xml:space="preserve">  &lt;</w:t>
+      </w:r>
+      <w:proofErr w:type="spellStart"/>
+      <w:r>
+        <w:rPr>
+          <w:rStyle w:val="Emphasis1"/>
+        </w:rPr>
+        <w:t>xs:element</w:t>
+      </w:r>
+      <w:proofErr w:type="spellEnd"/>
+      <w:r>
+        <w:rPr>
+          <w:rStyle w:val="Emphasis1"/>
+        </w:rPr>
+        <w:t xml:space="preserve"> ref="item" minOccurs="0" </w:t>
+      </w:r>
+      <w:proofErr w:type="spellStart"/>
+      <w:r>
+        <w:rPr>
+          <w:rStyle w:val="Emphasis1"/>
+        </w:rPr>
+        <w:t>maxOccurs</w:t>
+      </w:r>
+      <w:proofErr w:type="spellEnd"/>
+      <w:r>
+        <w:rPr>
+          <w:rStyle w:val="Emphasis1"/>
+        </w:rPr>
+        <w:t>="unbounded"/&gt;</w:t>
+      </w:r>
+      <w:r>
+        <w:rPr>
+          <w:rStyle w:val="Emphasis1"/>
+        </w:rPr>
+        <w:br/>
+      </w:r>
+      <w:r>
+        <w:rPr>
+          <w:rStyle w:val="Emphasis1"/>
+        </w:rPr>
+        <w:t xml:space="preserve"> </w:t>
+      </w:r>
+      <w:r>
+        <w:rPr>
+          <w:rStyle w:val="Emphasis1"/>
+        </w:rPr>
+        <w:t>&lt;/</w:t>
+      </w:r>
+      <w:proofErr w:type="spellStart"/>
+      <w:r>
+        <w:rPr>
+          <w:rStyle w:val="Emphasis1"/>
+        </w:rPr>
+        <w:t>xs:sequence</w:t>
+      </w:r>
+      <w:proofErr w:type="spellEnd"/>
+      <w:r>
+        <w:rPr>
+          <w:rStyle w:val="Emphasis1"/>
+        </w:rPr>
+        <w:t>&gt;</w:t>
+      </w:r>
+      <w:r>
+        <w:rPr>
+          <w:rStyle w:val="Emphasis1"/>
+        </w:rPr>
+        <w:br/>
+      </w:r>
+      <w:r>
+        <w:rPr>
+          <w:rStyle w:val="Emphasis1"/>
+        </w:rPr>
+        <w:t xml:space="preserve"> </w:t>
+      </w:r>
+      <w:r>
+        <w:rPr>
+          <w:rStyle w:val="Emphasis1"/>
+        </w:rPr>
+        <w:t>&lt;!-- media-file should match a guid of one of the media elements for the enc</w:t>
+      </w:r>
+      <w:r>
+        <w:rPr>
+          <w:rStyle w:val="Emphasis1"/>
+        </w:rPr>
+        <w:t>l.</w:t>
+      </w:r>
+      <w:r>
+        <w:rPr>
+          <w:rStyle w:val="Emphasis1"/>
+        </w:rPr>
+        <w:t xml:space="preserve"> text --&gt;</w:t>
+      </w:r>
+      <w:r>
+        <w:rPr>
+          <w:rStyle w:val="Emphasis1"/>
+        </w:rPr>
+        <w:br/>
+      </w:r>
+      <w:r>
+        <w:rPr>
+          <w:rStyle w:val="Emphasis1"/>
+        </w:rPr>
+        <w:t xml:space="preserve"> </w:t>
+      </w:r>
+      <w:r>
+        <w:rPr>
+          <w:rStyle w:val="Emphasis1"/>
+        </w:rPr>
+        <w:t>&lt;</w:t>
+      </w:r>
+      <w:proofErr w:type="spellStart"/>
+      <w:r>
+        <w:rPr>
+          <w:rStyle w:val="Emphasis1"/>
+        </w:rPr>
+        <w:t>xs:attribute</w:t>
+      </w:r>
+      <w:proofErr w:type="spellEnd"/>
+      <w:r>
+        <w:rPr>
+          <w:rStyle w:val="Emphasis1"/>
+        </w:rPr>
+        <w:t xml:space="preserve"> name="media-file" type="</w:t>
+      </w:r>
+      <w:proofErr w:type="spellStart"/>
+      <w:r>
+        <w:rPr>
+          <w:rStyle w:val="Emphasis1"/>
+        </w:rPr>
+        <w:t>xs:string</w:t>
+      </w:r>
+      <w:proofErr w:type="spellEnd"/>
+      <w:r>
+        <w:rPr>
+          <w:rStyle w:val="Emphasis1"/>
+        </w:rPr>
+        <w:t>" use="optional"/&gt;</w:t>
+      </w:r>
+      <w:r>
+        <w:rPr>
+          <w:rStyle w:val="Emphasis1"/>
+        </w:rPr>
+        <w:br/>
+      </w:r>
+      <w:r>
+        <w:rPr>
+          <w:rStyle w:val="Emphasis1"/>
+        </w:rPr>
+        <w:t xml:space="preserve"> </w:t>
+      </w:r>
+      <w:r>
+        <w:rPr>
+          <w:rStyle w:val="Emphasis1"/>
+        </w:rPr>
+        <w:t>&lt;</w:t>
+      </w:r>
+      <w:proofErr w:type="spellStart"/>
+      <w:r>
+        <w:rPr>
+          <w:rStyle w:val="Emphasis1"/>
+        </w:rPr>
+        <w:t>xs:attribute</w:t>
+      </w:r>
+      <w:proofErr w:type="spellEnd"/>
+      <w:r>
+        <w:rPr>
+          <w:rStyle w:val="Emphasis1"/>
+        </w:rPr>
+        <w:t xml:space="preserve"> name="begin-time-offset" type="</w:t>
+      </w:r>
+      <w:proofErr w:type="spellStart"/>
+      <w:r>
+        <w:rPr>
+          <w:rStyle w:val="Emphasis1"/>
+        </w:rPr>
+        <w:t>xs:string</w:t>
+      </w:r>
+      <w:proofErr w:type="spellEnd"/>
+      <w:r>
+        <w:rPr>
+          <w:rStyle w:val="Emphasis1"/>
+        </w:rPr>
+        <w:t>" use="optional"/&gt;</w:t>
+      </w:r>
+      <w:r>
+        <w:rPr>
+          <w:rStyle w:val="Emphasis1"/>
+        </w:rPr>
+        <w:br/>
+      </w:r>
+      <w:r>
+        <w:rPr>
+          <w:rStyle w:val="Emphasis1"/>
+        </w:rPr>
+        <w:t xml:space="preserve"> </w:t>
+      </w:r>
+      <w:r>
+        <w:rPr>
+          <w:rStyle w:val="Emphasis1"/>
+        </w:rPr>
+        <w:t>&lt;</w:t>
+      </w:r>
+      <w:proofErr w:type="spellStart"/>
+      <w:r>
+        <w:rPr>
+          <w:rStyle w:val="Emphasis1"/>
+        </w:rPr>
+        <w:t>xs:attribute</w:t>
+      </w:r>
+      <w:proofErr w:type="spellEnd"/>
+      <w:r>
+        <w:rPr>
+          <w:rStyle w:val="Emphasis1"/>
+        </w:rPr>
+        <w:t xml:space="preserve"> name="end-time-offset" type="</w:t>
+      </w:r>
+      <w:proofErr w:type="spellStart"/>
+      <w:r>
+        <w:rPr>
+          <w:rStyle w:val="Emphasis1"/>
+        </w:rPr>
+        <w:t>xs:string</w:t>
+      </w:r>
+      <w:proofErr w:type="spellEnd"/>
+      <w:r>
+        <w:rPr>
+          <w:rStyle w:val="Emphasis1"/>
+        </w:rPr>
+        <w:t>" use="optional"/&gt;</w:t>
+      </w:r>
+      <w:r>
+        <w:rPr>
+          <w:rStyle w:val="Emphasis1"/>
+        </w:rPr>
+        <w:br/>
+      </w:r>
+      <w:r>
+        <w:rPr>
+          <w:rStyle w:val="Emphasis1"/>
+        </w:rPr>
+        <w:t xml:space="preserve"> </w:t>
+      </w:r>
+      <w:r>
+        <w:rPr>
+          <w:rStyle w:val="Emphasis1"/>
+        </w:rPr>
+        <w:t>&lt;</w:t>
+      </w:r>
+      <w:proofErr w:type="spellStart"/>
+      <w:r>
+        <w:rPr>
+          <w:rStyle w:val="Emphasis1"/>
+        </w:rPr>
+        <w:t>xs:attribute</w:t>
+      </w:r>
+      <w:proofErr w:type="spellEnd"/>
+      <w:r>
+        <w:rPr>
+          <w:rStyle w:val="Emphasis1"/>
+        </w:rPr>
+        <w:t xml:space="preserve"> name="guid" type="</w:t>
+      </w:r>
+      <w:proofErr w:type="spellStart"/>
+      <w:r>
+        <w:rPr>
+          <w:rStyle w:val="Emphasis1"/>
+        </w:rPr>
+        <w:t>xs:string</w:t>
+      </w:r>
+      <w:proofErr w:type="spellEnd"/>
+      <w:r>
+        <w:rPr>
+          <w:rStyle w:val="Emphasis1"/>
+        </w:rPr>
+        <w:t>"/&gt;</w:t>
+      </w:r>
+      <w:r>
+        <w:rPr>
+          <w:rStyle w:val="Emphasis1"/>
+        </w:rPr>
+        <w:br/>
+      </w:r>
+      <w:r>
+        <w:rPr>
+          <w:rStyle w:val="Emphasis1"/>
+        </w:rPr>
+        <w:t xml:space="preserve"> </w:t>
+      </w:r>
+      <w:r>
+        <w:rPr>
+          <w:rStyle w:val="Emphasis1"/>
+        </w:rPr>
+        <w:t>&lt;</w:t>
+      </w:r>
+      <w:proofErr w:type="spellStart"/>
+      <w:r>
+        <w:rPr>
+          <w:rStyle w:val="Emphasis1"/>
+        </w:rPr>
+        <w:t>xs:attribute</w:t>
+      </w:r>
+      <w:proofErr w:type="spellEnd"/>
+      <w:r>
+        <w:rPr>
+          <w:rStyle w:val="Emphasis1"/>
+        </w:rPr>
+        <w:t xml:space="preserve"> name="speaker" type="</w:t>
+      </w:r>
+      <w:proofErr w:type="spellStart"/>
+      <w:r>
+        <w:rPr>
+          <w:rStyle w:val="Emphasis1"/>
+        </w:rPr>
+        <w:t>xs:string</w:t>
+      </w:r>
+      <w:proofErr w:type="spellEnd"/>
+      <w:r>
+        <w:rPr>
+          <w:rStyle w:val="Emphasis1"/>
+        </w:rPr>
+        <w:t>" use="optional"/&gt;</w:t>
+      </w:r>
+      <w:r>
+        <w:rPr>
+          <w:rStyle w:val="Emphasis1"/>
+        </w:rPr>
+        <w:br/>
+        <w:t xml:space="preserve">  &lt;/</w:t>
+      </w:r>
+      <w:proofErr w:type="spellStart"/>
+      <w:r>
+        <w:rPr>
+          <w:rStyle w:val="Emphasis1"/>
+        </w:rPr>
+        <w:t>xs:complexType</w:t>
+      </w:r>
+      <w:proofErr w:type="spellEnd"/>
+      <w:r>
+        <w:rPr>
+          <w:rStyle w:val="Emphasis1"/>
+        </w:rPr>
+        <w:t>&gt;</w:t>
+      </w:r>
+      <w:r>
+        <w:rPr>
+          <w:rStyle w:val="Emphasis1"/>
+        </w:rPr>
+        <w:br/>
+        <w:t>&lt;/</w:t>
+      </w:r>
+      <w:proofErr w:type="spellStart"/>
+      <w:r>
+        <w:rPr>
+          <w:rStyle w:val="Emphasis1"/>
+        </w:rPr>
+        <w:t>xs:element</w:t>
+      </w:r>
+      <w:proofErr w:type="spellEnd"/>
+      <w:r>
+        <w:rPr>
+          <w:rStyle w:val="Emphasis1"/>
+        </w:rPr>
+        <w:t>&gt; &lt;!-- phrase --&gt;</w:t>
+      </w:r>
+      <w:r>
+        <w:rPr>
+          <w:rStyle w:val="Emphasis1"/>
+        </w:rPr>
+        <w:br/>
+        <w:t xml:space="preserve"> &lt;/</w:t>
+      </w:r>
+      <w:proofErr w:type="spellStart"/>
+      <w:r>
+        <w:rPr>
+          <w:rStyle w:val="Emphasis1"/>
+        </w:rPr>
+        <w:t>xs:sequence</w:t>
+      </w:r>
+      <w:proofErr w:type="spellEnd"/>
+      <w:r>
+        <w:rPr>
+          <w:rStyle w:val="Emphasis1"/>
+        </w:rPr>
+        <w:t>&gt;</w:t>
+      </w:r>
+      <w:r>
+        <w:rPr>
+          <w:rStyle w:val="Emphasis1"/>
+        </w:rPr>
+        <w:br/>
+      </w:r>
+      <w:r>
+        <w:rPr>
+          <w:rStyle w:val="Emphasis1"/>
+        </w:rPr>
+        <w:t xml:space="preserve">       </w:t>
+      </w:r>
+      <w:r>
+        <w:rPr>
+          <w:rStyle w:val="Emphasis1"/>
+        </w:rPr>
+        <w:t>&lt;/</w:t>
+      </w:r>
+      <w:proofErr w:type="spellStart"/>
+      <w:r>
+        <w:rPr>
+          <w:rStyle w:val="Emphasis1"/>
+        </w:rPr>
+        <w:t>xs:complexType</w:t>
+      </w:r>
+      <w:proofErr w:type="spellEnd"/>
+      <w:r>
+        <w:rPr>
+          <w:rStyle w:val="Emphasis1"/>
+        </w:rPr>
+        <w:t>&gt;</w:t>
+      </w:r>
+      <w:r>
+        <w:rPr>
+          <w:rStyle w:val="Emphasis1"/>
+        </w:rPr>
+        <w:br/>
+        <w:t>&lt;/</w:t>
+      </w:r>
+      <w:proofErr w:type="spellStart"/>
+      <w:r>
+        <w:rPr>
+          <w:rStyle w:val="Emphasis1"/>
+        </w:rPr>
+        <w:t>xs:element</w:t>
+      </w:r>
+      <w:proofErr w:type="spellEnd"/>
+      <w:r>
+        <w:rPr>
+          <w:rStyle w:val="Emphasis1"/>
+        </w:rPr>
+        <w:t>&gt; &lt;!-- phrases --&gt;</w:t>
+      </w:r>
+      <w:r>
+        <w:rPr>
+          <w:rStyle w:val="Emphasis1"/>
+        </w:rPr>
+        <w:br/>
+      </w:r>
+      <w:r>
+        <w:rPr>
+          <w:rStyle w:val="Emphasis1"/>
+        </w:rPr>
+        <w:t xml:space="preserve">      </w:t>
+      </w:r>
+      <w:r>
+        <w:rPr>
+          <w:rStyle w:val="Emphasis1"/>
+        </w:rPr>
+        <w:t>&lt;/</w:t>
+      </w:r>
+      <w:proofErr w:type="spellStart"/>
+      <w:r>
+        <w:rPr>
+          <w:rStyle w:val="Emphasis1"/>
+        </w:rPr>
+        <w:t>xs:all</w:t>
+      </w:r>
+      <w:proofErr w:type="spellEnd"/>
+      <w:r>
+        <w:rPr>
+          <w:rStyle w:val="Emphasis1"/>
+        </w:rPr>
+        <w:t>&gt;</w:t>
+      </w:r>
+      <w:r>
+        <w:rPr>
+          <w:rStyle w:val="Emphasis1"/>
+        </w:rPr>
+        <w:br/>
+      </w:r>
+      <w:r>
+        <w:rPr>
+          <w:rStyle w:val="Emphasis1"/>
+        </w:rPr>
+        <w:t xml:space="preserve">      </w:t>
+      </w:r>
+      <w:r>
+        <w:rPr>
+          <w:rStyle w:val="Emphasis1"/>
+        </w:rPr>
+        <w:t>&lt;</w:t>
+      </w:r>
+      <w:proofErr w:type="spellStart"/>
+      <w:r>
+        <w:rPr>
+          <w:rStyle w:val="Emphasis1"/>
+        </w:rPr>
+        <w:t>xs:attribute</w:t>
+      </w:r>
+      <w:proofErr w:type="spellEnd"/>
+      <w:r>
+        <w:rPr>
+          <w:rStyle w:val="Emphasis1"/>
+        </w:rPr>
+        <w:t xml:space="preserve"> name="guid" type="</w:t>
+      </w:r>
+      <w:proofErr w:type="spellStart"/>
+      <w:r>
+        <w:rPr>
+          <w:rStyle w:val="Emphasis1"/>
+        </w:rPr>
+        <w:t>xs:string</w:t>
+      </w:r>
+      <w:proofErr w:type="spellEnd"/>
+      <w:r>
+        <w:rPr>
+          <w:rStyle w:val="Emphasis1"/>
+        </w:rPr>
+        <w:t>"/&gt;</w:t>
+      </w:r>
+      <w:r>
+        <w:rPr>
+          <w:rStyle w:val="Emphasis1"/>
+        </w:rPr>
+        <w:br/>
+      </w:r>
+      <w:r>
+        <w:rPr>
+          <w:rStyle w:val="Emphasis1"/>
+        </w:rPr>
+        <w:t xml:space="preserve">     </w:t>
+      </w:r>
+      <w:r>
+        <w:rPr>
+          <w:rStyle w:val="Emphasis1"/>
+        </w:rPr>
+        <w:t xml:space="preserve">  &lt;/</w:t>
+      </w:r>
+      <w:proofErr w:type="spellStart"/>
+      <w:r>
+        <w:rPr>
+          <w:rStyle w:val="Emphasis1"/>
+        </w:rPr>
+        <w:t>xs:complexType</w:t>
+      </w:r>
+      <w:proofErr w:type="spellEnd"/>
+      <w:r>
+        <w:rPr>
+          <w:rStyle w:val="Emphasis1"/>
+        </w:rPr>
+        <w:t>&gt;</w:t>
+      </w:r>
+      <w:r>
+        <w:rPr>
+          <w:rStyle w:val="Emphasis1"/>
+        </w:rPr>
+        <w:br/>
+      </w:r>
+      <w:r>
+        <w:rPr>
+          <w:rStyle w:val="Emphasis1"/>
+        </w:rPr>
+        <w:t xml:space="preserve">     </w:t>
+      </w:r>
+      <w:r>
+        <w:rPr>
+          <w:rStyle w:val="Emphasis1"/>
+        </w:rPr>
+        <w:t>&lt;/</w:t>
+      </w:r>
+      <w:proofErr w:type="spellStart"/>
+      <w:r>
+        <w:rPr>
+          <w:rStyle w:val="Emphasis1"/>
+        </w:rPr>
+        <w:t>xs:element</w:t>
+      </w:r>
+      <w:proofErr w:type="spellEnd"/>
+      <w:r>
+        <w:rPr>
+          <w:rStyle w:val="Emphasis1"/>
+        </w:rPr>
+        <w:t>&gt; &lt;!-- paragraph --&gt;</w:t>
+      </w:r>
+      <w:r>
+        <w:rPr>
+          <w:rStyle w:val="Emphasis1"/>
+        </w:rPr>
+        <w:br/>
+      </w:r>
+      <w:r>
+        <w:rPr>
+          <w:rStyle w:val="Emphasis1"/>
+        </w:rPr>
+        <w:t xml:space="preserve">    </w:t>
+      </w:r>
+      <w:r>
+        <w:rPr>
+          <w:rStyle w:val="Emphasis1"/>
+        </w:rPr>
+        <w:t xml:space="preserve">  &lt;/</w:t>
+      </w:r>
+      <w:proofErr w:type="spellStart"/>
+      <w:r>
+        <w:rPr>
+          <w:rStyle w:val="Emphasis1"/>
+        </w:rPr>
+        <w:t>xs:sequence</w:t>
+      </w:r>
+      <w:proofErr w:type="spellEnd"/>
+      <w:r>
+        <w:rPr>
+          <w:rStyle w:val="Emphasis1"/>
+        </w:rPr>
+        <w:t>&gt;</w:t>
+      </w:r>
+      <w:r>
+        <w:rPr>
+          <w:rStyle w:val="Emphasis1"/>
+        </w:rPr>
+        <w:br/>
+      </w:r>
+      <w:r>
+        <w:rPr>
+          <w:rStyle w:val="Emphasis1"/>
+        </w:rPr>
+        <w:t xml:space="preserve">    </w:t>
+      </w:r>
+      <w:r>
+        <w:rPr>
+          <w:rStyle w:val="Emphasis1"/>
+        </w:rPr>
+        <w:t>&lt;/</w:t>
+      </w:r>
+      <w:proofErr w:type="spellStart"/>
+      <w:r>
+        <w:rPr>
+          <w:rStyle w:val="Emphasis1"/>
+        </w:rPr>
+        <w:t>xs:complexType</w:t>
+      </w:r>
+      <w:proofErr w:type="spellEnd"/>
+      <w:r>
+        <w:rPr>
+          <w:rStyle w:val="Emphasis1"/>
+        </w:rPr>
+        <w:t>&gt;</w:t>
+      </w:r>
+      <w:r>
+        <w:rPr>
+          <w:rStyle w:val="Emphasis1"/>
+        </w:rPr>
+        <w:br/>
+      </w:r>
+      <w:r>
+        <w:rPr>
+          <w:rStyle w:val="Emphasis1"/>
+        </w:rPr>
+        <w:t xml:space="preserve">   </w:t>
+      </w:r>
+      <w:r>
+        <w:rPr>
+          <w:rStyle w:val="Emphasis1"/>
+        </w:rPr>
+        <w:t xml:space="preserve">  &lt;/</w:t>
+      </w:r>
+      <w:proofErr w:type="spellStart"/>
+      <w:r>
+        <w:rPr>
+          <w:rStyle w:val="Emphasis1"/>
+        </w:rPr>
+        <w:t>xs:element</w:t>
+      </w:r>
+      <w:proofErr w:type="spellEnd"/>
+      <w:r>
+        <w:rPr>
+          <w:rStyle w:val="Emphasis1"/>
+        </w:rPr>
+        <w:t>&gt; &lt;!-- paragraphs --&gt;</w:t>
+      </w:r>
+      <w:r>
+        <w:rPr>
+          <w:rStyle w:val="Emphasis1"/>
+        </w:rPr>
+        <w:br/>
+      </w:r>
+      <w:r>
+        <w:rPr>
+          <w:rStyle w:val="Emphasis1"/>
+        </w:rPr>
+        <w:t xml:space="preserve">   </w:t>
+      </w:r>
+      <w:r>
+        <w:rPr>
+          <w:rStyle w:val="Emphasis1"/>
+        </w:rPr>
+        <w:t xml:space="preserve">  &lt;</w:t>
+      </w:r>
+      <w:proofErr w:type="spellStart"/>
+      <w:r>
+        <w:rPr>
+          <w:rStyle w:val="Emphasis1"/>
+        </w:rPr>
+        <w:t>xs:element</w:t>
+      </w:r>
+      <w:proofErr w:type="spellEnd"/>
+      <w:r>
+        <w:rPr>
+          <w:rStyle w:val="Emphasis1"/>
+        </w:rPr>
+        <w:t xml:space="preserve"> name="languages" minOccurs="0" </w:t>
+      </w:r>
+      <w:proofErr w:type="spellStart"/>
+      <w:r>
+        <w:rPr>
+          <w:rStyle w:val="Emphasis1"/>
+        </w:rPr>
+        <w:t>maxOccurs</w:t>
+      </w:r>
+      <w:proofErr w:type="spellEnd"/>
+      <w:r>
+        <w:rPr>
+          <w:rStyle w:val="Emphasis1"/>
+        </w:rPr>
+        <w:t>="1"&gt;</w:t>
+      </w:r>
+      <w:r>
+        <w:rPr>
+          <w:rStyle w:val="Emphasis1"/>
+        </w:rPr>
+        <w:br/>
+      </w:r>
+      <w:r>
+        <w:rPr>
+          <w:rStyle w:val="Emphasis1"/>
+        </w:rPr>
+        <w:t xml:space="preserve">    </w:t>
+      </w:r>
+      <w:r>
+        <w:rPr>
+          <w:rStyle w:val="Emphasis1"/>
+        </w:rPr>
+        <w:t>&lt;</w:t>
+      </w:r>
+      <w:proofErr w:type="spellStart"/>
+      <w:r>
+        <w:rPr>
+          <w:rStyle w:val="Emphasis1"/>
+        </w:rPr>
+        <w:t>xs:complexType</w:t>
+      </w:r>
+      <w:proofErr w:type="spellEnd"/>
+      <w:r>
+        <w:rPr>
+          <w:rStyle w:val="Emphasis1"/>
+        </w:rPr>
+        <w:t>&gt;</w:t>
+      </w:r>
+      <w:r>
+        <w:rPr>
+          <w:rStyle w:val="Emphasis1"/>
+        </w:rPr>
+        <w:br/>
+      </w:r>
+      <w:r>
+        <w:rPr>
+          <w:rStyle w:val="Emphasis1"/>
+        </w:rPr>
+        <w:t xml:space="preserve">    </w:t>
+      </w:r>
+      <w:r>
+        <w:rPr>
+          <w:rStyle w:val="Emphasis1"/>
+        </w:rPr>
+        <w:t xml:space="preserve">  &lt;</w:t>
+      </w:r>
+      <w:proofErr w:type="spellStart"/>
+      <w:r>
+        <w:rPr>
+          <w:rStyle w:val="Emphasis1"/>
+        </w:rPr>
+        <w:t>xs:sequence</w:t>
+      </w:r>
+      <w:proofErr w:type="spellEnd"/>
+      <w:r>
+        <w:rPr>
+          <w:rStyle w:val="Emphasis1"/>
+        </w:rPr>
+        <w:t>&gt;</w:t>
+      </w:r>
+      <w:r>
+        <w:rPr>
+          <w:rStyle w:val="Emphasis1"/>
+        </w:rPr>
+        <w:br/>
+      </w:r>
+      <w:r>
+        <w:rPr>
+          <w:rStyle w:val="Emphasis1"/>
+        </w:rPr>
+        <w:t xml:space="preserve">     </w:t>
+      </w:r>
+      <w:r>
+        <w:rPr>
+          <w:rStyle w:val="Emphasis1"/>
+        </w:rPr>
+        <w:t>&lt;</w:t>
+      </w:r>
+      <w:proofErr w:type="spellStart"/>
+      <w:r>
+        <w:rPr>
+          <w:rStyle w:val="Emphasis1"/>
+        </w:rPr>
+        <w:t>xs:element</w:t>
+      </w:r>
+      <w:proofErr w:type="spellEnd"/>
+      <w:r>
+        <w:rPr>
+          <w:rStyle w:val="Emphasis1"/>
+        </w:rPr>
+        <w:t xml:space="preserve"> name="language" minOccurs="0" </w:t>
+      </w:r>
+      <w:proofErr w:type="spellStart"/>
+      <w:r>
+        <w:rPr>
+          <w:rStyle w:val="Emphasis1"/>
+        </w:rPr>
+        <w:t>maxOccurs</w:t>
+      </w:r>
+      <w:proofErr w:type="spellEnd"/>
+      <w:r>
+        <w:rPr>
+          <w:rStyle w:val="Emphasis1"/>
+        </w:rPr>
+        <w:t>="unbounded"&gt;</w:t>
+      </w:r>
+      <w:r>
+        <w:rPr>
+          <w:rStyle w:val="Emphasis1"/>
+        </w:rPr>
+        <w:br/>
+      </w:r>
+      <w:r>
+        <w:rPr>
+          <w:rStyle w:val="Emphasis1"/>
+        </w:rPr>
+        <w:t xml:space="preserve">     </w:t>
+      </w:r>
+      <w:r>
+        <w:rPr>
+          <w:rStyle w:val="Emphasis1"/>
+        </w:rPr>
+        <w:t xml:space="preserve">  &lt;</w:t>
+      </w:r>
+      <w:proofErr w:type="spellStart"/>
+      <w:r>
+        <w:rPr>
+          <w:rStyle w:val="Emphasis1"/>
+        </w:rPr>
+        <w:t>xs:complexType</w:t>
+      </w:r>
+      <w:proofErr w:type="spellEnd"/>
+      <w:r>
+        <w:rPr>
+          <w:rStyle w:val="Emphasis1"/>
+        </w:rPr>
+        <w:t>&gt;</w:t>
+      </w:r>
+      <w:r>
+        <w:rPr>
+          <w:rStyle w:val="Emphasis1"/>
+        </w:rPr>
+        <w:br/>
+      </w:r>
+      <w:r>
+        <w:rPr>
+          <w:rStyle w:val="Emphasis1"/>
+        </w:rPr>
+        <w:t xml:space="preserve">      </w:t>
+      </w:r>
+      <w:r>
+        <w:rPr>
+          <w:rStyle w:val="Emphasis1"/>
+        </w:rPr>
+        <w:t>&lt;</w:t>
+      </w:r>
+      <w:proofErr w:type="spellStart"/>
+      <w:r>
+        <w:rPr>
+          <w:rStyle w:val="Emphasis1"/>
+        </w:rPr>
+        <w:t>xs:attribute</w:t>
+      </w:r>
+      <w:proofErr w:type="spellEnd"/>
+      <w:r>
+        <w:rPr>
+          <w:rStyle w:val="Emphasis1"/>
+        </w:rPr>
+        <w:t xml:space="preserve"> name="</w:t>
+      </w:r>
+      <w:proofErr w:type="spellStart"/>
+      <w:r>
+        <w:rPr>
+          <w:rStyle w:val="Emphasis1"/>
+        </w:rPr>
+        <w:t>lang</w:t>
+      </w:r>
+      <w:proofErr w:type="spellEnd"/>
+      <w:r>
+        <w:rPr>
+          <w:rStyle w:val="Emphasis1"/>
+        </w:rPr>
+        <w:t>" type="</w:t>
+      </w:r>
+      <w:proofErr w:type="spellStart"/>
+      <w:r>
+        <w:rPr>
+          <w:rStyle w:val="Emphasis1"/>
+        </w:rPr>
+        <w:t>xs:string</w:t>
+      </w:r>
+      <w:proofErr w:type="spellEnd"/>
+      <w:r>
+        <w:rPr>
+          <w:rStyle w:val="Emphasis1"/>
+        </w:rPr>
+        <w:t>" use="required"/&gt;</w:t>
+      </w:r>
+      <w:r>
+        <w:rPr>
+          <w:rStyle w:val="Emphasis1"/>
+        </w:rPr>
+        <w:br/>
+      </w:r>
+      <w:r>
+        <w:rPr>
+          <w:rStyle w:val="Emphasis1"/>
+        </w:rPr>
+        <w:t xml:space="preserve">      </w:t>
+      </w:r>
+      <w:r>
+        <w:rPr>
+          <w:rStyle w:val="Emphasis1"/>
+        </w:rPr>
+        <w:t>&lt;</w:t>
+      </w:r>
+      <w:proofErr w:type="spellStart"/>
+      <w:r>
+        <w:rPr>
+          <w:rStyle w:val="Emphasis1"/>
+        </w:rPr>
+        <w:t>xs:attribute</w:t>
+      </w:r>
+      <w:proofErr w:type="spellEnd"/>
+      <w:r>
+        <w:rPr>
+          <w:rStyle w:val="Emphasis1"/>
+        </w:rPr>
+        <w:t xml:space="preserve"> name="encoding" type="</w:t>
+      </w:r>
+      <w:proofErr w:type="spellStart"/>
+      <w:r>
+        <w:rPr>
+          <w:rStyle w:val="Emphasis1"/>
+        </w:rPr>
+        <w:t>xs:string</w:t>
+      </w:r>
+      <w:proofErr w:type="spellEnd"/>
+      <w:r>
+        <w:rPr>
+          <w:rStyle w:val="Emphasis1"/>
+        </w:rPr>
+        <w:t>" use="optional"/&gt;</w:t>
+      </w:r>
+      <w:r>
+        <w:rPr>
+          <w:rStyle w:val="Emphasis1"/>
+        </w:rPr>
+        <w:br/>
+      </w:r>
+      <w:r>
+        <w:rPr>
+          <w:rStyle w:val="Emphasis1"/>
+        </w:rPr>
+        <w:t xml:space="preserve">      </w:t>
+      </w:r>
+      <w:r>
+        <w:rPr>
+          <w:rStyle w:val="Emphasis1"/>
+        </w:rPr>
+        <w:t>&lt;</w:t>
+      </w:r>
+      <w:proofErr w:type="spellStart"/>
+      <w:r>
+        <w:rPr>
+          <w:rStyle w:val="Emphasis1"/>
+        </w:rPr>
+        <w:t>xs:attribute</w:t>
+      </w:r>
+      <w:proofErr w:type="spellEnd"/>
+      <w:r>
+        <w:rPr>
+          <w:rStyle w:val="Emphasis1"/>
+        </w:rPr>
+        <w:t xml:space="preserve"> name="font" type="</w:t>
+      </w:r>
+      <w:proofErr w:type="spellStart"/>
+      <w:r>
+        <w:rPr>
+          <w:rStyle w:val="Emphasis1"/>
+        </w:rPr>
+        <w:t>xs:string</w:t>
+      </w:r>
+      <w:proofErr w:type="spellEnd"/>
+      <w:r>
+        <w:rPr>
+          <w:rStyle w:val="Emphasis1"/>
+        </w:rPr>
+        <w:t>"/&gt;</w:t>
+      </w:r>
+      <w:r>
+        <w:rPr>
+          <w:rStyle w:val="Emphasis1"/>
+        </w:rPr>
+        <w:br/>
+      </w:r>
+      <w:r>
+        <w:rPr>
+          <w:rStyle w:val="Emphasis1"/>
+        </w:rPr>
+        <w:t xml:space="preserve">      </w:t>
+      </w:r>
+      <w:r>
+        <w:rPr>
+          <w:rStyle w:val="Emphasis1"/>
+        </w:rPr>
+        <w:t>&lt;</w:t>
+      </w:r>
+      <w:proofErr w:type="spellStart"/>
+      <w:r>
+        <w:rPr>
+          <w:rStyle w:val="Emphasis1"/>
+        </w:rPr>
+        <w:t>xs:attribute</w:t>
+      </w:r>
+      <w:proofErr w:type="spellEnd"/>
+      <w:r>
+        <w:rPr>
+          <w:rStyle w:val="Emphasis1"/>
+        </w:rPr>
+        <w:t xml:space="preserve"> name="vernacular" type="</w:t>
+      </w:r>
+      <w:proofErr w:type="spellStart"/>
+      <w:r>
+        <w:rPr>
+          <w:rStyle w:val="Emphasis1"/>
+        </w:rPr>
+        <w:t>xs:boolean</w:t>
+      </w:r>
+      <w:proofErr w:type="spellEnd"/>
+      <w:r>
+        <w:rPr>
+          <w:rStyle w:val="Emphasis1"/>
+        </w:rPr>
+        <w:t>"/&gt;</w:t>
+      </w:r>
+      <w:r>
+        <w:rPr>
+          <w:rStyle w:val="Emphasis1"/>
+        </w:rPr>
+        <w:br/>
+      </w:r>
+      <w:r>
+        <w:rPr>
+          <w:rStyle w:val="Emphasis1"/>
+        </w:rPr>
+        <w:t xml:space="preserve">     </w:t>
+      </w:r>
+      <w:r>
+        <w:rPr>
+          <w:rStyle w:val="Emphasis1"/>
+        </w:rPr>
+        <w:t xml:space="preserve">  &lt;/</w:t>
+      </w:r>
+      <w:proofErr w:type="spellStart"/>
+      <w:r>
+        <w:rPr>
+          <w:rStyle w:val="Emphasis1"/>
+        </w:rPr>
+        <w:t>xs:complexType</w:t>
+      </w:r>
+      <w:proofErr w:type="spellEnd"/>
+      <w:r>
+        <w:rPr>
+          <w:rStyle w:val="Emphasis1"/>
+        </w:rPr>
+        <w:t>&gt;</w:t>
+      </w:r>
+      <w:r>
+        <w:rPr>
+          <w:rStyle w:val="Emphasis1"/>
+        </w:rPr>
+        <w:br/>
+      </w:r>
+      <w:r>
+        <w:rPr>
+          <w:rStyle w:val="Emphasis1"/>
+        </w:rPr>
+        <w:t xml:space="preserve">     </w:t>
+      </w:r>
+      <w:r>
+        <w:rPr>
+          <w:rStyle w:val="Emphasis1"/>
+        </w:rPr>
+        <w:t>&lt;/</w:t>
+      </w:r>
+      <w:proofErr w:type="spellStart"/>
+      <w:r>
+        <w:rPr>
+          <w:rStyle w:val="Emphasis1"/>
+        </w:rPr>
+        <w:t>xs:element</w:t>
+      </w:r>
+      <w:proofErr w:type="spellEnd"/>
+      <w:r>
+        <w:rPr>
+          <w:rStyle w:val="Emphasis1"/>
+        </w:rPr>
+        <w:t>&gt;</w:t>
+      </w:r>
+      <w:r>
+        <w:rPr>
+          <w:rStyle w:val="Emphasis1"/>
+        </w:rPr>
+        <w:br/>
+      </w:r>
+      <w:r>
+        <w:rPr>
+          <w:rStyle w:val="Emphasis1"/>
+        </w:rPr>
+        <w:lastRenderedPageBreak/>
+        <w:t xml:space="preserve">    </w:t>
+      </w:r>
+      <w:r>
+        <w:rPr>
+          <w:rStyle w:val="Emphasis1"/>
+        </w:rPr>
+        <w:t xml:space="preserve">  &lt;/</w:t>
+      </w:r>
+      <w:proofErr w:type="spellStart"/>
+      <w:r>
+        <w:rPr>
+          <w:rStyle w:val="Emphasis1"/>
+        </w:rPr>
+        <w:t>xs:sequence</w:t>
+      </w:r>
+      <w:proofErr w:type="spellEnd"/>
+      <w:r>
+        <w:rPr>
+          <w:rStyle w:val="Emphasis1"/>
+        </w:rPr>
+        <w:t>&gt;</w:t>
+      </w:r>
+      <w:r>
+        <w:rPr>
+          <w:rStyle w:val="Emphasis1"/>
+        </w:rPr>
+        <w:br/>
+      </w:r>
+      <w:r>
+        <w:rPr>
+          <w:rStyle w:val="Emphasis1"/>
+        </w:rPr>
+        <w:t xml:space="preserve">    </w:t>
+      </w:r>
+      <w:r>
+        <w:rPr>
+          <w:rStyle w:val="Emphasis1"/>
+        </w:rPr>
+        <w:t>&lt;/</w:t>
+      </w:r>
+      <w:proofErr w:type="spellStart"/>
+      <w:r>
+        <w:rPr>
+          <w:rStyle w:val="Emphasis1"/>
+        </w:rPr>
+        <w:t>xs:complexType</w:t>
+      </w:r>
+      <w:proofErr w:type="spellEnd"/>
+      <w:r>
+        <w:rPr>
+          <w:rStyle w:val="Emphasis1"/>
+        </w:rPr>
+        <w:t>&gt;</w:t>
+      </w:r>
+      <w:r>
+        <w:rPr>
+          <w:rStyle w:val="Emphasis1"/>
+        </w:rPr>
+        <w:br/>
+      </w:r>
+      <w:r>
+        <w:rPr>
+          <w:rStyle w:val="Emphasis1"/>
+        </w:rPr>
+        <w:t xml:space="preserve">    </w:t>
+      </w:r>
+      <w:r>
+        <w:rPr>
+          <w:rStyle w:val="Emphasis1"/>
+        </w:rPr>
+        <w:t>&lt;</w:t>
+      </w:r>
+      <w:proofErr w:type="spellStart"/>
+      <w:r>
+        <w:rPr>
+          <w:rStyle w:val="Emphasis1"/>
+        </w:rPr>
         <w:t>xs:key</w:t>
       </w:r>
       <w:proofErr w:type="spellEnd"/>
@@ -11179,6 +11564,158 @@
         <w:rPr>
           <w:rStyle w:val="Emphasis1"/>
         </w:rPr>
+        <w:t xml:space="preserve"> name="</w:t>
+      </w:r>
+      <w:proofErr w:type="spellStart"/>
+      <w:r>
+        <w:rPr>
+          <w:rStyle w:val="Emphasis1"/>
+        </w:rPr>
+        <w:t>langId</w:t>
+      </w:r>
+      <w:proofErr w:type="spellEnd"/>
+      <w:r>
+        <w:rPr>
+          <w:rStyle w:val="Emphasis1"/>
+        </w:rPr>
+        <w:t>"&gt;</w:t>
+      </w:r>
+      <w:r>
+        <w:rPr>
+          <w:rStyle w:val="Emphasis1"/>
+        </w:rPr>
+        <w:br/>
+      </w:r>
+      <w:r>
+        <w:rPr>
+          <w:rStyle w:val="Emphasis1"/>
+        </w:rPr>
+        <w:t xml:space="preserve">    </w:t>
+      </w:r>
+      <w:r>
+        <w:rPr>
+          <w:rStyle w:val="Emphasis1"/>
+        </w:rPr>
+        <w:t xml:space="preserve">  &lt;</w:t>
+      </w:r>
+      <w:proofErr w:type="spellStart"/>
+      <w:r>
+        <w:rPr>
+          <w:rStyle w:val="Emphasis1"/>
+        </w:rPr>
+        <w:t>xs:selector</w:t>
+      </w:r>
+      <w:proofErr w:type="spellEnd"/>
+      <w:r>
+        <w:rPr>
+          <w:rStyle w:val="Emphasis1"/>
+        </w:rPr>
+        <w:t xml:space="preserve"> </w:t>
+      </w:r>
+      <w:proofErr w:type="spellStart"/>
+      <w:r>
+        <w:rPr>
+          <w:rStyle w:val="Emphasis1"/>
+        </w:rPr>
+        <w:t>xpath</w:t>
+      </w:r>
+      <w:proofErr w:type="spellEnd"/>
+      <w:r>
+        <w:rPr>
+          <w:rStyle w:val="Emphasis1"/>
+        </w:rPr>
+        <w:t>="language"/&gt;</w:t>
+      </w:r>
+      <w:r>
+        <w:rPr>
+          <w:rStyle w:val="Emphasis1"/>
+        </w:rPr>
+        <w:br/>
+      </w:r>
+      <w:r>
+        <w:rPr>
+          <w:rStyle w:val="Emphasis1"/>
+        </w:rPr>
+        <w:t xml:space="preserve">    </w:t>
+      </w:r>
+      <w:r>
+        <w:rPr>
+          <w:rStyle w:val="Emphasis1"/>
+        </w:rPr>
+        <w:t xml:space="preserve">  &lt;</w:t>
+      </w:r>
+      <w:proofErr w:type="spellStart"/>
+      <w:r>
+        <w:rPr>
+          <w:rStyle w:val="Emphasis1"/>
+        </w:rPr>
+        <w:t>xs:field</w:t>
+      </w:r>
+      <w:proofErr w:type="spellEnd"/>
+      <w:r>
+        <w:rPr>
+          <w:rStyle w:val="Emphasis1"/>
+        </w:rPr>
+        <w:t xml:space="preserve"> </w:t>
+      </w:r>
+      <w:proofErr w:type="spellStart"/>
+      <w:r>
+        <w:rPr>
+          <w:rStyle w:val="Emphasis1"/>
+        </w:rPr>
+        <w:t>xpath</w:t>
+      </w:r>
+      <w:proofErr w:type="spellEnd"/>
+      <w:r>
+        <w:rPr>
+          <w:rStyle w:val="Emphasis1"/>
+        </w:rPr>
+        <w:t>="@</w:t>
+      </w:r>
+      <w:proofErr w:type="spellStart"/>
+      <w:r>
+        <w:rPr>
+          <w:rStyle w:val="Emphasis1"/>
+        </w:rPr>
+        <w:t>lang</w:t>
+      </w:r>
+      <w:proofErr w:type="spellEnd"/>
+      <w:r>
+        <w:rPr>
+          <w:rStyle w:val="Emphasis1"/>
+        </w:rPr>
+        <w:t>"/&gt;</w:t>
+      </w:r>
+      <w:r>
+        <w:rPr>
+          <w:rStyle w:val="Emphasis1"/>
+        </w:rPr>
+        <w:br/>
+      </w:r>
+      <w:r>
+        <w:rPr>
+          <w:rStyle w:val="Emphasis1"/>
+        </w:rPr>
+        <w:t xml:space="preserve">    </w:t>
+      </w:r>
+      <w:r>
+        <w:rPr>
+          <w:rStyle w:val="Emphasis1"/>
+        </w:rPr>
+        <w:t>&lt;/</w:t>
+      </w:r>
+      <w:proofErr w:type="spellStart"/>
+      <w:r>
+        <w:rPr>
+          <w:rStyle w:val="Emphasis1"/>
+        </w:rPr>
+        <w:t>xs:key</w:t>
+      </w:r>
+      <w:proofErr w:type="spellEnd"/>
+      <w:r>
+        <w:rPr>
+          <w:rStyle w:val="Emphasis1"/>
+        </w:rPr>
         <w:t>&gt;</w:t>
       </w:r>
       <w:r>
@@ -13150,6 +13687,7 @@
         <w:rPr>
           <w:rStyle w:val="Emphasis1"/>
         </w:rPr>
+        <w:lastRenderedPageBreak/>
         <w:t xml:space="preserve"> </w:t>
       </w:r>
       <w:r>
@@ -13319,12 +13857,6 @@
           <w:rStyle w:val="Emphasis1"/>
         </w:rPr>
         <w:br/>
-      </w:r>
-      <w:r>
-        <w:rPr>
-          <w:rStyle w:val="Emphasis1"/>
-        </w:rPr>
-        <w:lastRenderedPageBreak/>
         <w:t xml:space="preserve">  &lt;/</w:t>
       </w:r>
       <w:proofErr w:type="spellStart"/>
@@ -14864,10 +15396,10 @@
       </w:r>
     </w:p>
     <w:sectPr>
-      <w:headerReference w:type="even" r:id="rId14"/>
-      <w:headerReference w:type="default" r:id="rId15"/>
-      <w:footerReference w:type="default" r:id="rId16"/>
-      <w:footerReference w:type="first" r:id="rId17"/>
+      <w:headerReference w:type="even" r:id="rId18"/>
+      <w:headerReference w:type="default" r:id="rId19"/>
+      <w:footerReference w:type="default" r:id="rId20"/>
+      <w:footerReference w:type="first" r:id="rId21"/>
       <w:pgSz w:w="12240" w:h="15840"/>
       <w:pgMar w:top="1440" w:right="1800" w:bottom="1440" w:left="1800" w:header="720" w:footer="720" w:gutter="0"/>
       <w:pgNumType w:start="1"/>
@@ -14917,7 +15449,7 @@
       <w:rPr>
         <w:noProof/>
       </w:rPr>
-      <w:t>8/11/2025</w:t>
+      <w:t>8/26/2025</w:t>
     </w:r>
     <w:r>
       <w:fldChar w:fldCharType="end"/>
@@ -15144,7 +15676,7 @@
   <w:abstractNum w:abstractNumId="0" w15:restartNumberingAfterBreak="0">
     <w:nsid w:val="FFFFFF7C"/>
     <w:multiLevelType w:val="singleLevel"/>
-    <w:tmpl w:val="4FD2A9B2"/>
+    <w:tmpl w:val="9252D35C"/>
     <w:lvl w:ilvl="0">
       <w:start w:val="1"/>
       <w:numFmt w:val="decimal"/>
@@ -15161,7 +15693,7 @@
   <w:abstractNum w:abstractNumId="1" w15:restartNumberingAfterBreak="0">
     <w:nsid w:val="FFFFFF7D"/>
     <w:multiLevelType w:val="singleLevel"/>
-    <w:tmpl w:val="2B604BFC"/>
+    <w:tmpl w:val="6778CAB2"/>
     <w:lvl w:ilvl="0">
       <w:start w:val="1"/>
       <w:numFmt w:val="decimal"/>
@@ -15178,7 +15710,7 @@
   <w:abstractNum w:abstractNumId="2" w15:restartNumberingAfterBreak="0">
     <w:nsid w:val="FFFFFF7E"/>
     <w:multiLevelType w:val="singleLevel"/>
-    <w:tmpl w:val="48E85D42"/>
+    <w:tmpl w:val="72C217C0"/>
     <w:lvl w:ilvl="0">
       <w:start w:val="1"/>
       <w:numFmt w:val="decimal"/>
@@ -15213,7 +15745,7 @@
   <w:abstractNum w:abstractNumId="4" w15:restartNumberingAfterBreak="0">
     <w:nsid w:val="FFFFFF80"/>
     <w:multiLevelType w:val="singleLevel"/>
-    <w:tmpl w:val="522A76E2"/>
+    <w:tmpl w:val="59266EE2"/>
     <w:lvl w:ilvl="0">
       <w:start w:val="1"/>
       <w:numFmt w:val="bullet"/>
@@ -15233,7 +15765,7 @@
   <w:abstractNum w:abstractNumId="5" w15:restartNumberingAfterBreak="0">
     <w:nsid w:val="FFFFFF81"/>
     <w:multiLevelType w:val="singleLevel"/>
-    <w:tmpl w:val="E45C27BA"/>
+    <w:tmpl w:val="362EE6F8"/>
     <w:lvl w:ilvl="0">
       <w:start w:val="1"/>
       <w:numFmt w:val="bullet"/>
@@ -15253,7 +15785,7 @@
   <w:abstractNum w:abstractNumId="6" w15:restartNumberingAfterBreak="0">
     <w:nsid w:val="FFFFFF82"/>
     <w:multiLevelType w:val="singleLevel"/>
-    <w:tmpl w:val="9C923BBC"/>
+    <w:tmpl w:val="EC10A2DA"/>
     <w:lvl w:ilvl="0">
       <w:start w:val="1"/>
       <w:numFmt w:val="bullet"/>
@@ -18180,7 +18712,7 @@
 </file>
 
 <file path=customXml/itemProps1.xml><?xml version="1.0" encoding="utf-8"?>
-<ds:datastoreItem xmlns:ds="http://schemas.openxmlformats.org/officeDocument/2006/customXml" ds:itemID="{0B3D73A3-07E1-46FC-B5F5-5EB85CDEACB9}">
+<ds:datastoreItem xmlns:ds="http://schemas.openxmlformats.org/officeDocument/2006/customXml" ds:itemID="{878930B3-EB51-4CCF-BFB2-B018E9612CDC}">
   <ds:schemaRefs>
     <ds:schemaRef ds:uri="http://schemas.openxmlformats.org/officeDocument/2006/bibliography"/>
   </ds:schemaRefs>

--- a/HelpResourcesSources/TechnicalNotes/Technical Notes on FLEx Text Interlinear.docx
+++ b/HelpResourcesSources/TechnicalNotes/Technical Notes on FLEx Text Interlinear.docx
@@ -17,13 +17,7 @@
         <w:pStyle w:val="Date"/>
       </w:pPr>
       <w:r>
-        <w:t>November 1</w:t>
-      </w:r>
-      <w:r>
-        <w:t>3</w:t>
-      </w:r>
-      <w:r>
-        <w:t>, 2025</w:t>
+        <w:t>May 4, 2026</w:t>
       </w:r>
       <w:r>
         <w:br/>
@@ -50,8 +44,6 @@
         <w:fldChar w:fldCharType="separate"/>
       </w:r>
     </w:p>
-    <w:bookmarkStart w:id="1" w:name="_GoBack"/>
-    <w:bookmarkEnd w:id="1"/>
     <w:p>
       <w:pPr>
         <w:pStyle w:val="TOC1"/>
@@ -66,108 +58,63 @@
           <w:lang w:eastAsia="en-US"/>
         </w:rPr>
       </w:pPr>
-      <w:r>
-        <w:rPr>
-          <w:rStyle w:val="Hyperlink"/>
-          <w:noProof/>
-        </w:rPr>
-        <w:fldChar w:fldCharType="begin"/>
-      </w:r>
-      <w:r>
-        <w:rPr>
-          <w:rStyle w:val="Hyperlink"/>
-          <w:noProof/>
-        </w:rPr>
-        <w:instrText xml:space="preserve"> </w:instrText>
-      </w:r>
-      <w:r>
-        <w:rPr>
-          <w:noProof/>
-        </w:rPr>
-        <w:instrText>HYPERLINK \l "_Toc213934485"</w:instrText>
-      </w:r>
-      <w:r>
-        <w:rPr>
-          <w:rStyle w:val="Hyperlink"/>
-          <w:noProof/>
-        </w:rPr>
-        <w:instrText xml:space="preserve"> </w:instrText>
-      </w:r>
-      <w:r>
-        <w:rPr>
-          <w:rStyle w:val="Hyperlink"/>
-          <w:noProof/>
-        </w:rPr>
-      </w:r>
-      <w:r>
-        <w:rPr>
-          <w:rStyle w:val="Hyperlink"/>
-          <w:noProof/>
-        </w:rPr>
-        <w:fldChar w:fldCharType="separate"/>
-      </w:r>
-      <w:r>
-        <w:rPr>
-          <w:rStyle w:val="Hyperlink"/>
-          <w:noProof/>
-        </w:rPr>
-        <w:t>Technical Notes on FLEx Text Interlinear</w:t>
-      </w:r>
-      <w:r>
-        <w:rPr>
-          <w:noProof/>
-          <w:webHidden/>
-        </w:rPr>
-        <w:tab/>
-      </w:r>
-      <w:r>
-        <w:rPr>
-          <w:noProof/>
-          <w:webHidden/>
-        </w:rPr>
-        <w:fldChar w:fldCharType="begin"/>
-      </w:r>
-      <w:r>
-        <w:rPr>
-          <w:noProof/>
-          <w:webHidden/>
-        </w:rPr>
-        <w:instrText xml:space="preserve"> PAGEREF _Toc213934485 \h </w:instrText>
-      </w:r>
-      <w:r>
-        <w:rPr>
-          <w:noProof/>
-          <w:webHidden/>
-        </w:rPr>
-      </w:r>
-      <w:r>
-        <w:rPr>
-          <w:noProof/>
-          <w:webHidden/>
-        </w:rPr>
-        <w:fldChar w:fldCharType="separate"/>
-      </w:r>
-      <w:r>
-        <w:rPr>
-          <w:noProof/>
-          <w:webHidden/>
-        </w:rPr>
-        <w:t>1</w:t>
-      </w:r>
-      <w:r>
-        <w:rPr>
-          <w:noProof/>
-          <w:webHidden/>
-        </w:rPr>
-        <w:fldChar w:fldCharType="end"/>
-      </w:r>
-      <w:r>
-        <w:rPr>
-          <w:rStyle w:val="Hyperlink"/>
-          <w:noProof/>
-        </w:rPr>
-        <w:fldChar w:fldCharType="end"/>
-      </w:r>
+      <w:hyperlink w:anchor="_Toc213934485" w:history="1">
+        <w:r>
+          <w:rPr>
+            <w:rStyle w:val="Hyperlink"/>
+            <w:noProof/>
+          </w:rPr>
+          <w:t>Technical Notes on FLEx Text Interlinear</w:t>
+        </w:r>
+        <w:r>
+          <w:rPr>
+            <w:noProof/>
+            <w:webHidden/>
+          </w:rPr>
+          <w:tab/>
+        </w:r>
+        <w:r>
+          <w:rPr>
+            <w:noProof/>
+            <w:webHidden/>
+          </w:rPr>
+          <w:fldChar w:fldCharType="begin"/>
+        </w:r>
+        <w:r>
+          <w:rPr>
+            <w:noProof/>
+            <w:webHidden/>
+          </w:rPr>
+          <w:instrText xml:space="preserve"> PAGEREF _Toc213934485 \h </w:instrText>
+        </w:r>
+        <w:r>
+          <w:rPr>
+            <w:noProof/>
+            <w:webHidden/>
+          </w:rPr>
+        </w:r>
+        <w:r>
+          <w:rPr>
+            <w:noProof/>
+            <w:webHidden/>
+          </w:rPr>
+          <w:fldChar w:fldCharType="separate"/>
+        </w:r>
+        <w:r>
+          <w:rPr>
+            <w:noProof/>
+            <w:webHidden/>
+          </w:rPr>
+          <w:t>1</w:t>
+        </w:r>
+        <w:r>
+          <w:rPr>
+            <w:noProof/>
+            <w:webHidden/>
+          </w:rPr>
+          <w:fldChar w:fldCharType="end"/>
+        </w:r>
+      </w:hyperlink>
     </w:p>
     <w:p>
       <w:pPr>
@@ -825,7 +772,16 @@
             <w:rStyle w:val="Hyperlink"/>
             <w:noProof/>
           </w:rPr>
-          <w:t>Morph</w:t>
+          <w:t>M</w:t>
+        </w:r>
+        <w:bookmarkStart w:id="1" w:name="_GoBack"/>
+        <w:bookmarkEnd w:id="1"/>
+        <w:r>
+          <w:rPr>
+            <w:rStyle w:val="Hyperlink"/>
+            <w:noProof/>
+          </w:rPr>
+          <w:t>orph</w:t>
         </w:r>
         <w:r>
           <w:rPr>
@@ -1005,7 +961,21 @@
             <w:rStyle w:val="Hyperlink"/>
             <w:noProof/>
           </w:rPr>
-          <w:t>FLEx Text export</w:t>
+          <w:t xml:space="preserve">FLEx Text </w:t>
+        </w:r>
+        <w:r>
+          <w:rPr>
+            <w:rStyle w:val="Hyperlink"/>
+            <w:noProof/>
+          </w:rPr>
+          <w:t>e</w:t>
+        </w:r>
+        <w:r>
+          <w:rPr>
+            <w:rStyle w:val="Hyperlink"/>
+            <w:noProof/>
+          </w:rPr>
+          <w:t>xport</w:t>
         </w:r>
         <w:r>
           <w:rPr>
@@ -1046,7 +1016,7 @@
             <w:noProof/>
             <w:webHidden/>
           </w:rPr>
-          <w:t>9</w:t>
+          <w:t>10</w:t>
         </w:r>
         <w:r>
           <w:rPr>
@@ -1136,7 +1106,7 @@
             <w:noProof/>
             <w:webHidden/>
           </w:rPr>
-          <w:t>9</w:t>
+          <w:t>10</w:t>
         </w:r>
         <w:r>
           <w:rPr>
@@ -1224,7 +1194,7 @@
             <w:noProof/>
             <w:webHidden/>
           </w:rPr>
-          <w:t>10</w:t>
+          <w:t>11</w:t>
         </w:r>
         <w:r>
           <w:rPr>
@@ -1312,7 +1282,7 @@
             <w:noProof/>
             <w:webHidden/>
           </w:rPr>
-          <w:t>11</w:t>
+          <w:t>12</w:t>
         </w:r>
         <w:r>
           <w:rPr>
@@ -1402,7 +1372,7 @@
             <w:noProof/>
             <w:webHidden/>
           </w:rPr>
-          <w:t>13</w:t>
+          <w:t>14</w:t>
         </w:r>
         <w:r>
           <w:rPr>
@@ -1490,7 +1460,7 @@
             <w:noProof/>
             <w:webHidden/>
           </w:rPr>
-          <w:t>13</w:t>
+          <w:t>14</w:t>
         </w:r>
         <w:r>
           <w:rPr>
@@ -1578,7 +1548,7 @@
             <w:noProof/>
             <w:webHidden/>
           </w:rPr>
-          <w:t>15</w:t>
+          <w:t>16</w:t>
         </w:r>
         <w:r>
           <w:rPr>
@@ -1666,7 +1636,7 @@
             <w:noProof/>
             <w:webHidden/>
           </w:rPr>
-          <w:t>16</w:t>
+          <w:t>17</w:t>
         </w:r>
         <w:r>
           <w:rPr>
@@ -1756,7 +1726,7 @@
             <w:noProof/>
             <w:webHidden/>
           </w:rPr>
-          <w:t>17</w:t>
+          <w:t>18</w:t>
         </w:r>
         <w:r>
           <w:rPr>
@@ -2026,13 +1996,7 @@
         <w:t xml:space="preserve"> which is currently 2 </w:t>
       </w:r>
       <w:r>
-        <w:t>i</w:t>
-      </w:r>
-      <w:r>
-        <w:t>n FLEx 9.2.11.</w:t>
-      </w:r>
-      <w:r>
-        <w:t xml:space="preserve"> </w:t>
+        <w:t xml:space="preserve">in FLEx 9.2.11. </w:t>
       </w:r>
       <w:r>
         <w:t>A flextext file may contain multiple interlinear-text elements. Each of these elements represents one interlinear Text object in FLEx.</w:t>
@@ -2043,22 +2007,7 @@
         <w:pStyle w:val="BodyText"/>
       </w:pPr>
       <w:r>
-        <w:t xml:space="preserve">In FLEx9.3.5 </w:t>
-      </w:r>
-      <w:r>
-        <w:t>the document</w:t>
-      </w:r>
-      <w:r>
-        <w:t xml:space="preserve"> version </w:t>
-      </w:r>
-      <w:r>
-        <w:t>changed</w:t>
-      </w:r>
-      <w:r>
-        <w:t xml:space="preserve"> to 3.</w:t>
-      </w:r>
-      <w:r>
-        <w:t xml:space="preserve"> This change </w:t>
+        <w:t xml:space="preserve">In FLEx9.3.5 the document version changed to 3. This change </w:t>
       </w:r>
       <w:r>
         <w:t>maintains</w:t>
@@ -3028,10 +2977,7 @@
         <w:t xml:space="preserve"> </w:t>
       </w:r>
       <w:r>
-        <w:t xml:space="preserve">“note” </w:t>
-      </w:r>
-      <w:r>
-        <w:t>field</w:t>
+        <w:t>“note” field</w:t>
       </w:r>
       <w:r>
         <w:t>. Here is an example of an English free translation with two French words with the first set to bold.</w:t>
@@ -3042,6 +2988,9 @@
         <w:pStyle w:val="bodytext0"/>
       </w:pPr>
       <w:r>
+        <w:rPr>
+          <w:noProof/>
+        </w:rPr>
         <w:drawing>
           <wp:inline distT="0" distB="0" distL="0" distR="0" wp14:anchorId="35CBE53C" wp14:editId="6A25F71A">
             <wp:extent cx="4229690" cy="257211"/>
@@ -3112,8 +3061,6 @@
       </w:r>
       <w:r>
         <w:br/>
-      </w:r>
-      <w:r>
         <w:t xml:space="preserve">  &lt;run </w:t>
       </w:r>
       <w:proofErr w:type="spellStart"/>
@@ -3194,8 +3141,6 @@
       </w:r>
       <w:r>
         <w:br/>
-      </w:r>
-      <w:r>
         <w:t xml:space="preserve">  &lt;run </w:t>
       </w:r>
       <w:proofErr w:type="spellStart"/>
@@ -3224,8 +3169,6 @@
       </w:r>
       <w:r>
         <w:br/>
-      </w:r>
-      <w:r>
         <w:t>&lt;/item&gt;</w:t>
       </w:r>
     </w:p>
@@ -3458,10 +3401,7 @@
         <w:pStyle w:val="BodyText"/>
       </w:pPr>
       <w:r>
-        <w:t>In flextext version 2,</w:t>
-      </w:r>
-      <w:r>
-        <w:t xml:space="preserve"> t</w:t>
+        <w:t>In flextext version 2, t</w:t>
       </w:r>
       <w:r>
         <w:t xml:space="preserve">here </w:t>
@@ -3654,8 +3594,6 @@
       </w:r>
       <w:r>
         <w:br/>
-      </w:r>
-      <w:r>
         <w:t xml:space="preserve">  &lt;item type="note" </w:t>
       </w:r>
       <w:proofErr w:type="spellStart"/>
@@ -3692,8 +3630,6 @@
       </w:r>
       <w:r>
         <w:br/>
-      </w:r>
-      <w:r>
         <w:t xml:space="preserve">  &lt;item type="note" </w:t>
       </w:r>
       <w:proofErr w:type="spellStart"/>
@@ -3722,8 +3658,6 @@
       </w:r>
       <w:r>
         <w:br/>
-      </w:r>
-      <w:r>
         <w:t xml:space="preserve">  &lt;item type="note" </w:t>
       </w:r>
       <w:proofErr w:type="spellStart"/>
@@ -6442,6 +6376,243 @@
         <w:pStyle w:val="BodyText"/>
       </w:pPr>
       <w:r>
+        <w:t xml:space="preserve">Flextext files only include some of the information from the Word Analyses section. There are no </w:t>
+      </w:r>
+      <w:proofErr w:type="spellStart"/>
+      <w:r>
+        <w:t>guids</w:t>
+      </w:r>
+      <w:proofErr w:type="spellEnd"/>
+      <w:r>
+        <w:t xml:space="preserve"> to lexical entries included in this export. Section 6 in </w:t>
+      </w:r>
+      <w:hyperlink r:id="rId13" w:history="1">
+        <w:r>
+          <w:rPr>
+            <w:rStyle w:val="Hyperlink"/>
+          </w:rPr>
+          <w:t>https://downloads.languagetechnology.org/fieldworks/Documentation/FLEx%209.1%20Conceptual%20Model.pdf</w:t>
+        </w:r>
+      </w:hyperlink>
+      <w:r>
+        <w:t xml:space="preserve"> gives detail on the structure of interlinear text in FLEx. This diagram from section 6.4 summarizes the connections between a word analysis and the Lexicon.</w:t>
+      </w:r>
+    </w:p>
+    <w:p>
+      <w:pPr>
+        <w:pStyle w:val="BodyText"/>
+      </w:pPr>
+      <w:r>
+        <w:rPr>
+          <w:noProof/>
+        </w:rPr>
+        <w:drawing>
+          <wp:inline distT="0" distB="0" distL="0" distR="0" wp14:anchorId="07D25C53" wp14:editId="2C2C97DF">
+            <wp:extent cx="5237683" cy="5237683"/>
+            <wp:effectExtent l="0" t="0" r="1270" b="1270"/>
+            <wp:docPr id="101" name="Picture 101"/>
+            <wp:cNvGraphicFramePr>
+              <a:graphicFrameLocks xmlns:a="http://schemas.openxmlformats.org/drawingml/2006/main" noChangeAspect="1"/>
+            </wp:cNvGraphicFramePr>
+            <a:graphic xmlns:a="http://schemas.openxmlformats.org/drawingml/2006/main">
+              <a:graphicData uri="http://schemas.openxmlformats.org/drawingml/2006/picture">
+                <pic:pic xmlns:pic="http://schemas.openxmlformats.org/drawingml/2006/picture">
+                  <pic:nvPicPr>
+                    <pic:cNvPr id="1" name=""/>
+                    <pic:cNvPicPr/>
+                  </pic:nvPicPr>
+                  <pic:blipFill>
+                    <a:blip r:embed="rId14"/>
+                    <a:stretch>
+                      <a:fillRect/>
+                    </a:stretch>
+                  </pic:blipFill>
+                  <pic:spPr>
+                    <a:xfrm>
+                      <a:off x="0" y="0"/>
+                      <a:ext cx="5251281" cy="5251281"/>
+                    </a:xfrm>
+                    <a:prstGeom prst="rect">
+                      <a:avLst/>
+                    </a:prstGeom>
+                  </pic:spPr>
+                </pic:pic>
+              </a:graphicData>
+            </a:graphic>
+          </wp:inline>
+        </w:drawing>
+      </w:r>
+    </w:p>
+    <w:p>
+      <w:pPr>
+        <w:pStyle w:val="BodyText"/>
+      </w:pPr>
+      <w:r>
+        <w:t>I</w:t>
+      </w:r>
+      <w:r>
+        <w:t>n a flextext file</w:t>
+      </w:r>
+      <w:r>
+        <w:t>,</w:t>
+      </w:r>
+      <w:r>
+        <w:t xml:space="preserve"> if the word garçon were fully analyzed, the word guid would be the guid of the </w:t>
+      </w:r>
+      <w:proofErr w:type="spellStart"/>
+      <w:r>
+        <w:t>WfiGloss</w:t>
+      </w:r>
+      <w:proofErr w:type="spellEnd"/>
+      <w:r>
+        <w:t xml:space="preserve">. To get to the lexicon </w:t>
+      </w:r>
+      <w:proofErr w:type="spellStart"/>
+      <w:r>
+        <w:t>guids</w:t>
+      </w:r>
+      <w:proofErr w:type="spellEnd"/>
+      <w:r>
+        <w:t xml:space="preserve">, you would need to go the </w:t>
+      </w:r>
+      <w:proofErr w:type="spellStart"/>
+      <w:r>
+        <w:t>WfiAnalysis</w:t>
+      </w:r>
+      <w:proofErr w:type="spellEnd"/>
+      <w:r>
+        <w:t xml:space="preserve"> owning the </w:t>
+      </w:r>
+      <w:proofErr w:type="spellStart"/>
+      <w:r>
+        <w:t>WfiGloss</w:t>
+      </w:r>
+      <w:proofErr w:type="spellEnd"/>
+      <w:r>
+        <w:t xml:space="preserve">, then go to the </w:t>
+      </w:r>
+      <w:proofErr w:type="spellStart"/>
+      <w:r>
+        <w:t>WfiMorphBundle</w:t>
+      </w:r>
+      <w:proofErr w:type="spellEnd"/>
+      <w:r>
+        <w:t xml:space="preserve"> owned by the </w:t>
+      </w:r>
+      <w:proofErr w:type="spellStart"/>
+      <w:r>
+        <w:t>WfiAnalysis</w:t>
+      </w:r>
+      <w:proofErr w:type="spellEnd"/>
+      <w:r>
+        <w:t xml:space="preserve">. The </w:t>
+      </w:r>
+      <w:proofErr w:type="spellStart"/>
+      <w:r>
+        <w:lastRenderedPageBreak/>
+        <w:t>WfiMorphBundle</w:t>
+      </w:r>
+      <w:proofErr w:type="spellEnd"/>
+      <w:r>
+        <w:t xml:space="preserve"> Morph points to the </w:t>
+      </w:r>
+      <w:proofErr w:type="spellStart"/>
+      <w:r>
+        <w:t>MoStemAllomorph</w:t>
+      </w:r>
+      <w:proofErr w:type="spellEnd"/>
+      <w:r>
+        <w:t xml:space="preserve"> owned in the </w:t>
+      </w:r>
+      <w:proofErr w:type="spellStart"/>
+      <w:r>
+        <w:t>LexEntry</w:t>
+      </w:r>
+      <w:proofErr w:type="spellEnd"/>
+      <w:r>
+        <w:t xml:space="preserve">, usually in the </w:t>
+      </w:r>
+      <w:proofErr w:type="spellStart"/>
+      <w:r>
+        <w:t>LexemeForm</w:t>
+      </w:r>
+      <w:proofErr w:type="spellEnd"/>
+      <w:r>
+        <w:t xml:space="preserve"> property. The Sense points to the </w:t>
+      </w:r>
+      <w:proofErr w:type="spellStart"/>
+      <w:r>
+        <w:t>LexSense</w:t>
+      </w:r>
+      <w:proofErr w:type="spellEnd"/>
+      <w:r>
+        <w:t xml:space="preserve"> that is owned in the </w:t>
+      </w:r>
+      <w:proofErr w:type="spellStart"/>
+      <w:r>
+        <w:t>LexEntry</w:t>
+      </w:r>
+      <w:proofErr w:type="spellEnd"/>
+      <w:r>
+        <w:t xml:space="preserve">, and the </w:t>
+      </w:r>
+      <w:proofErr w:type="spellStart"/>
+      <w:r>
+        <w:t>Msa</w:t>
+      </w:r>
+      <w:proofErr w:type="spellEnd"/>
+      <w:r>
+        <w:t xml:space="preserve"> points to the </w:t>
+      </w:r>
+      <w:proofErr w:type="spellStart"/>
+      <w:r>
+        <w:t>MoStemMsa</w:t>
+      </w:r>
+      <w:proofErr w:type="spellEnd"/>
+      <w:r>
+        <w:t xml:space="preserve"> which is owned in the </w:t>
+      </w:r>
+      <w:proofErr w:type="spellStart"/>
+      <w:r>
+        <w:t>LexEntry</w:t>
+      </w:r>
+      <w:proofErr w:type="spellEnd"/>
+      <w:r>
+        <w:t xml:space="preserve"> and referenced by the </w:t>
+      </w:r>
+      <w:proofErr w:type="spellStart"/>
+      <w:r>
+        <w:t>LexSense</w:t>
+      </w:r>
+      <w:proofErr w:type="spellEnd"/>
+      <w:r>
+        <w:t xml:space="preserve">. The </w:t>
+      </w:r>
+      <w:proofErr w:type="spellStart"/>
+      <w:r>
+        <w:t>WfiMorphBundle</w:t>
+      </w:r>
+      <w:proofErr w:type="spellEnd"/>
+      <w:r>
+        <w:t xml:space="preserve"> guid and lexical </w:t>
+      </w:r>
+      <w:proofErr w:type="spellStart"/>
+      <w:r>
+        <w:t>guids</w:t>
+      </w:r>
+      <w:proofErr w:type="spellEnd"/>
+      <w:r>
+        <w:t xml:space="preserve"> are not included in the flextext file. </w:t>
+      </w:r>
+      <w:r>
+        <w:t>As a result of this lack of data, current imports of flextext files cannot provide these linkages during import in a blank FLEx project.</w:t>
+      </w:r>
+    </w:p>
+    <w:p>
+      <w:pPr>
+        <w:pStyle w:val="BodyText"/>
+      </w:pPr>
+      <w:r>
         <w:t xml:space="preserve">When importing and merging, FLEx attempts to update the existing data with the existing </w:t>
       </w:r>
       <w:proofErr w:type="spellStart"/>
@@ -6728,31 +6899,32 @@
       </w:r>
       <w:r>
         <w:br/>
+        <w:t xml:space="preserve">Click </w:t>
+      </w:r>
+      <w:r>
+        <w:t>“</w:t>
+      </w:r>
+      <w:r>
+        <w:t>Yes</w:t>
+      </w:r>
+      <w:r>
+        <w:t>”</w:t>
+      </w:r>
+      <w:r>
+        <w:t xml:space="preserve"> if you want to merge the flext</w:t>
+      </w:r>
+      <w:r>
+        <w:t>ext</w:t>
+      </w:r>
+      <w:r>
+        <w:t xml:space="preserve"> file with the existing text.</w:t>
+      </w:r>
+      <w:r>
+        <w:t xml:space="preserve"> This </w:t>
       </w:r>
       <w:r>
         <w:lastRenderedPageBreak/>
-        <w:t xml:space="preserve">Click </w:t>
-      </w:r>
-      <w:r>
-        <w:t>“</w:t>
-      </w:r>
-      <w:r>
-        <w:t>Yes</w:t>
-      </w:r>
-      <w:r>
-        <w:t>”</w:t>
-      </w:r>
-      <w:r>
-        <w:t xml:space="preserve"> if you want to merge the flext</w:t>
-      </w:r>
-      <w:r>
-        <w:t>ext</w:t>
-      </w:r>
-      <w:r>
-        <w:t xml:space="preserve"> file with the existing text.</w:t>
-      </w:r>
-      <w:r>
-        <w:t xml:space="preserve"> This essentially makes the FLEx copy identical to the flextext copy.</w:t>
+        <w:t>essentially makes the FLEx copy identical to the flextext copy.</w:t>
       </w:r>
       <w:r>
         <w:br/>
@@ -6947,7 +7119,7 @@
                     <pic:cNvPicPr/>
                   </pic:nvPicPr>
                   <pic:blipFill>
-                    <a:blip r:embed="rId13"/>
+                    <a:blip r:embed="rId15"/>
                     <a:stretch>
                       <a:fillRect/>
                     </a:stretch>
@@ -7111,7 +7283,7 @@
                     <pic:cNvPicPr/>
                   </pic:nvPicPr>
                   <pic:blipFill>
-                    <a:blip r:embed="rId14"/>
+                    <a:blip r:embed="rId16"/>
                     <a:stretch>
                       <a:fillRect/>
                     </a:stretch>
@@ -7235,7 +7407,7 @@
                     <pic:cNvPicPr/>
                   </pic:nvPicPr>
                   <pic:blipFill>
-                    <a:blip r:embed="rId15"/>
+                    <a:blip r:embed="rId17"/>
                     <a:stretch>
                       <a:fillRect/>
                     </a:stretch>
@@ -7352,7 +7524,7 @@
                     <pic:cNvPicPr/>
                   </pic:nvPicPr>
                   <pic:blipFill>
-                    <a:blip r:embed="rId16"/>
+                    <a:blip r:embed="rId18"/>
                     <a:stretch>
                       <a:fillRect/>
                     </a:stretch>
@@ -8762,7 +8934,7 @@
       <w:r>
         <w:t xml:space="preserve"> One online option is </w:t>
       </w:r>
-      <w:hyperlink r:id="rId17" w:history="1">
+      <w:hyperlink r:id="rId19" w:history="1">
         <w:r>
           <w:rPr>
             <w:rStyle w:val="Hyperlink"/>
@@ -8804,7 +8976,7 @@
       <w:r>
         <w:t xml:space="preserve"> without having a FLEx development system. See section 3.5 of </w:t>
       </w:r>
-      <w:hyperlink r:id="rId18" w:history="1">
+      <w:hyperlink r:id="rId20" w:history="1">
         <w:r>
           <w:rPr>
             <w:rStyle w:val="Hyperlink"/>
@@ -12508,10 +12680,10 @@
       </w:r>
     </w:p>
     <w:sectPr>
-      <w:headerReference w:type="even" r:id="rId19"/>
-      <w:headerReference w:type="default" r:id="rId20"/>
-      <w:footerReference w:type="default" r:id="rId21"/>
-      <w:footerReference w:type="first" r:id="rId22"/>
+      <w:headerReference w:type="even" r:id="rId21"/>
+      <w:headerReference w:type="default" r:id="rId22"/>
+      <w:footerReference w:type="default" r:id="rId23"/>
+      <w:footerReference w:type="first" r:id="rId24"/>
       <w:pgSz w:w="12240" w:h="15840"/>
       <w:pgMar w:top="1440" w:right="1800" w:bottom="1440" w:left="1800" w:header="720" w:footer="720" w:gutter="0"/>
       <w:pgNumType w:start="1"/>
@@ -12561,7 +12733,7 @@
       <w:rPr>
         <w:noProof/>
       </w:rPr>
-      <w:t>11/12/2025</w:t>
+      <w:t>5/4/2026</w:t>
     </w:r>
     <w:r>
       <w:fldChar w:fldCharType="end"/>
@@ -12788,7 +12960,7 @@
   <w:abstractNum w:abstractNumId="0" w15:restartNumberingAfterBreak="0">
     <w:nsid w:val="FFFFFF7C"/>
     <w:multiLevelType w:val="singleLevel"/>
-    <w:tmpl w:val="68227BBA"/>
+    <w:tmpl w:val="B618427C"/>
     <w:lvl w:ilvl="0">
       <w:start w:val="1"/>
       <w:numFmt w:val="decimal"/>
@@ -12805,7 +12977,7 @@
   <w:abstractNum w:abstractNumId="1" w15:restartNumberingAfterBreak="0">
     <w:nsid w:val="FFFFFF7D"/>
     <w:multiLevelType w:val="singleLevel"/>
-    <w:tmpl w:val="7F8A68AE"/>
+    <w:tmpl w:val="B4E8B2B0"/>
     <w:lvl w:ilvl="0">
       <w:start w:val="1"/>
       <w:numFmt w:val="decimal"/>
@@ -12822,7 +12994,7 @@
   <w:abstractNum w:abstractNumId="2" w15:restartNumberingAfterBreak="0">
     <w:nsid w:val="FFFFFF7E"/>
     <w:multiLevelType w:val="singleLevel"/>
-    <w:tmpl w:val="D188DA5C"/>
+    <w:tmpl w:val="6A48B692"/>
     <w:lvl w:ilvl="0">
       <w:start w:val="1"/>
       <w:numFmt w:val="decimal"/>
@@ -12857,7 +13029,7 @@
   <w:abstractNum w:abstractNumId="4" w15:restartNumberingAfterBreak="0">
     <w:nsid w:val="FFFFFF80"/>
     <w:multiLevelType w:val="singleLevel"/>
-    <w:tmpl w:val="F59030BA"/>
+    <w:tmpl w:val="FCDC284C"/>
     <w:lvl w:ilvl="0">
       <w:start w:val="1"/>
       <w:numFmt w:val="bullet"/>
@@ -12877,7 +13049,7 @@
   <w:abstractNum w:abstractNumId="5" w15:restartNumberingAfterBreak="0">
     <w:nsid w:val="FFFFFF81"/>
     <w:multiLevelType w:val="singleLevel"/>
-    <w:tmpl w:val="48C40180"/>
+    <w:tmpl w:val="A87630EA"/>
     <w:lvl w:ilvl="0">
       <w:start w:val="1"/>
       <w:numFmt w:val="bullet"/>
@@ -12897,7 +13069,7 @@
   <w:abstractNum w:abstractNumId="6" w15:restartNumberingAfterBreak="0">
     <w:nsid w:val="FFFFFF82"/>
     <w:multiLevelType w:val="singleLevel"/>
-    <w:tmpl w:val="B4080698"/>
+    <w:tmpl w:val="3676B77C"/>
     <w:lvl w:ilvl="0">
       <w:start w:val="1"/>
       <w:numFmt w:val="bullet"/>
@@ -15044,6 +15216,7 @@
   <w:style w:type="character" w:default="1" w:styleId="DefaultParagraphFont">
     <w:name w:val="Default Paragraph Font"/>
     <w:uiPriority w:val="1"/>
+    <w:semiHidden/>
     <w:unhideWhenUsed/>
   </w:style>
   <w:style w:type="table" w:default="1" w:styleId="TableNormal">
@@ -15823,7 +15996,7 @@
 </file>
 
 <file path=customXml/itemProps1.xml><?xml version="1.0" encoding="utf-8"?>
-<ds:datastoreItem xmlns:ds="http://schemas.openxmlformats.org/officeDocument/2006/customXml" ds:itemID="{983CF930-523D-435F-8B12-E0EBEB98CCA7}">
+<ds:datastoreItem xmlns:ds="http://schemas.openxmlformats.org/officeDocument/2006/customXml" ds:itemID="{6B4E7328-1CB5-4116-9787-31F800C7BBC1}">
   <ds:schemaRefs>
     <ds:schemaRef ds:uri="http://schemas.openxmlformats.org/officeDocument/2006/bibliography"/>
   </ds:schemaRefs>
